--- a/DB_Yuliia_Diveieva_HW_HotelBookingSystem_description.docx
+++ b/DB_Yuliia_Diveieva_HW_HotelBookingSystem_description.docx
@@ -1176,10 +1176,10 @@
           <w:noProof/>
         </w:rPr>
         <w:drawing>
-          <wp:inline distT="0" distB="0" distL="0" distR="0" wp14:anchorId="35EEC776" wp14:editId="063C20B2">
-            <wp:extent cx="5941695" cy="6247765"/>
-            <wp:effectExtent l="0" t="0" r="1905" b="635"/>
-            <wp:docPr id="5" name="Рисунок 5"/>
+          <wp:inline distT="0" distB="0" distL="0" distR="0" wp14:anchorId="484EB006" wp14:editId="0F020840">
+            <wp:extent cx="5941695" cy="7595870"/>
+            <wp:effectExtent l="0" t="0" r="1905" b="5080"/>
+            <wp:docPr id="1" name="Рисунок 1"/>
             <wp:cNvGraphicFramePr>
               <a:graphicFrameLocks xmlns:a="http://schemas.openxmlformats.org/drawingml/2006/main" noChangeAspect="1"/>
             </wp:cNvGraphicFramePr>
@@ -1187,7 +1187,7 @@
               <a:graphicData uri="http://schemas.openxmlformats.org/drawingml/2006/picture">
                 <pic:pic xmlns:pic="http://schemas.openxmlformats.org/drawingml/2006/picture">
                   <pic:nvPicPr>
-                    <pic:cNvPr id="0" name="Picture 24"/>
+                    <pic:cNvPr id="0" name="Picture 1"/>
                     <pic:cNvPicPr>
                       <a:picLocks noChangeAspect="1" noChangeArrowheads="1"/>
                     </pic:cNvPicPr>
@@ -1208,7 +1208,7 @@
                   <pic:spPr bwMode="auto">
                     <a:xfrm>
                       <a:off x="0" y="0"/>
-                      <a:ext cx="5941695" cy="6247765"/>
+                      <a:ext cx="5941695" cy="7595870"/>
                     </a:xfrm>
                     <a:prstGeom prst="rect">
                       <a:avLst/>
@@ -1227,10 +1227,16 @@
     </w:p>
     <w:p>
       <w:pPr>
+        <w:pStyle w:val="af8"/>
+      </w:pPr>
+    </w:p>
+    <w:p>
+      <w:pPr>
         <w:pStyle w:val="a2"/>
         <w:jc w:val="both"/>
       </w:pPr>
       <w:r>
+        <w:lastRenderedPageBreak/>
         <w:t xml:space="preserve">Initially, the model faced a dilemma: a standard "Room Type" (e.g., 'Deluxe') often has multiple price points depending on the number of guests. </w:t>
       </w:r>
       <w:r>
@@ -1331,116 +1337,7 @@
         <w:jc w:val="both"/>
       </w:pPr>
       <w:r>
-        <w:lastRenderedPageBreak/>
-        <w:t xml:space="preserve">Another significant modeling decision was the </w:t>
-      </w:r>
-      <w:r>
-        <w:t>choosing</w:t>
-      </w:r>
-      <w:r>
-        <w:t xml:space="preserve"> of the Manager Hierarchy within the </w:t>
-      </w:r>
-      <w:proofErr w:type="spellStart"/>
-      <w:r>
-        <w:t>employment_history</w:t>
-      </w:r>
-      <w:proofErr w:type="spellEnd"/>
-      <w:r>
-        <w:t xml:space="preserve"> table </w:t>
-      </w:r>
-      <w:r>
-        <w:t>or</w:t>
-      </w:r>
-      <w:r>
-        <w:t xml:space="preserve"> the primary </w:t>
-      </w:r>
-      <w:proofErr w:type="gramStart"/>
-      <w:r>
-        <w:t>employees</w:t>
-      </w:r>
-      <w:proofErr w:type="gramEnd"/>
-      <w:r>
-        <w:t xml:space="preserve"> table.</w:t>
-      </w:r>
-      <w:r>
-        <w:rPr>
-          <w:rFonts w:ascii="Times New Roman" w:hAnsi="Times New Roman"/>
-          <w:color w:val="auto"/>
-        </w:rPr>
-        <w:t xml:space="preserve"> </w:t>
-      </w:r>
-      <w:r>
-        <w:t xml:space="preserve">While a </w:t>
-      </w:r>
-      <w:proofErr w:type="spellStart"/>
-      <w:r>
-        <w:t>manager_id</w:t>
-      </w:r>
-      <w:proofErr w:type="spellEnd"/>
-      <w:r>
-        <w:t xml:space="preserve"> or position field directly in the </w:t>
-      </w:r>
-      <w:r>
-        <w:t>employees</w:t>
-      </w:r>
-      <w:r>
-        <w:t xml:space="preserve"> table is easier to query for current operations, </w:t>
-      </w:r>
-      <w:r>
-        <w:t xml:space="preserve">it suffers from </w:t>
-      </w:r>
-      <w:r>
-        <w:t>u</w:t>
-      </w:r>
-      <w:r>
-        <w:t xml:space="preserve">pdate </w:t>
-      </w:r>
-      <w:r>
-        <w:t>a</w:t>
-      </w:r>
-      <w:r>
-        <w:t>nomalies. Overwriting these fields during a promotion or a change in reporting lines would permanently erase the hotel's administrative history</w:t>
-      </w:r>
-      <w:r>
-        <w:t xml:space="preserve">, so the decision was to implement it </w:t>
-      </w:r>
-      <w:r>
-        <w:t xml:space="preserve">within the </w:t>
-      </w:r>
-      <w:proofErr w:type="spellStart"/>
-      <w:r>
-        <w:t>employment_history</w:t>
-      </w:r>
-      <w:proofErr w:type="spellEnd"/>
-      <w:r>
-        <w:t xml:space="preserve"> table</w:t>
-      </w:r>
-      <w:r>
-        <w:t>. It prevents the loss of context du</w:t>
-      </w:r>
-      <w:r>
-        <w:t>ring organizational changes. Every promotion becomes a new record, ensuring that salary changes are logically tied to new roles and new supervisors.</w:t>
-      </w:r>
-    </w:p>
-    <w:p>
-      <w:pPr>
-        <w:pStyle w:val="a2"/>
-        <w:jc w:val="both"/>
-        <w:rPr>
-          <w:lang w:val="ru-RU"/>
-        </w:rPr>
-      </w:pPr>
-      <w:r>
-        <w:t>As there was a clear restriction on the number of tables</w:t>
-      </w:r>
-    </w:p>
-    <w:p>
-      <w:pPr>
-        <w:pStyle w:val="a2"/>
-        <w:jc w:val="both"/>
-      </w:pPr>
-      <w:r>
-        <w:t xml:space="preserve">When we consider the long-term viability of the system, the model’s scalability is rooted in its modular architecture. Because entities like guests, rooms, and employees are stored in their own dedicated tables, adding new attributes or participants does not require a structural overhaul of the entire database. </w:t>
+        <w:t xml:space="preserve">When we consider the long-term viability of the system, the model’s scalability is rooted in its modular architecture. Because entities like guests, rooms are stored in their own dedicated tables, adding new attributes or participants does not require a structural overhaul of the entire database. </w:t>
       </w:r>
     </w:p>
     <w:p>
@@ -1667,6 +1564,7 @@
           <w:b/>
           <w:bCs/>
         </w:rPr>
+        <w:lastRenderedPageBreak/>
         <w:t xml:space="preserve">Primary </w:t>
       </w:r>
       <w:r>
@@ -1711,7 +1609,6 @@
           <w:b/>
           <w:bCs/>
         </w:rPr>
-        <w:lastRenderedPageBreak/>
         <w:t>Foreign keys (FK):</w:t>
       </w:r>
       <w:r>
@@ -2394,21 +2291,18 @@
         <w:jc w:val="both"/>
         <w:rPr>
           <w:bCs/>
-          <w:lang/>
         </w:rPr>
       </w:pPr>
       <w:r>
         <w:rPr>
           <w:b/>
           <w:bCs/>
-          <w:lang/>
         </w:rPr>
         <w:t>Concept:</w:t>
       </w:r>
       <w:r>
         <w:rPr>
           <w:bCs/>
-          <w:lang/>
         </w:rPr>
         <w:t xml:space="preserve"> Represents the categorical standards and guest capacity configurations offered across the hotels.</w:t>
       </w:r>
@@ -2419,21 +2313,18 @@
         <w:jc w:val="both"/>
         <w:rPr>
           <w:bCs/>
-          <w:lang/>
         </w:rPr>
       </w:pPr>
       <w:r>
         <w:rPr>
           <w:b/>
           <w:bCs/>
-          <w:lang/>
         </w:rPr>
         <w:t>Reason for separation:</w:t>
       </w:r>
       <w:r>
         <w:rPr>
           <w:bCs/>
-          <w:lang/>
         </w:rPr>
         <w:t xml:space="preserve"> We isolate the "definition" of a room type from the "physical" room. This allows us to define capacities once and link them to many rooms. Putting this in the rooms table would repeat the same capacity limits for every room of that type, causing redundancy.</w:t>
       </w:r>
@@ -2444,21 +2335,18 @@
         <w:jc w:val="both"/>
         <w:rPr>
           <w:bCs/>
-          <w:lang/>
         </w:rPr>
       </w:pPr>
       <w:r>
         <w:rPr>
           <w:b/>
           <w:bCs/>
-          <w:lang/>
         </w:rPr>
         <w:t>Normalization (3NF):</w:t>
       </w:r>
       <w:r>
         <w:rPr>
           <w:bCs/>
-          <w:lang/>
         </w:rPr>
         <w:t xml:space="preserve"> This table is in </w:t>
       </w:r>
@@ -2466,14 +2354,12 @@
         <w:rPr>
           <w:b/>
           <w:bCs/>
-          <w:lang/>
         </w:rPr>
         <w:t>3NF</w:t>
       </w:r>
       <w:r>
         <w:rPr>
           <w:bCs/>
-          <w:lang/>
         </w:rPr>
         <w:t>. Every attribute (capacity) is a direct property of the specific room category identified by the type_id.</w:t>
       </w:r>
@@ -2484,21 +2370,18 @@
         <w:jc w:val="both"/>
         <w:rPr>
           <w:bCs/>
-          <w:lang/>
         </w:rPr>
       </w:pPr>
       <w:r>
         <w:rPr>
           <w:b/>
           <w:bCs/>
-          <w:lang/>
         </w:rPr>
         <w:t>Dependencies:</w:t>
       </w:r>
       <w:r>
         <w:rPr>
           <w:bCs/>
-          <w:lang/>
         </w:rPr>
         <w:t xml:space="preserve"> Attributes depend entirely on the type_id. Partial dependencies were eliminated by using a surrogate key. We prevented transitive dependencies by moving the price to a dedicated history table; if price stayed here, it would depend on the </w:t>
       </w:r>
@@ -2507,14 +2390,12 @@
           <w:bCs/>
           <w:i/>
           <w:iCs/>
-          <w:lang/>
         </w:rPr>
         <w:t>time</w:t>
       </w:r>
       <w:r>
         <w:rPr>
           <w:bCs/>
-          <w:lang/>
         </w:rPr>
         <w:t xml:space="preserve"> as well as the </w:t>
       </w:r>
@@ -2523,14 +2404,12 @@
           <w:bCs/>
           <w:i/>
           <w:iCs/>
-          <w:lang/>
         </w:rPr>
         <w:t>type</w:t>
       </w:r>
       <w:r>
         <w:rPr>
           <w:bCs/>
-          <w:lang/>
         </w:rPr>
         <w:t>, violating 3NF.</w:t>
       </w:r>
@@ -2541,21 +2420,18 @@
         <w:jc w:val="both"/>
         <w:rPr>
           <w:bCs/>
-          <w:lang/>
         </w:rPr>
       </w:pPr>
       <w:r>
         <w:rPr>
           <w:b/>
           <w:bCs/>
-          <w:lang/>
         </w:rPr>
         <w:t>Primary key (PK):</w:t>
       </w:r>
       <w:r>
         <w:rPr>
           <w:bCs/>
-          <w:lang/>
         </w:rPr>
         <w:t xml:space="preserve"> type_id (serial). A composite key of (type_name, capacity_adults, capacity_children) is used as a </w:t>
       </w:r>
@@ -2563,14 +2439,12 @@
         <w:rPr>
           <w:b/>
           <w:bCs/>
-          <w:lang/>
         </w:rPr>
         <w:t>Unique Constraint</w:t>
       </w:r>
       <w:r>
         <w:rPr>
           <w:bCs/>
-          <w:lang/>
         </w:rPr>
         <w:t xml:space="preserve"> to ensure logical variety, but the surrogate type_id remains the PK to keep FK relationships in other tables simple.</w:t>
       </w:r>
@@ -2581,21 +2455,18 @@
         <w:jc w:val="both"/>
         <w:rPr>
           <w:bCs/>
-          <w:lang/>
         </w:rPr>
       </w:pPr>
       <w:r>
         <w:rPr>
           <w:b/>
           <w:bCs/>
-          <w:lang/>
         </w:rPr>
         <w:t>Foreign keys (FK):</w:t>
       </w:r>
       <w:r>
         <w:rPr>
           <w:bCs/>
-          <w:lang/>
         </w:rPr>
         <w:t xml:space="preserve"> None.</w:t>
       </w:r>
@@ -2606,7 +2477,6 @@
         <w:jc w:val="both"/>
         <w:rPr>
           <w:bCs/>
-          <w:lang/>
         </w:rPr>
       </w:pPr>
       <w:r>
@@ -2618,14 +2488,12 @@
       <w:r>
         <w:rPr>
           <w:b/>
-          <w:lang/>
         </w:rPr>
         <w:t>onstraint</w:t>
       </w:r>
       <w:r>
         <w:rPr>
           <w:bCs/>
-          <w:lang/>
         </w:rPr>
         <w:t>: unique (type_name, capacity_adults, capacity_children)</w:t>
       </w:r>
@@ -3033,7 +2901,6 @@
         <w:pStyle w:val="a2"/>
       </w:pPr>
       <w:r>
-        <w:lastRenderedPageBreak/>
         <w:t>Example with data (2-3 rows)</w:t>
       </w:r>
     </w:p>
@@ -3415,21 +3282,18 @@
         <w:pStyle w:val="a2"/>
         <w:rPr>
           <w:bCs/>
-          <w:lang/>
         </w:rPr>
       </w:pPr>
       <w:r>
         <w:rPr>
           <w:b/>
           <w:bCs/>
-          <w:lang/>
         </w:rPr>
         <w:t>Concept:</w:t>
       </w:r>
       <w:r>
         <w:rPr>
           <w:bCs/>
-          <w:lang/>
         </w:rPr>
         <w:t xml:space="preserve"> This table represents the specific, physical units of inventory (the actual rooms) available for occupation within the hotel properties.</w:t>
       </w:r>
@@ -3439,21 +3303,18 @@
         <w:pStyle w:val="a2"/>
         <w:rPr>
           <w:bCs/>
-          <w:lang/>
         </w:rPr>
       </w:pPr>
       <w:r>
         <w:rPr>
           <w:b/>
           <w:bCs/>
-          <w:lang/>
         </w:rPr>
         <w:t>Reason for separation:</w:t>
       </w:r>
       <w:r>
         <w:rPr>
           <w:bCs/>
-          <w:lang/>
         </w:rPr>
         <w:t xml:space="preserve"> We must store physical rooms separately from their "Type" and "Hotel." While many rooms share a type (e.g., 'Deluxe'), each has a unique physical identity, such as a specific room_number and floor. Placing this data inside the room_types table would be impossible as it would create a one-to-one restriction, and placing it in hotels would create massive data blocks.</w:t>
       </w:r>
@@ -3463,21 +3324,18 @@
         <w:pStyle w:val="a2"/>
         <w:rPr>
           <w:bCs/>
-          <w:lang/>
         </w:rPr>
       </w:pPr>
       <w:r>
         <w:rPr>
           <w:b/>
           <w:bCs/>
-          <w:lang/>
         </w:rPr>
         <w:t>Normalization (3NF):</w:t>
       </w:r>
       <w:r>
         <w:rPr>
           <w:bCs/>
-          <w:lang/>
         </w:rPr>
         <w:t xml:space="preserve"> This table is in </w:t>
       </w:r>
@@ -3485,14 +3343,12 @@
         <w:rPr>
           <w:b/>
           <w:bCs/>
-          <w:lang/>
         </w:rPr>
         <w:t>3NF</w:t>
       </w:r>
       <w:r>
         <w:rPr>
           <w:bCs/>
-          <w:lang/>
         </w:rPr>
         <w:t>. It is in 1NF (atomic values) and 2NF (all attributes depend on the room_id). It satisfies 3NF because there are no transitive dependencies; attributes like the room_number are direct facts about the room_id within its specific hotel context.</w:t>
       </w:r>
@@ -3502,21 +3358,18 @@
         <w:pStyle w:val="a2"/>
         <w:rPr>
           <w:bCs/>
-          <w:lang/>
         </w:rPr>
       </w:pPr>
       <w:r>
         <w:rPr>
           <w:b/>
           <w:bCs/>
-          <w:lang/>
         </w:rPr>
         <w:t>Dependencies:</w:t>
       </w:r>
       <w:r>
         <w:rPr>
           <w:bCs/>
-          <w:lang/>
         </w:rPr>
         <w:t xml:space="preserve"> The room_number depends on the room_id. By moving capacity and price to the room_types and history tables, we eliminated transitive dependencies where room attributes would have depended on the category rather than the room itself.</w:t>
       </w:r>
@@ -3526,21 +3379,18 @@
         <w:pStyle w:val="a2"/>
         <w:rPr>
           <w:bCs/>
-          <w:lang/>
         </w:rPr>
       </w:pPr>
       <w:r>
         <w:rPr>
           <w:b/>
           <w:bCs/>
-          <w:lang/>
         </w:rPr>
         <w:t>Primary key (PK):</w:t>
       </w:r>
       <w:r>
         <w:rPr>
           <w:bCs/>
-          <w:lang/>
         </w:rPr>
         <w:t xml:space="preserve"> room_id (serial) is the surrogate primary key. While a composite key of (hotel_id, room_number) could serve as a natural key, a serial ID is much more efficient for the many foreign key relationships required by bookings and status logs.</w:t>
       </w:r>
@@ -3550,14 +3400,12 @@
         <w:pStyle w:val="a2"/>
         <w:rPr>
           <w:bCs/>
-          <w:lang/>
         </w:rPr>
       </w:pPr>
       <w:r>
         <w:rPr>
           <w:b/>
           <w:bCs/>
-          <w:lang/>
         </w:rPr>
         <w:t>Foreign keys (FK):</w:t>
       </w:r>
@@ -3571,13 +3419,11 @@
         </w:numPr>
         <w:rPr>
           <w:bCs/>
-          <w:lang/>
         </w:rPr>
       </w:pPr>
       <w:r>
         <w:rPr>
           <w:bCs/>
-          <w:lang/>
         </w:rPr>
         <w:t>hotel_id (references hotels): Identifies which property the room belongs to.</w:t>
       </w:r>
@@ -3591,13 +3437,11 @@
         </w:numPr>
         <w:rPr>
           <w:bCs/>
-          <w:lang/>
         </w:rPr>
       </w:pPr>
       <w:r>
         <w:rPr>
           <w:bCs/>
-          <w:lang/>
         </w:rPr>
         <w:t>type_id (references room_types): Links the physical room to its capacity and pricing rules.</w:t>
       </w:r>
@@ -3607,7 +3451,6 @@
         <w:pStyle w:val="a2"/>
         <w:rPr>
           <w:bCs/>
-          <w:lang/>
         </w:rPr>
       </w:pPr>
     </w:p>
@@ -3901,13 +3744,7 @@
               <w:pStyle w:val="a2"/>
             </w:pPr>
             <w:r>
-              <w:t>The category/</w:t>
-            </w:r>
-            <w:r>
-              <w:t xml:space="preserve"> </w:t>
-            </w:r>
-            <w:r>
-              <w:t>configuration of the room, FK</w:t>
+              <w:t>The category/ configuration of the room, FK</w:t>
             </w:r>
           </w:p>
         </w:tc>
@@ -4119,7 +3956,6 @@
                 <w:sz w:val="18"/>
                 <w:szCs w:val="18"/>
               </w:rPr>
-              <w:lastRenderedPageBreak/>
               <w:t>room_id</w:t>
             </w:r>
             <w:proofErr w:type="spellEnd"/>
@@ -4479,146 +4315,100 @@
     <w:p>
       <w:pPr>
         <w:pStyle w:val="a2"/>
-        <w:rPr>
-          <w:lang/>
-        </w:rPr>
       </w:pPr>
       <w:r>
         <w:rPr>
           <w:b/>
           <w:bCs/>
-          <w:lang/>
         </w:rPr>
         <w:t>Concept:</w:t>
       </w:r>
       <w:r>
-        <w:rPr>
-          <w:lang/>
-        </w:rPr>
         <w:t xml:space="preserve"> This table represents the chronological history of a room's physical state and readiness, tracking transitions such as "available," "cleaning," "out of order," or "inspected."</w:t>
       </w:r>
     </w:p>
     <w:p>
       <w:pPr>
         <w:pStyle w:val="a2"/>
-        <w:rPr>
-          <w:lang/>
-        </w:rPr>
       </w:pPr>
       <w:r>
         <w:rPr>
           <w:b/>
           <w:bCs/>
-          <w:lang/>
         </w:rPr>
         <w:t>Reason for separation:</w:t>
       </w:r>
       <w:r>
-        <w:rPr>
-          <w:lang/>
-        </w:rPr>
         <w:t xml:space="preserve"> This information must be stored separately to maintain an audit trail. If we stored the status directly in the rooms table, we would overwrite the previous state, making it impossible to track how long a room was out of service or which employee last cleaned it.</w:t>
       </w:r>
     </w:p>
     <w:p>
       <w:pPr>
         <w:pStyle w:val="a2"/>
-        <w:rPr>
-          <w:lang/>
-        </w:rPr>
       </w:pPr>
       <w:r>
         <w:rPr>
           <w:b/>
           <w:bCs/>
-          <w:lang/>
         </w:rPr>
         <w:t>Normalization (3NF):</w:t>
       </w:r>
       <w:r>
-        <w:rPr>
-          <w:lang/>
-        </w:rPr>
         <w:t xml:space="preserve"> This table is in </w:t>
       </w:r>
       <w:r>
         <w:rPr>
           <w:b/>
           <w:bCs/>
-          <w:lang/>
         </w:rPr>
         <w:t>3NF</w:t>
       </w:r>
       <w:r>
-        <w:rPr>
-          <w:lang/>
-        </w:rPr>
         <w:t>. Every record is an "event" where the status and timestamp depend solely on the unique status_log_id.</w:t>
       </w:r>
     </w:p>
     <w:p>
       <w:pPr>
         <w:pStyle w:val="a2"/>
-        <w:rPr>
-          <w:lang/>
-        </w:rPr>
       </w:pPr>
       <w:r>
         <w:rPr>
           <w:b/>
           <w:bCs/>
-          <w:lang/>
         </w:rPr>
         <w:t>Dependencies:</w:t>
       </w:r>
       <w:r>
-        <w:rPr>
-          <w:lang/>
-        </w:rPr>
         <w:t xml:space="preserve"> All attributes depend only on the primary key. We eliminated transitive dependencies by using foreign keys to link to the room and the employee. If we stored the employee's name here, it would depend on the employee_id, not the log, violating 3NF.</w:t>
       </w:r>
     </w:p>
     <w:p>
       <w:pPr>
         <w:pStyle w:val="a2"/>
-        <w:rPr>
-          <w:lang/>
-        </w:rPr>
       </w:pPr>
       <w:r>
         <w:rPr>
           <w:b/>
           <w:bCs/>
-          <w:lang/>
         </w:rPr>
         <w:t>Primary key (PK):</w:t>
       </w:r>
       <w:r>
-        <w:rPr>
-          <w:lang/>
-        </w:rPr>
         <w:t xml:space="preserve"> status_log_id (serial) is the surrogate primary key. A composite key of (room_id, status_timestamp) could work, but a serial ID is much faster for indexing and prevents issues if two status changes were logged at the exact same second.</w:t>
       </w:r>
     </w:p>
     <w:p>
       <w:pPr>
         <w:pStyle w:val="a2"/>
-        <w:rPr>
-          <w:lang/>
-        </w:rPr>
       </w:pPr>
       <w:r>
         <w:rPr>
           <w:b/>
           <w:bCs/>
-          <w:lang/>
         </w:rPr>
         <w:t>Foreign keys (FK):</w:t>
       </w:r>
       <w:r>
-        <w:rPr>
-          <w:lang/>
-        </w:rPr>
         <w:t xml:space="preserve"> * room_id (references rooms): Identifies which physical room changed state.</w:t>
       </w:r>
     </w:p>
@@ -4629,14 +4419,8 @@
           <w:ilvl w:val="0"/>
           <w:numId w:val="36"/>
         </w:numPr>
-        <w:rPr>
-          <w:lang/>
-        </w:rPr>
-      </w:pPr>
-      <w:r>
-        <w:rPr>
-          <w:lang/>
-        </w:rPr>
+      </w:pPr>
+      <w:r>
         <w:t>employee_id (references employees): Identifies who performed the action or inspection, ensuring accountability. We use ON DELETE SET NULL for the employee link so that the history of the room remains intact even if an employee leaves the company.</w:t>
       </w:r>
     </w:p>
@@ -4652,10 +4436,7 @@
         <w:t>Constrains</w:t>
       </w:r>
       <w:r>
-        <w:t xml:space="preserve">: </w:t>
-      </w:r>
-      <w:r>
-        <w:t xml:space="preserve">status </w:t>
+        <w:t xml:space="preserve">: status </w:t>
       </w:r>
       <w:proofErr w:type="gramStart"/>
       <w:r>
@@ -4677,9 +4458,6 @@
     <w:p>
       <w:pPr>
         <w:pStyle w:val="a2"/>
-        <w:rPr>
-          <w:lang/>
-        </w:rPr>
       </w:pPr>
     </w:p>
     <w:tbl>
@@ -5309,6 +5087,7 @@
               <w:pStyle w:val="a2"/>
             </w:pPr>
             <w:r>
+              <w:lastRenderedPageBreak/>
               <w:t>501</w:t>
             </w:r>
           </w:p>
@@ -5449,7 +5228,6 @@
               <w:pStyle w:val="a2"/>
             </w:pPr>
             <w:r>
-              <w:lastRenderedPageBreak/>
               <w:t>503</w:t>
             </w:r>
           </w:p>
@@ -5527,7 +5305,6 @@
         <w:rPr>
           <w:b/>
           <w:bCs/>
-          <w:lang/>
         </w:rPr>
         <w:t xml:space="preserve">Table </w:t>
       </w:r>
@@ -5535,7 +5312,6 @@
         <w:rPr>
           <w:b/>
           <w:bCs/>
-          <w:lang/>
         </w:rPr>
         <w:t>room_price_log</w:t>
       </w:r>
@@ -5550,169 +5326,116 @@
     <w:p>
       <w:pPr>
         <w:pStyle w:val="a2"/>
-        <w:rPr>
-          <w:lang/>
-        </w:rPr>
       </w:pPr>
       <w:r>
         <w:rPr>
           <w:b/>
           <w:bCs/>
-          <w:lang/>
         </w:rPr>
         <w:t>Concept:</w:t>
       </w:r>
       <w:r>
-        <w:rPr>
-          <w:lang/>
-        </w:rPr>
         <w:t xml:space="preserve"> Represents the chronological record of base prices for specific room configurations.</w:t>
       </w:r>
     </w:p>
     <w:p>
       <w:pPr>
         <w:pStyle w:val="a2"/>
-        <w:rPr>
-          <w:lang/>
-        </w:rPr>
       </w:pPr>
       <w:r>
         <w:rPr>
           <w:b/>
           <w:bCs/>
-          <w:lang/>
         </w:rPr>
         <w:t>Reason for separation:</w:t>
       </w:r>
       <w:r>
-        <w:rPr>
-          <w:lang/>
-        </w:rPr>
         <w:t xml:space="preserve"> This information must be separate to maintain a financial audit trail. If we stored price in room_types, we would have an </w:t>
       </w:r>
       <w:r>
         <w:rPr>
           <w:b/>
           <w:bCs/>
-          <w:lang/>
         </w:rPr>
         <w:t>Update Anomaly</w:t>
       </w:r>
       <w:r>
-        <w:rPr>
-          <w:lang/>
-        </w:rPr>
         <w:t>: changing the price for a new season would delete the record of what we charged previously.</w:t>
       </w:r>
     </w:p>
     <w:p>
       <w:pPr>
         <w:pStyle w:val="a2"/>
-        <w:rPr>
-          <w:lang/>
-        </w:rPr>
       </w:pPr>
       <w:r>
         <w:rPr>
           <w:b/>
           <w:bCs/>
-          <w:lang/>
         </w:rPr>
         <w:t>Normalization (3NF):</w:t>
       </w:r>
       <w:r>
-        <w:rPr>
-          <w:lang/>
-        </w:rPr>
         <w:t xml:space="preserve"> This table is in </w:t>
       </w:r>
       <w:r>
         <w:rPr>
           <w:b/>
           <w:bCs/>
-          <w:lang/>
         </w:rPr>
         <w:t>3NF</w:t>
       </w:r>
       <w:r>
-        <w:rPr>
-          <w:lang/>
-        </w:rPr>
         <w:t>. The price is a fact about a specific type_id during a specific time interval.</w:t>
       </w:r>
     </w:p>
     <w:p>
       <w:pPr>
         <w:pStyle w:val="a2"/>
-        <w:rPr>
-          <w:lang/>
-        </w:rPr>
       </w:pPr>
       <w:r>
         <w:rPr>
           <w:b/>
           <w:bCs/>
-          <w:lang/>
         </w:rPr>
         <w:t>Dependencies:</w:t>
       </w:r>
       <w:r>
-        <w:rPr>
-          <w:lang/>
-        </w:rPr>
         <w:t xml:space="preserve"> The base_price depends on the price_history_id. No transitive dependencies exist. Attributes like start_date and end_date are atomic facts about the price record.</w:t>
       </w:r>
     </w:p>
     <w:p>
       <w:pPr>
         <w:pStyle w:val="a2"/>
-        <w:rPr>
-          <w:lang/>
-        </w:rPr>
       </w:pPr>
       <w:r>
         <w:rPr>
           <w:b/>
           <w:bCs/>
-          <w:lang/>
         </w:rPr>
         <w:t>Primary key (PK):</w:t>
       </w:r>
       <w:r>
-        <w:rPr>
-          <w:lang/>
-        </w:rPr>
         <w:t xml:space="preserve"> price_history_id (serial). A composite key of (type_id, start_date) could technically work, but a surrogate key is used to avoid complex, multi-column foreign keys in the booking tables.</w:t>
       </w:r>
     </w:p>
     <w:p>
       <w:pPr>
         <w:pStyle w:val="a2"/>
-        <w:rPr>
-          <w:lang/>
-        </w:rPr>
       </w:pPr>
       <w:r>
         <w:rPr>
           <w:b/>
           <w:bCs/>
-          <w:lang/>
         </w:rPr>
         <w:t>Foreign keys (FK):</w:t>
       </w:r>
       <w:r>
-        <w:rPr>
-          <w:lang/>
-        </w:rPr>
         <w:t xml:space="preserve"> type_id (references room_types) is added to link the price to the correct category. We use ON DELETE RESTRICT to ensure we don't lose financial history.</w:t>
       </w:r>
     </w:p>
     <w:p>
       <w:pPr>
         <w:pStyle w:val="a2"/>
-        <w:rPr>
-          <w:lang/>
-        </w:rPr>
       </w:pPr>
     </w:p>
     <w:tbl>
@@ -6129,10 +5852,7 @@
               <w:pStyle w:val="a2"/>
             </w:pPr>
             <w:r>
-              <w:t>Date this price expires</w:t>
-            </w:r>
-            <w:r>
-              <w:t>, Nullable</w:t>
+              <w:t>Date this price expires, Nullable</w:t>
             </w:r>
           </w:p>
           <w:p>
@@ -6510,9 +6230,6 @@
     <w:p>
       <w:pPr>
         <w:pStyle w:val="a2"/>
-        <w:rPr>
-          <w:lang/>
-        </w:rPr>
       </w:pPr>
     </w:p>
     <w:p>
@@ -6521,171 +6238,141 @@
         <w:rPr>
           <w:b/>
           <w:bCs/>
-          <w:lang/>
         </w:rPr>
       </w:pPr>
       <w:r>
         <w:rPr>
           <w:b/>
           <w:bCs/>
-          <w:lang/>
         </w:rPr>
-        <w:t>Table: employees</w:t>
-      </w:r>
-    </w:p>
-    <w:p>
-      <w:pPr>
-        <w:pStyle w:val="a2"/>
-        <w:rPr>
-          <w:lang/>
-        </w:rPr>
-      </w:pPr>
+        <w:t>Table</w:t>
+      </w:r>
       <w:r>
         <w:rPr>
           <w:b/>
           <w:bCs/>
-          <w:lang/>
         </w:rPr>
-        <w:t>Concept:</w:t>
-      </w:r>
-      <w:r>
-        <w:rPr>
-          <w:lang/>
-        </w:rPr>
-        <w:t xml:space="preserve"> This table serves as the master record for every individual employed by the hotel. It stores "static" personal data and legal identifiers that remain constant regardless of the employee's current job role or salary.</w:t>
-      </w:r>
-    </w:p>
-    <w:p>
-      <w:pPr>
-        <w:pStyle w:val="a2"/>
-        <w:rPr>
-          <w:lang/>
-        </w:rPr>
-      </w:pPr>
+        <w:t xml:space="preserve"> </w:t>
+      </w:r>
       <w:r>
         <w:rPr>
           <w:b/>
           <w:bCs/>
-          <w:lang/>
         </w:rPr>
-        <w:t>Reason for separation:</w:t>
-      </w:r>
-      <w:r>
-        <w:rPr>
-          <w:lang/>
-        </w:rPr>
-        <w:t xml:space="preserve"> Personal identity and legal data are static, whereas professional data (salary, position, manager) is dynamic. By separating these, we ensure that an employee's personal record stays clean and unique, while their career history can grow without duplicating sensitive info like passport numbers or bank accounts.</w:t>
-      </w:r>
-    </w:p>
-    <w:p>
-      <w:pPr>
-        <w:pStyle w:val="a2"/>
-        <w:rPr>
-          <w:lang/>
-        </w:rPr>
-      </w:pPr>
+        <w:t>service</w:t>
+      </w:r>
       <w:r>
         <w:rPr>
           <w:b/>
           <w:bCs/>
-          <w:lang/>
         </w:rPr>
-        <w:lastRenderedPageBreak/>
-        <w:t>Normalization (3NF):</w:t>
-      </w:r>
-      <w:r>
-        <w:rPr>
-          <w:lang/>
-        </w:rPr>
-        <w:t xml:space="preserve"> This table is in </w:t>
-      </w:r>
+        <w:t>s:</w:t>
+      </w:r>
+    </w:p>
+    <w:p>
+      <w:pPr>
+        <w:pStyle w:val="a2"/>
+      </w:pPr>
       <w:r>
         <w:rPr>
           <w:b/>
           <w:bCs/>
-          <w:lang/>
         </w:rPr>
-        <w:t>3NF</w:t>
-      </w:r>
-      <w:r>
-        <w:rPr>
-          <w:lang/>
-        </w:rPr>
-        <w:t>. All attributes like passport_number, inn, and bank_account are atomic facts about the individual and depend solely on the employee_id.</w:t>
+        <w:t>Concept:</w:t>
+      </w:r>
+      <w:r>
+        <w:t xml:space="preserve"> This table represents the catalog of additional offerings provided by the hotel (e.g., Breakfast, Spa, Parking). It defines what the service is, regardless of its current price.</w:t>
       </w:r>
     </w:p>
     <w:p>
       <w:pPr>
         <w:pStyle w:val="a2"/>
-        <w:rPr>
-          <w:lang/>
-        </w:rPr>
       </w:pPr>
       <w:r>
         <w:rPr>
           <w:b/>
           <w:bCs/>
-          <w:lang/>
         </w:rPr>
-        <w:t>Dependencies:</w:t>
-      </w:r>
-      <w:r>
-        <w:rPr>
-          <w:lang/>
-        </w:rPr>
-        <w:t xml:space="preserve"> All attributes depend only on the primary key. We eliminated transitive dependencies by moving job-related fields to the employment_history table.</w:t>
+        <w:lastRenderedPageBreak/>
+        <w:t>Reason for separation:</w:t>
+      </w:r>
+      <w:r>
+        <w:t xml:space="preserve"> We store the service definition separately from the bookings to avoid repeating the service name and details for every transaction. This centralizes the catalog and ensures that renaming a service (e.g., "Morning Meal" to "Continental Breakfast") updates everywhere at once.</w:t>
       </w:r>
     </w:p>
     <w:p>
       <w:pPr>
         <w:pStyle w:val="a2"/>
-        <w:rPr>
-          <w:lang/>
-        </w:rPr>
       </w:pPr>
       <w:r>
         <w:rPr>
           <w:b/>
           <w:bCs/>
-          <w:lang/>
         </w:rPr>
-        <w:t>Primary key (PK):</w:t>
-      </w:r>
-      <w:r>
-        <w:rPr>
-          <w:lang/>
-        </w:rPr>
-        <w:t xml:space="preserve"> employee_id (serial) is a surrogate key chosen for stability. It remains constant even if an employee changes their legal name.</w:t>
-      </w:r>
-    </w:p>
-    <w:p>
-      <w:pPr>
-        <w:pStyle w:val="a2"/>
-        <w:rPr>
-          <w:lang/>
-        </w:rPr>
-      </w:pPr>
+        <w:t>Normalization (3NF):</w:t>
+      </w:r>
+      <w:r>
+        <w:t xml:space="preserve"> This table is in </w:t>
+      </w:r>
       <w:r>
         <w:rPr>
           <w:b/>
           <w:bCs/>
-          <w:lang/>
+        </w:rPr>
+        <w:t>3NF</w:t>
+      </w:r>
+      <w:r>
+        <w:t>. The service_name and base_price (current) depend only on the service_id.</w:t>
+      </w:r>
+    </w:p>
+    <w:p>
+      <w:pPr>
+        <w:pStyle w:val="a2"/>
+      </w:pPr>
+      <w:r>
+        <w:rPr>
+          <w:b/>
+          <w:bCs/>
+        </w:rPr>
+        <w:t>Dependencies:</w:t>
+      </w:r>
+      <w:r>
+        <w:t xml:space="preserve"> All attributes depend solely on the primary key. We eliminated transitive dependencies by using this table as a parent for price history and booking links.</w:t>
+      </w:r>
+    </w:p>
+    <w:p>
+      <w:pPr>
+        <w:pStyle w:val="a2"/>
+      </w:pPr>
+      <w:r>
+        <w:rPr>
+          <w:b/>
+          <w:bCs/>
+        </w:rPr>
+        <w:t>Primary key (PK):</w:t>
+      </w:r>
+      <w:r>
+        <w:t xml:space="preserve"> service_id (serial) is a surrogate key chosen for stability.</w:t>
+      </w:r>
+    </w:p>
+    <w:p>
+      <w:pPr>
+        <w:pStyle w:val="a2"/>
+      </w:pPr>
+      <w:r>
+        <w:rPr>
+          <w:b/>
+          <w:bCs/>
         </w:rPr>
         <w:t>Foreign keys (FK):</w:t>
       </w:r>
       <w:r>
-        <w:rPr>
-          <w:lang/>
-        </w:rPr>
-        <w:t xml:space="preserve"> hotel_id (references hotels). We use ON DELETE RESTRICT as shown in your constraints to prevent deleting a hotel that still has active staff.</w:t>
+        <w:t xml:space="preserve"> None. This is a reference table.</w:t>
       </w:r>
     </w:p>
     <w:p>
       <w:pPr>
         <w:pStyle w:val="a2"/>
-        <w:rPr>
-          <w:lang/>
-        </w:rPr>
       </w:pPr>
     </w:p>
     <w:tbl>
@@ -6836,3303 +6523,6 @@
               <w:pStyle w:val="a2"/>
             </w:pPr>
             <w:r>
-              <w:t>employees</w:t>
-            </w:r>
-          </w:p>
-        </w:tc>
-        <w:tc>
-          <w:tcPr>
-            <w:tcW w:w="2302" w:type="dxa"/>
-          </w:tcPr>
-          <w:p>
-            <w:pPr>
-              <w:pStyle w:val="a2"/>
-            </w:pPr>
-            <w:proofErr w:type="spellStart"/>
-            <w:r>
-              <w:t>employee_id</w:t>
-            </w:r>
-            <w:proofErr w:type="spellEnd"/>
-          </w:p>
-        </w:tc>
-        <w:tc>
-          <w:tcPr>
-            <w:tcW w:w="2302" w:type="dxa"/>
-          </w:tcPr>
-          <w:p>
-            <w:pPr>
-              <w:pStyle w:val="a2"/>
-            </w:pPr>
-            <w:r>
-              <w:t>Unique person ID, PK</w:t>
-            </w:r>
-          </w:p>
-        </w:tc>
-        <w:tc>
-          <w:tcPr>
-            <w:tcW w:w="2302" w:type="dxa"/>
-          </w:tcPr>
-          <w:p>
-            <w:pPr>
-              <w:pStyle w:val="a2"/>
-            </w:pPr>
-            <w:r>
-              <w:t>int</w:t>
-            </w:r>
-          </w:p>
-        </w:tc>
-      </w:tr>
-      <w:tr>
-        <w:trPr>
-          <w:trHeight w:val="432"/>
-        </w:trPr>
-        <w:tc>
-          <w:tcPr>
-            <w:tcW w:w="2302" w:type="dxa"/>
-            <w:vMerge/>
-          </w:tcPr>
-          <w:p>
-            <w:pPr>
-              <w:pStyle w:val="a2"/>
-            </w:pPr>
-          </w:p>
-        </w:tc>
-        <w:tc>
-          <w:tcPr>
-            <w:tcW w:w="2302" w:type="dxa"/>
-          </w:tcPr>
-          <w:p>
-            <w:pPr>
-              <w:pStyle w:val="a2"/>
-            </w:pPr>
-            <w:proofErr w:type="spellStart"/>
-            <w:r>
-              <w:t>hotel_id</w:t>
-            </w:r>
-            <w:proofErr w:type="spellEnd"/>
-          </w:p>
-        </w:tc>
-        <w:tc>
-          <w:tcPr>
-            <w:tcW w:w="2302" w:type="dxa"/>
-          </w:tcPr>
-          <w:p>
-            <w:pPr>
-              <w:pStyle w:val="a2"/>
-            </w:pPr>
-            <w:r>
-              <w:t>Link to property, FK</w:t>
-            </w:r>
-          </w:p>
-        </w:tc>
-        <w:tc>
-          <w:tcPr>
-            <w:tcW w:w="2302" w:type="dxa"/>
-          </w:tcPr>
-          <w:p>
-            <w:pPr>
-              <w:pStyle w:val="a2"/>
-            </w:pPr>
-            <w:r>
-              <w:t>int</w:t>
-            </w:r>
-          </w:p>
-        </w:tc>
-      </w:tr>
-      <w:tr>
-        <w:trPr>
-          <w:trHeight w:val="432"/>
-        </w:trPr>
-        <w:tc>
-          <w:tcPr>
-            <w:tcW w:w="2302" w:type="dxa"/>
-            <w:vMerge/>
-          </w:tcPr>
-          <w:p>
-            <w:pPr>
-              <w:pStyle w:val="a2"/>
-            </w:pPr>
-          </w:p>
-        </w:tc>
-        <w:tc>
-          <w:tcPr>
-            <w:tcW w:w="2302" w:type="dxa"/>
-          </w:tcPr>
-          <w:p>
-            <w:pPr>
-              <w:pStyle w:val="a2"/>
-            </w:pPr>
-            <w:r>
-              <w:t>name</w:t>
-            </w:r>
-          </w:p>
-        </w:tc>
-        <w:tc>
-          <w:tcPr>
-            <w:tcW w:w="2302" w:type="dxa"/>
-          </w:tcPr>
-          <w:p>
-            <w:pPr>
-              <w:pStyle w:val="a2"/>
-            </w:pPr>
-            <w:r>
-              <w:t>Full name</w:t>
-            </w:r>
-          </w:p>
-        </w:tc>
-        <w:tc>
-          <w:tcPr>
-            <w:tcW w:w="2302" w:type="dxa"/>
-          </w:tcPr>
-          <w:p>
-            <w:pPr>
-              <w:pStyle w:val="a2"/>
-            </w:pPr>
-            <w:r>
-              <w:t>varchar</w:t>
-            </w:r>
-          </w:p>
-        </w:tc>
-      </w:tr>
-      <w:tr>
-        <w:trPr>
-          <w:trHeight w:val="432"/>
-        </w:trPr>
-        <w:tc>
-          <w:tcPr>
-            <w:tcW w:w="2302" w:type="dxa"/>
-            <w:vMerge/>
-          </w:tcPr>
-          <w:p>
-            <w:pPr>
-              <w:pStyle w:val="a2"/>
-            </w:pPr>
-          </w:p>
-        </w:tc>
-        <w:tc>
-          <w:tcPr>
-            <w:tcW w:w="2302" w:type="dxa"/>
-          </w:tcPr>
-          <w:p>
-            <w:pPr>
-              <w:pStyle w:val="a2"/>
-            </w:pPr>
-            <w:proofErr w:type="spellStart"/>
-            <w:r>
-              <w:t>birth_date</w:t>
-            </w:r>
-            <w:proofErr w:type="spellEnd"/>
-          </w:p>
-        </w:tc>
-        <w:tc>
-          <w:tcPr>
-            <w:tcW w:w="2302" w:type="dxa"/>
-          </w:tcPr>
-          <w:p>
-            <w:pPr>
-              <w:pStyle w:val="a2"/>
-            </w:pPr>
-            <w:r>
-              <w:t>Date of birth</w:t>
-            </w:r>
-          </w:p>
-          <w:p>
-            <w:pPr>
-              <w:pStyle w:val="a2"/>
-            </w:pPr>
-            <w:r>
-              <w:t xml:space="preserve">&lt; </w:t>
-            </w:r>
-            <w:proofErr w:type="spellStart"/>
-            <w:r>
-              <w:t>current_date</w:t>
-            </w:r>
-            <w:proofErr w:type="spellEnd"/>
-            <w:r>
-              <w:t xml:space="preserve"> - interval '18 years'</w:t>
-            </w:r>
-          </w:p>
-        </w:tc>
-        <w:tc>
-          <w:tcPr>
-            <w:tcW w:w="2302" w:type="dxa"/>
-          </w:tcPr>
-          <w:p>
-            <w:pPr>
-              <w:pStyle w:val="a2"/>
-            </w:pPr>
-            <w:r>
-              <w:t>date</w:t>
-            </w:r>
-          </w:p>
-        </w:tc>
-      </w:tr>
-      <w:tr>
-        <w:trPr>
-          <w:trHeight w:val="432"/>
-        </w:trPr>
-        <w:tc>
-          <w:tcPr>
-            <w:tcW w:w="2302" w:type="dxa"/>
-            <w:vMerge/>
-          </w:tcPr>
-          <w:p>
-            <w:pPr>
-              <w:pStyle w:val="a2"/>
-            </w:pPr>
-          </w:p>
-        </w:tc>
-        <w:tc>
-          <w:tcPr>
-            <w:tcW w:w="2302" w:type="dxa"/>
-          </w:tcPr>
-          <w:p>
-            <w:pPr>
-              <w:pStyle w:val="a2"/>
-            </w:pPr>
-            <w:proofErr w:type="spellStart"/>
-            <w:r>
-              <w:t>passport_number</w:t>
-            </w:r>
-            <w:proofErr w:type="spellEnd"/>
-          </w:p>
-        </w:tc>
-        <w:tc>
-          <w:tcPr>
-            <w:tcW w:w="2302" w:type="dxa"/>
-          </w:tcPr>
-          <w:p>
-            <w:pPr>
-              <w:pStyle w:val="a2"/>
-            </w:pPr>
-            <w:r>
-              <w:t>Passport series and number</w:t>
-            </w:r>
-            <w:r>
-              <w:t xml:space="preserve">, </w:t>
-            </w:r>
-            <w:r>
-              <w:t>Unique</w:t>
-            </w:r>
-          </w:p>
-        </w:tc>
-        <w:tc>
-          <w:tcPr>
-            <w:tcW w:w="2302" w:type="dxa"/>
-          </w:tcPr>
-          <w:p>
-            <w:pPr>
-              <w:pStyle w:val="a2"/>
-            </w:pPr>
-            <w:r>
-              <w:t>varchar</w:t>
-            </w:r>
-          </w:p>
-        </w:tc>
-      </w:tr>
-      <w:tr>
-        <w:trPr>
-          <w:trHeight w:val="432"/>
-        </w:trPr>
-        <w:tc>
-          <w:tcPr>
-            <w:tcW w:w="2302" w:type="dxa"/>
-            <w:vMerge/>
-          </w:tcPr>
-          <w:p>
-            <w:pPr>
-              <w:pStyle w:val="a2"/>
-            </w:pPr>
-          </w:p>
-        </w:tc>
-        <w:tc>
-          <w:tcPr>
-            <w:tcW w:w="2302" w:type="dxa"/>
-          </w:tcPr>
-          <w:p>
-            <w:pPr>
-              <w:pStyle w:val="a2"/>
-            </w:pPr>
-            <w:proofErr w:type="spellStart"/>
-            <w:r>
-              <w:t>passport_authority</w:t>
-            </w:r>
-            <w:proofErr w:type="spellEnd"/>
-          </w:p>
-        </w:tc>
-        <w:tc>
-          <w:tcPr>
-            <w:tcW w:w="2302" w:type="dxa"/>
-          </w:tcPr>
-          <w:p>
-            <w:pPr>
-              <w:pStyle w:val="a2"/>
-            </w:pPr>
-            <w:r>
-              <w:t>Issuing body of passport</w:t>
-            </w:r>
-          </w:p>
-        </w:tc>
-        <w:tc>
-          <w:tcPr>
-            <w:tcW w:w="2302" w:type="dxa"/>
-          </w:tcPr>
-          <w:p>
-            <w:pPr>
-              <w:pStyle w:val="a2"/>
-            </w:pPr>
-            <w:r>
-              <w:t>varchar</w:t>
-            </w:r>
-          </w:p>
-        </w:tc>
-      </w:tr>
-      <w:tr>
-        <w:trPr>
-          <w:trHeight w:val="432"/>
-        </w:trPr>
-        <w:tc>
-          <w:tcPr>
-            <w:tcW w:w="2302" w:type="dxa"/>
-            <w:vMerge/>
-          </w:tcPr>
-          <w:p>
-            <w:pPr>
-              <w:pStyle w:val="a2"/>
-            </w:pPr>
-          </w:p>
-        </w:tc>
-        <w:tc>
-          <w:tcPr>
-            <w:tcW w:w="2302" w:type="dxa"/>
-          </w:tcPr>
-          <w:p>
-            <w:pPr>
-              <w:pStyle w:val="a2"/>
-            </w:pPr>
-            <w:proofErr w:type="spellStart"/>
-            <w:r>
-              <w:t>military_id</w:t>
-            </w:r>
-            <w:proofErr w:type="spellEnd"/>
-          </w:p>
-        </w:tc>
-        <w:tc>
-          <w:tcPr>
-            <w:tcW w:w="2302" w:type="dxa"/>
-          </w:tcPr>
-          <w:p>
-            <w:pPr>
-              <w:pStyle w:val="a2"/>
-            </w:pPr>
-            <w:r>
-              <w:t>Military registration number</w:t>
-            </w:r>
-            <w:r>
-              <w:t>, Nullable</w:t>
-            </w:r>
-            <w:r>
-              <w:t xml:space="preserve">, </w:t>
-            </w:r>
-            <w:r>
-              <w:t>Unique</w:t>
-            </w:r>
-          </w:p>
-        </w:tc>
-        <w:tc>
-          <w:tcPr>
-            <w:tcW w:w="2302" w:type="dxa"/>
-          </w:tcPr>
-          <w:p>
-            <w:pPr>
-              <w:pStyle w:val="a2"/>
-            </w:pPr>
-            <w:r>
-              <w:t>int</w:t>
-            </w:r>
-          </w:p>
-        </w:tc>
-      </w:tr>
-      <w:tr>
-        <w:trPr>
-          <w:trHeight w:val="432"/>
-        </w:trPr>
-        <w:tc>
-          <w:tcPr>
-            <w:tcW w:w="2302" w:type="dxa"/>
-            <w:vMerge/>
-          </w:tcPr>
-          <w:p>
-            <w:pPr>
-              <w:pStyle w:val="a2"/>
-            </w:pPr>
-          </w:p>
-        </w:tc>
-        <w:tc>
-          <w:tcPr>
-            <w:tcW w:w="2302" w:type="dxa"/>
-          </w:tcPr>
-          <w:p>
-            <w:pPr>
-              <w:pStyle w:val="a2"/>
-            </w:pPr>
-            <w:r>
-              <w:t>inn</w:t>
-            </w:r>
-          </w:p>
-        </w:tc>
-        <w:tc>
-          <w:tcPr>
-            <w:tcW w:w="2302" w:type="dxa"/>
-          </w:tcPr>
-          <w:p>
-            <w:pPr>
-              <w:pStyle w:val="a2"/>
-            </w:pPr>
-            <w:r>
-              <w:t>Taxpayer identification number</w:t>
-            </w:r>
-            <w:r>
-              <w:t xml:space="preserve">, </w:t>
-            </w:r>
-            <w:r>
-              <w:t>Unique</w:t>
-            </w:r>
-            <w:r>
-              <w:t xml:space="preserve">, </w:t>
-            </w:r>
-            <w:r>
-              <w:t>length = 10</w:t>
-            </w:r>
-          </w:p>
-        </w:tc>
-        <w:tc>
-          <w:tcPr>
-            <w:tcW w:w="2302" w:type="dxa"/>
-          </w:tcPr>
-          <w:p>
-            <w:pPr>
-              <w:pStyle w:val="a2"/>
-            </w:pPr>
-            <w:r>
-              <w:t>varchar</w:t>
-            </w:r>
-          </w:p>
-        </w:tc>
-      </w:tr>
-      <w:tr>
-        <w:trPr>
-          <w:trHeight w:val="432"/>
-        </w:trPr>
-        <w:tc>
-          <w:tcPr>
-            <w:tcW w:w="2302" w:type="dxa"/>
-            <w:vMerge/>
-          </w:tcPr>
-          <w:p>
-            <w:pPr>
-              <w:pStyle w:val="a2"/>
-            </w:pPr>
-          </w:p>
-        </w:tc>
-        <w:tc>
-          <w:tcPr>
-            <w:tcW w:w="2302" w:type="dxa"/>
-          </w:tcPr>
-          <w:p>
-            <w:pPr>
-              <w:pStyle w:val="a2"/>
-            </w:pPr>
-            <w:proofErr w:type="spellStart"/>
-            <w:r>
-              <w:t>address_current</w:t>
-            </w:r>
-            <w:proofErr w:type="spellEnd"/>
-          </w:p>
-        </w:tc>
-        <w:tc>
-          <w:tcPr>
-            <w:tcW w:w="2302" w:type="dxa"/>
-          </w:tcPr>
-          <w:p>
-            <w:pPr>
-              <w:pStyle w:val="a2"/>
-            </w:pPr>
-            <w:r>
-              <w:t>Actual residence address</w:t>
-            </w:r>
-          </w:p>
-        </w:tc>
-        <w:tc>
-          <w:tcPr>
-            <w:tcW w:w="2302" w:type="dxa"/>
-          </w:tcPr>
-          <w:p>
-            <w:pPr>
-              <w:pStyle w:val="a2"/>
-            </w:pPr>
-            <w:r>
-              <w:t>text</w:t>
-            </w:r>
-          </w:p>
-        </w:tc>
-      </w:tr>
-      <w:tr>
-        <w:trPr>
-          <w:trHeight w:val="432"/>
-        </w:trPr>
-        <w:tc>
-          <w:tcPr>
-            <w:tcW w:w="2302" w:type="dxa"/>
-            <w:vMerge/>
-          </w:tcPr>
-          <w:p>
-            <w:pPr>
-              <w:pStyle w:val="a2"/>
-            </w:pPr>
-          </w:p>
-        </w:tc>
-        <w:tc>
-          <w:tcPr>
-            <w:tcW w:w="2302" w:type="dxa"/>
-          </w:tcPr>
-          <w:p>
-            <w:pPr>
-              <w:pStyle w:val="a2"/>
-            </w:pPr>
-            <w:proofErr w:type="spellStart"/>
-            <w:r>
-              <w:t>address_registration</w:t>
-            </w:r>
-            <w:proofErr w:type="spellEnd"/>
-          </w:p>
-        </w:tc>
-        <w:tc>
-          <w:tcPr>
-            <w:tcW w:w="2302" w:type="dxa"/>
-          </w:tcPr>
-          <w:p>
-            <w:pPr>
-              <w:pStyle w:val="a2"/>
-            </w:pPr>
-            <w:r>
-              <w:t>Legal address</w:t>
-            </w:r>
-          </w:p>
-        </w:tc>
-        <w:tc>
-          <w:tcPr>
-            <w:tcW w:w="2302" w:type="dxa"/>
-          </w:tcPr>
-          <w:p>
-            <w:pPr>
-              <w:pStyle w:val="a2"/>
-            </w:pPr>
-            <w:r>
-              <w:t>text</w:t>
-            </w:r>
-          </w:p>
-        </w:tc>
-      </w:tr>
-      <w:tr>
-        <w:trPr>
-          <w:trHeight w:val="432"/>
-        </w:trPr>
-        <w:tc>
-          <w:tcPr>
-            <w:tcW w:w="2302" w:type="dxa"/>
-            <w:vMerge/>
-          </w:tcPr>
-          <w:p>
-            <w:pPr>
-              <w:pStyle w:val="a2"/>
-            </w:pPr>
-          </w:p>
-        </w:tc>
-        <w:tc>
-          <w:tcPr>
-            <w:tcW w:w="2302" w:type="dxa"/>
-          </w:tcPr>
-          <w:p>
-            <w:pPr>
-              <w:pStyle w:val="a2"/>
-            </w:pPr>
-            <w:r>
-              <w:t>email</w:t>
-            </w:r>
-          </w:p>
-        </w:tc>
-        <w:tc>
-          <w:tcPr>
-            <w:tcW w:w="2302" w:type="dxa"/>
-          </w:tcPr>
-          <w:p>
-            <w:pPr>
-              <w:pStyle w:val="a2"/>
-            </w:pPr>
-            <w:r>
-              <w:t>Contact email</w:t>
-            </w:r>
-          </w:p>
-          <w:p>
-            <w:pPr>
-              <w:pStyle w:val="a2"/>
-            </w:pPr>
-            <w:r>
-              <w:t>email LIKE '%@%'</w:t>
-            </w:r>
-          </w:p>
-        </w:tc>
-        <w:tc>
-          <w:tcPr>
-            <w:tcW w:w="2302" w:type="dxa"/>
-          </w:tcPr>
-          <w:p>
-            <w:pPr>
-              <w:pStyle w:val="a2"/>
-            </w:pPr>
-            <w:r>
-              <w:t>varchar</w:t>
-            </w:r>
-          </w:p>
-        </w:tc>
-      </w:tr>
-      <w:tr>
-        <w:trPr>
-          <w:trHeight w:val="432"/>
-        </w:trPr>
-        <w:tc>
-          <w:tcPr>
-            <w:tcW w:w="2302" w:type="dxa"/>
-            <w:vMerge/>
-          </w:tcPr>
-          <w:p>
-            <w:pPr>
-              <w:pStyle w:val="a2"/>
-            </w:pPr>
-          </w:p>
-        </w:tc>
-        <w:tc>
-          <w:tcPr>
-            <w:tcW w:w="2302" w:type="dxa"/>
-          </w:tcPr>
-          <w:p>
-            <w:pPr>
-              <w:pStyle w:val="a2"/>
-            </w:pPr>
-            <w:r>
-              <w:t>phone</w:t>
-            </w:r>
-          </w:p>
-        </w:tc>
-        <w:tc>
-          <w:tcPr>
-            <w:tcW w:w="2302" w:type="dxa"/>
-          </w:tcPr>
-          <w:p>
-            <w:pPr>
-              <w:pStyle w:val="a2"/>
-            </w:pPr>
-            <w:r>
-              <w:t>Contact phone</w:t>
-            </w:r>
-          </w:p>
-        </w:tc>
-        <w:tc>
-          <w:tcPr>
-            <w:tcW w:w="2302" w:type="dxa"/>
-          </w:tcPr>
-          <w:p>
-            <w:pPr>
-              <w:pStyle w:val="a2"/>
-            </w:pPr>
-            <w:r>
-              <w:t>varchar</w:t>
-            </w:r>
-          </w:p>
-        </w:tc>
-      </w:tr>
-      <w:tr>
-        <w:trPr>
-          <w:trHeight w:val="432"/>
-        </w:trPr>
-        <w:tc>
-          <w:tcPr>
-            <w:tcW w:w="2302" w:type="dxa"/>
-            <w:vMerge/>
-          </w:tcPr>
-          <w:p>
-            <w:pPr>
-              <w:pStyle w:val="a2"/>
-            </w:pPr>
-          </w:p>
-        </w:tc>
-        <w:tc>
-          <w:tcPr>
-            <w:tcW w:w="2302" w:type="dxa"/>
-          </w:tcPr>
-          <w:p>
-            <w:pPr>
-              <w:pStyle w:val="a2"/>
-            </w:pPr>
-            <w:proofErr w:type="spellStart"/>
-            <w:r>
-              <w:t>bank_account</w:t>
-            </w:r>
-            <w:proofErr w:type="spellEnd"/>
-          </w:p>
-        </w:tc>
-        <w:tc>
-          <w:tcPr>
-            <w:tcW w:w="2302" w:type="dxa"/>
-          </w:tcPr>
-          <w:p>
-            <w:pPr>
-              <w:pStyle w:val="a2"/>
-            </w:pPr>
-            <w:r>
-              <w:t>IBAN</w:t>
-            </w:r>
-          </w:p>
-        </w:tc>
-        <w:tc>
-          <w:tcPr>
-            <w:tcW w:w="2302" w:type="dxa"/>
-          </w:tcPr>
-          <w:p>
-            <w:pPr>
-              <w:pStyle w:val="a2"/>
-            </w:pPr>
-            <w:proofErr w:type="gramStart"/>
-            <w:r>
-              <w:t>char(</w:t>
-            </w:r>
-            <w:proofErr w:type="gramEnd"/>
-            <w:r>
-              <w:t>34)</w:t>
-            </w:r>
-          </w:p>
-        </w:tc>
-      </w:tr>
-    </w:tbl>
-    <w:p>
-      <w:pPr>
-        <w:pStyle w:val="a2"/>
-      </w:pPr>
-    </w:p>
-    <w:p>
-      <w:pPr>
-        <w:pStyle w:val="a2"/>
-      </w:pPr>
-      <w:r>
-        <w:t>Example with data (2-3 rows)</w:t>
-      </w:r>
-    </w:p>
-    <w:tbl>
-      <w:tblPr>
-        <w:tblW w:w="9358" w:type="dxa"/>
-        <w:tblInd w:w="-5" w:type="dxa"/>
-        <w:tblBorders>
-          <w:top w:val="single" w:sz="4" w:space="0" w:color="76CDD8"/>
-          <w:left w:val="single" w:sz="4" w:space="0" w:color="76CDD8"/>
-          <w:bottom w:val="single" w:sz="4" w:space="0" w:color="76CDD8"/>
-          <w:right w:val="single" w:sz="4" w:space="0" w:color="76CDD8"/>
-          <w:insideH w:val="single" w:sz="4" w:space="0" w:color="76CDD8"/>
-          <w:insideV w:val="single" w:sz="4" w:space="0" w:color="76CDD8"/>
-        </w:tblBorders>
-        <w:tblLayout w:type="fixed"/>
-        <w:tblLook w:val="0000" w:firstRow="0" w:lastRow="0" w:firstColumn="0" w:lastColumn="0" w:noHBand="0" w:noVBand="0"/>
-      </w:tblPr>
-      <w:tblGrid>
-        <w:gridCol w:w="1454"/>
-        <w:gridCol w:w="1048"/>
-        <w:gridCol w:w="1703"/>
-        <w:gridCol w:w="1307"/>
-        <w:gridCol w:w="1853"/>
-        <w:gridCol w:w="1993"/>
-      </w:tblGrid>
-      <w:tr>
-        <w:trPr>
-          <w:trHeight w:val="292"/>
-        </w:trPr>
-        <w:tc>
-          <w:tcPr>
-            <w:tcW w:w="1454" w:type="dxa"/>
-            <w:shd w:val="clear" w:color="auto" w:fill="76CDD8"/>
-          </w:tcPr>
-          <w:p>
-            <w:pPr>
-              <w:pStyle w:val="a2"/>
-              <w:widowControl w:val="0"/>
-              <w:spacing w:line="360" w:lineRule="auto"/>
-              <w:jc w:val="center"/>
-              <w:rPr>
-                <w:color w:val="FFFFFF" w:themeColor="background1"/>
-                <w:sz w:val="18"/>
-                <w:szCs w:val="18"/>
-              </w:rPr>
-            </w:pPr>
-            <w:proofErr w:type="spellStart"/>
-            <w:r>
-              <w:rPr>
-                <w:color w:val="FFFFFF" w:themeColor="background1"/>
-                <w:sz w:val="18"/>
-                <w:szCs w:val="18"/>
-              </w:rPr>
-              <w:t>employee_id</w:t>
-            </w:r>
-            <w:proofErr w:type="spellEnd"/>
-          </w:p>
-        </w:tc>
-        <w:tc>
-          <w:tcPr>
-            <w:tcW w:w="1048" w:type="dxa"/>
-            <w:shd w:val="clear" w:color="auto" w:fill="76CDD8"/>
-          </w:tcPr>
-          <w:p>
-            <w:pPr>
-              <w:pStyle w:val="a2"/>
-              <w:widowControl w:val="0"/>
-              <w:spacing w:line="360" w:lineRule="auto"/>
-              <w:jc w:val="center"/>
-              <w:rPr>
-                <w:color w:val="FFFFFF" w:themeColor="background1"/>
-                <w:sz w:val="18"/>
-                <w:szCs w:val="18"/>
-              </w:rPr>
-            </w:pPr>
-            <w:proofErr w:type="spellStart"/>
-            <w:r>
-              <w:rPr>
-                <w:color w:val="FFFFFF" w:themeColor="background1"/>
-                <w:sz w:val="18"/>
-                <w:szCs w:val="18"/>
-              </w:rPr>
-              <w:t>hotel_id</w:t>
-            </w:r>
-            <w:proofErr w:type="spellEnd"/>
-          </w:p>
-        </w:tc>
-        <w:tc>
-          <w:tcPr>
-            <w:tcW w:w="1703" w:type="dxa"/>
-            <w:shd w:val="clear" w:color="auto" w:fill="76CDD8"/>
-          </w:tcPr>
-          <w:p>
-            <w:pPr>
-              <w:pStyle w:val="a2"/>
-              <w:widowControl w:val="0"/>
-              <w:spacing w:line="360" w:lineRule="auto"/>
-              <w:jc w:val="center"/>
-              <w:rPr>
-                <w:color w:val="FFFFFF" w:themeColor="background1"/>
-                <w:sz w:val="18"/>
-                <w:szCs w:val="18"/>
-              </w:rPr>
-            </w:pPr>
-            <w:r>
-              <w:rPr>
-                <w:color w:val="FFFFFF" w:themeColor="background1"/>
-                <w:sz w:val="18"/>
-                <w:szCs w:val="18"/>
-              </w:rPr>
-              <w:t>name</w:t>
-            </w:r>
-          </w:p>
-        </w:tc>
-        <w:tc>
-          <w:tcPr>
-            <w:tcW w:w="1307" w:type="dxa"/>
-            <w:shd w:val="clear" w:color="auto" w:fill="76CDD8"/>
-          </w:tcPr>
-          <w:p>
-            <w:pPr>
-              <w:pStyle w:val="a2"/>
-              <w:widowControl w:val="0"/>
-              <w:spacing w:line="360" w:lineRule="auto"/>
-              <w:jc w:val="center"/>
-              <w:rPr>
-                <w:color w:val="FFFFFF" w:themeColor="background1"/>
-                <w:sz w:val="18"/>
-                <w:szCs w:val="18"/>
-              </w:rPr>
-            </w:pPr>
-            <w:proofErr w:type="spellStart"/>
-            <w:r>
-              <w:rPr>
-                <w:color w:val="FFFFFF" w:themeColor="background1"/>
-                <w:sz w:val="18"/>
-                <w:szCs w:val="18"/>
-              </w:rPr>
-              <w:t>birth_date</w:t>
-            </w:r>
-            <w:proofErr w:type="spellEnd"/>
-          </w:p>
-        </w:tc>
-        <w:tc>
-          <w:tcPr>
-            <w:tcW w:w="1853" w:type="dxa"/>
-            <w:shd w:val="clear" w:color="auto" w:fill="76CDD8"/>
-          </w:tcPr>
-          <w:p>
-            <w:pPr>
-              <w:pStyle w:val="a2"/>
-              <w:widowControl w:val="0"/>
-              <w:spacing w:line="360" w:lineRule="auto"/>
-              <w:jc w:val="center"/>
-              <w:rPr>
-                <w:color w:val="FFFFFF" w:themeColor="background1"/>
-                <w:sz w:val="18"/>
-                <w:szCs w:val="18"/>
-              </w:rPr>
-            </w:pPr>
-            <w:proofErr w:type="spellStart"/>
-            <w:r>
-              <w:rPr>
-                <w:color w:val="FFFFFF" w:themeColor="background1"/>
-                <w:sz w:val="18"/>
-                <w:szCs w:val="18"/>
-              </w:rPr>
-              <w:t>passport_number</w:t>
-            </w:r>
-            <w:proofErr w:type="spellEnd"/>
-          </w:p>
-        </w:tc>
-        <w:tc>
-          <w:tcPr>
-            <w:tcW w:w="1993" w:type="dxa"/>
-            <w:shd w:val="clear" w:color="auto" w:fill="76CDD8"/>
-          </w:tcPr>
-          <w:p>
-            <w:pPr>
-              <w:pStyle w:val="a2"/>
-              <w:widowControl w:val="0"/>
-              <w:spacing w:line="360" w:lineRule="auto"/>
-              <w:jc w:val="center"/>
-              <w:rPr>
-                <w:color w:val="FFFFFF" w:themeColor="background1"/>
-                <w:sz w:val="18"/>
-                <w:szCs w:val="18"/>
-              </w:rPr>
-            </w:pPr>
-            <w:proofErr w:type="spellStart"/>
-            <w:r>
-              <w:rPr>
-                <w:color w:val="FFFFFF" w:themeColor="background1"/>
-                <w:sz w:val="18"/>
-                <w:szCs w:val="18"/>
-              </w:rPr>
-              <w:t>passport_authority</w:t>
-            </w:r>
-            <w:proofErr w:type="spellEnd"/>
-          </w:p>
-        </w:tc>
-      </w:tr>
-      <w:tr>
-        <w:trPr>
-          <w:trHeight w:val="432"/>
-        </w:trPr>
-        <w:tc>
-          <w:tcPr>
-            <w:tcW w:w="1454" w:type="dxa"/>
-          </w:tcPr>
-          <w:p>
-            <w:pPr>
-              <w:pStyle w:val="a2"/>
-            </w:pPr>
-            <w:r>
-              <w:t>10</w:t>
-            </w:r>
-          </w:p>
-        </w:tc>
-        <w:tc>
-          <w:tcPr>
-            <w:tcW w:w="1048" w:type="dxa"/>
-          </w:tcPr>
-          <w:p>
-            <w:pPr>
-              <w:pStyle w:val="a2"/>
-            </w:pPr>
-            <w:r>
-              <w:t>1</w:t>
-            </w:r>
-          </w:p>
-        </w:tc>
-        <w:tc>
-          <w:tcPr>
-            <w:tcW w:w="1703" w:type="dxa"/>
-          </w:tcPr>
-          <w:p>
-            <w:pPr>
-              <w:pStyle w:val="a2"/>
-            </w:pPr>
-            <w:r>
-              <w:t>Ivan Kovalenko</w:t>
-            </w:r>
-          </w:p>
-        </w:tc>
-        <w:tc>
-          <w:tcPr>
-            <w:tcW w:w="1307" w:type="dxa"/>
-          </w:tcPr>
-          <w:p>
-            <w:pPr>
-              <w:pStyle w:val="a2"/>
-            </w:pPr>
-            <w:r>
-              <w:t>15.05.1990</w:t>
-            </w:r>
-          </w:p>
-        </w:tc>
-        <w:tc>
-          <w:tcPr>
-            <w:tcW w:w="1853" w:type="dxa"/>
-          </w:tcPr>
-          <w:p>
-            <w:pPr>
-              <w:pStyle w:val="a2"/>
-            </w:pPr>
-            <w:r>
-              <w:t>ММ123456</w:t>
-            </w:r>
-          </w:p>
-        </w:tc>
-        <w:tc>
-          <w:tcPr>
-            <w:tcW w:w="1993" w:type="dxa"/>
-          </w:tcPr>
-          <w:p>
-            <w:pPr>
-              <w:pStyle w:val="a2"/>
-            </w:pPr>
-            <w:r>
-              <w:t>4601</w:t>
-            </w:r>
-          </w:p>
-        </w:tc>
-      </w:tr>
-      <w:tr>
-        <w:trPr>
-          <w:trHeight w:val="432"/>
-        </w:trPr>
-        <w:tc>
-          <w:tcPr>
-            <w:tcW w:w="1454" w:type="dxa"/>
-          </w:tcPr>
-          <w:p>
-            <w:pPr>
-              <w:pStyle w:val="a2"/>
-            </w:pPr>
-            <w:r>
-              <w:t>11</w:t>
-            </w:r>
-          </w:p>
-        </w:tc>
-        <w:tc>
-          <w:tcPr>
-            <w:tcW w:w="1048" w:type="dxa"/>
-          </w:tcPr>
-          <w:p>
-            <w:pPr>
-              <w:pStyle w:val="a2"/>
-            </w:pPr>
-            <w:r>
-              <w:t>1</w:t>
-            </w:r>
-          </w:p>
-        </w:tc>
-        <w:tc>
-          <w:tcPr>
-            <w:tcW w:w="1703" w:type="dxa"/>
-          </w:tcPr>
-          <w:p>
-            <w:pPr>
-              <w:pStyle w:val="a2"/>
-            </w:pPr>
-            <w:r>
-              <w:t xml:space="preserve">Olena </w:t>
-            </w:r>
-            <w:proofErr w:type="spellStart"/>
-            <w:r>
-              <w:t>Petrenko</w:t>
-            </w:r>
-            <w:proofErr w:type="spellEnd"/>
-          </w:p>
-        </w:tc>
-        <w:tc>
-          <w:tcPr>
-            <w:tcW w:w="1307" w:type="dxa"/>
-          </w:tcPr>
-          <w:p>
-            <w:pPr>
-              <w:pStyle w:val="a2"/>
-            </w:pPr>
-            <w:r>
-              <w:t>20.10.1995</w:t>
-            </w:r>
-          </w:p>
-        </w:tc>
-        <w:tc>
-          <w:tcPr>
-            <w:tcW w:w="1853" w:type="dxa"/>
-          </w:tcPr>
-          <w:p>
-            <w:pPr>
-              <w:pStyle w:val="a2"/>
-            </w:pPr>
-            <w:r>
-              <w:t>СС987654</w:t>
-            </w:r>
-          </w:p>
-        </w:tc>
-        <w:tc>
-          <w:tcPr>
-            <w:tcW w:w="1993" w:type="dxa"/>
-          </w:tcPr>
-          <w:p>
-            <w:pPr>
-              <w:pStyle w:val="a2"/>
-            </w:pPr>
-            <w:r>
-              <w:t>4602</w:t>
-            </w:r>
-          </w:p>
-        </w:tc>
-      </w:tr>
-    </w:tbl>
-    <w:p>
-      <w:pPr>
-        <w:pStyle w:val="a2"/>
-      </w:pPr>
-    </w:p>
-    <w:p>
-      <w:pPr>
-        <w:pStyle w:val="a2"/>
-      </w:pPr>
-    </w:p>
-    <w:p>
-      <w:pPr>
-        <w:pStyle w:val="a2"/>
-      </w:pPr>
-    </w:p>
-    <w:tbl>
-      <w:tblPr>
-        <w:tblW w:w="9498" w:type="dxa"/>
-        <w:tblInd w:w="-5" w:type="dxa"/>
-        <w:tblBorders>
-          <w:top w:val="single" w:sz="4" w:space="0" w:color="76CDD8"/>
-          <w:left w:val="single" w:sz="4" w:space="0" w:color="76CDD8"/>
-          <w:bottom w:val="single" w:sz="4" w:space="0" w:color="76CDD8"/>
-          <w:right w:val="single" w:sz="4" w:space="0" w:color="76CDD8"/>
-          <w:insideH w:val="single" w:sz="4" w:space="0" w:color="76CDD8"/>
-          <w:insideV w:val="single" w:sz="4" w:space="0" w:color="76CDD8"/>
-        </w:tblBorders>
-        <w:tblLayout w:type="fixed"/>
-        <w:tblLook w:val="0000" w:firstRow="0" w:lastRow="0" w:firstColumn="0" w:lastColumn="0" w:noHBand="0" w:noVBand="0"/>
-      </w:tblPr>
-      <w:tblGrid>
-        <w:gridCol w:w="1134"/>
-        <w:gridCol w:w="1276"/>
-        <w:gridCol w:w="1397"/>
-        <w:gridCol w:w="1430"/>
-        <w:gridCol w:w="1430"/>
-        <w:gridCol w:w="1369"/>
-        <w:gridCol w:w="1462"/>
-      </w:tblGrid>
-      <w:tr>
-        <w:trPr>
-          <w:trHeight w:val="292"/>
-        </w:trPr>
-        <w:tc>
-          <w:tcPr>
-            <w:tcW w:w="1134" w:type="dxa"/>
-            <w:shd w:val="clear" w:color="auto" w:fill="76CDD8"/>
-          </w:tcPr>
-          <w:p>
-            <w:pPr>
-              <w:pStyle w:val="a2"/>
-              <w:widowControl w:val="0"/>
-              <w:spacing w:line="360" w:lineRule="auto"/>
-              <w:jc w:val="center"/>
-              <w:rPr>
-                <w:color w:val="FFFFFF" w:themeColor="background1"/>
-                <w:sz w:val="18"/>
-                <w:szCs w:val="18"/>
-              </w:rPr>
-            </w:pPr>
-            <w:proofErr w:type="spellStart"/>
-            <w:r>
-              <w:rPr>
-                <w:color w:val="FFFFFF" w:themeColor="background1"/>
-                <w:sz w:val="18"/>
-                <w:szCs w:val="18"/>
-              </w:rPr>
-              <w:lastRenderedPageBreak/>
-              <w:t>military_id</w:t>
-            </w:r>
-            <w:proofErr w:type="spellEnd"/>
-          </w:p>
-        </w:tc>
-        <w:tc>
-          <w:tcPr>
-            <w:tcW w:w="1276" w:type="dxa"/>
-            <w:shd w:val="clear" w:color="auto" w:fill="76CDD8"/>
-          </w:tcPr>
-          <w:p>
-            <w:pPr>
-              <w:pStyle w:val="a2"/>
-              <w:widowControl w:val="0"/>
-              <w:spacing w:line="360" w:lineRule="auto"/>
-              <w:jc w:val="center"/>
-              <w:rPr>
-                <w:color w:val="FFFFFF" w:themeColor="background1"/>
-                <w:sz w:val="18"/>
-                <w:szCs w:val="18"/>
-              </w:rPr>
-            </w:pPr>
-            <w:r>
-              <w:rPr>
-                <w:color w:val="FFFFFF" w:themeColor="background1"/>
-                <w:sz w:val="18"/>
-                <w:szCs w:val="18"/>
-              </w:rPr>
-              <w:t>inn</w:t>
-            </w:r>
-          </w:p>
-        </w:tc>
-        <w:tc>
-          <w:tcPr>
-            <w:tcW w:w="1397" w:type="dxa"/>
-            <w:shd w:val="clear" w:color="auto" w:fill="76CDD8"/>
-          </w:tcPr>
-          <w:p>
-            <w:pPr>
-              <w:pStyle w:val="a2"/>
-              <w:widowControl w:val="0"/>
-              <w:spacing w:line="360" w:lineRule="auto"/>
-              <w:jc w:val="center"/>
-              <w:rPr>
-                <w:color w:val="FFFFFF" w:themeColor="background1"/>
-                <w:sz w:val="18"/>
-                <w:szCs w:val="18"/>
-              </w:rPr>
-            </w:pPr>
-            <w:proofErr w:type="spellStart"/>
-            <w:r>
-              <w:rPr>
-                <w:color w:val="FFFFFF" w:themeColor="background1"/>
-                <w:sz w:val="18"/>
-                <w:szCs w:val="18"/>
-              </w:rPr>
-              <w:t>address_registration</w:t>
-            </w:r>
-            <w:proofErr w:type="spellEnd"/>
-          </w:p>
-        </w:tc>
-        <w:tc>
-          <w:tcPr>
-            <w:tcW w:w="1430" w:type="dxa"/>
-            <w:shd w:val="clear" w:color="auto" w:fill="76CDD8"/>
-          </w:tcPr>
-          <w:p>
-            <w:pPr>
-              <w:pStyle w:val="a2"/>
-              <w:widowControl w:val="0"/>
-              <w:spacing w:line="360" w:lineRule="auto"/>
-              <w:jc w:val="center"/>
-              <w:rPr>
-                <w:color w:val="FFFFFF" w:themeColor="background1"/>
-                <w:sz w:val="18"/>
-                <w:szCs w:val="18"/>
-              </w:rPr>
-            </w:pPr>
-            <w:proofErr w:type="spellStart"/>
-            <w:r>
-              <w:rPr>
-                <w:color w:val="FFFFFF" w:themeColor="background1"/>
-                <w:sz w:val="18"/>
-                <w:szCs w:val="18"/>
-              </w:rPr>
-              <w:t>address_current</w:t>
-            </w:r>
-            <w:proofErr w:type="spellEnd"/>
-          </w:p>
-        </w:tc>
-        <w:tc>
-          <w:tcPr>
-            <w:tcW w:w="1430" w:type="dxa"/>
-            <w:shd w:val="clear" w:color="auto" w:fill="76CDD8"/>
-          </w:tcPr>
-          <w:p>
-            <w:pPr>
-              <w:pStyle w:val="a2"/>
-              <w:widowControl w:val="0"/>
-              <w:spacing w:line="360" w:lineRule="auto"/>
-              <w:jc w:val="center"/>
-              <w:rPr>
-                <w:color w:val="FFFFFF" w:themeColor="background1"/>
-                <w:sz w:val="18"/>
-                <w:szCs w:val="18"/>
-              </w:rPr>
-            </w:pPr>
-            <w:r>
-              <w:rPr>
-                <w:color w:val="FFFFFF" w:themeColor="background1"/>
-                <w:sz w:val="18"/>
-                <w:szCs w:val="18"/>
-              </w:rPr>
-              <w:t>email</w:t>
-            </w:r>
-          </w:p>
-        </w:tc>
-        <w:tc>
-          <w:tcPr>
-            <w:tcW w:w="1369" w:type="dxa"/>
-            <w:shd w:val="clear" w:color="auto" w:fill="76CDD8"/>
-          </w:tcPr>
-          <w:p>
-            <w:pPr>
-              <w:pStyle w:val="a2"/>
-              <w:widowControl w:val="0"/>
-              <w:spacing w:line="360" w:lineRule="auto"/>
-              <w:jc w:val="center"/>
-              <w:rPr>
-                <w:color w:val="FFFFFF" w:themeColor="background1"/>
-                <w:sz w:val="18"/>
-                <w:szCs w:val="18"/>
-              </w:rPr>
-            </w:pPr>
-            <w:r>
-              <w:rPr>
-                <w:color w:val="FFFFFF" w:themeColor="background1"/>
-                <w:sz w:val="18"/>
-                <w:szCs w:val="18"/>
-              </w:rPr>
-              <w:t>phone</w:t>
-            </w:r>
-          </w:p>
-        </w:tc>
-        <w:tc>
-          <w:tcPr>
-            <w:tcW w:w="1462" w:type="dxa"/>
-            <w:shd w:val="clear" w:color="auto" w:fill="76CDD8"/>
-          </w:tcPr>
-          <w:p>
-            <w:pPr>
-              <w:pStyle w:val="a2"/>
-              <w:widowControl w:val="0"/>
-              <w:spacing w:line="360" w:lineRule="auto"/>
-              <w:jc w:val="center"/>
-              <w:rPr>
-                <w:color w:val="FFFFFF" w:themeColor="background1"/>
-                <w:sz w:val="18"/>
-                <w:szCs w:val="18"/>
-              </w:rPr>
-            </w:pPr>
-            <w:proofErr w:type="spellStart"/>
-            <w:r>
-              <w:rPr>
-                <w:color w:val="FFFFFF" w:themeColor="background1"/>
-                <w:sz w:val="18"/>
-                <w:szCs w:val="18"/>
-              </w:rPr>
-              <w:t>bank_account</w:t>
-            </w:r>
-            <w:proofErr w:type="spellEnd"/>
-          </w:p>
-        </w:tc>
-      </w:tr>
-      <w:tr>
-        <w:trPr>
-          <w:trHeight w:val="432"/>
-        </w:trPr>
-        <w:tc>
-          <w:tcPr>
-            <w:tcW w:w="1134" w:type="dxa"/>
-          </w:tcPr>
-          <w:p>
-            <w:pPr>
-              <w:pStyle w:val="a2"/>
-            </w:pPr>
-            <w:r>
-              <w:t>987654</w:t>
-            </w:r>
-          </w:p>
-        </w:tc>
-        <w:tc>
-          <w:tcPr>
-            <w:tcW w:w="1276" w:type="dxa"/>
-          </w:tcPr>
-          <w:p>
-            <w:pPr>
-              <w:pStyle w:val="a2"/>
-            </w:pPr>
-            <w:r>
-              <w:t>3300551122</w:t>
-            </w:r>
-          </w:p>
-        </w:tc>
-        <w:tc>
-          <w:tcPr>
-            <w:tcW w:w="1397" w:type="dxa"/>
-          </w:tcPr>
-          <w:p>
-            <w:pPr>
-              <w:pStyle w:val="a2"/>
-            </w:pPr>
-            <w:r>
-              <w:t xml:space="preserve">Lviv, </w:t>
-            </w:r>
-            <w:proofErr w:type="spellStart"/>
-            <w:r>
-              <w:t>Zelena</w:t>
-            </w:r>
-            <w:proofErr w:type="spellEnd"/>
-            <w:r>
-              <w:t xml:space="preserve"> 10</w:t>
-            </w:r>
-          </w:p>
-        </w:tc>
-        <w:tc>
-          <w:tcPr>
-            <w:tcW w:w="1430" w:type="dxa"/>
-          </w:tcPr>
-          <w:p>
-            <w:pPr>
-              <w:pStyle w:val="a2"/>
-            </w:pPr>
-            <w:r>
-              <w:t xml:space="preserve">Lviv, </w:t>
-            </w:r>
-            <w:proofErr w:type="spellStart"/>
-            <w:r>
-              <w:t>Zelena</w:t>
-            </w:r>
-            <w:proofErr w:type="spellEnd"/>
-            <w:r>
-              <w:t xml:space="preserve"> 10</w:t>
-            </w:r>
-          </w:p>
-        </w:tc>
-        <w:tc>
-          <w:tcPr>
-            <w:tcW w:w="1430" w:type="dxa"/>
-          </w:tcPr>
-          <w:p>
-            <w:pPr>
-              <w:pStyle w:val="a2"/>
-            </w:pPr>
-            <w:r>
-              <w:t>i.kov@hotel.ua</w:t>
-            </w:r>
-          </w:p>
-        </w:tc>
-        <w:tc>
-          <w:tcPr>
-            <w:tcW w:w="1369" w:type="dxa"/>
-          </w:tcPr>
-          <w:p>
-            <w:pPr>
-              <w:pStyle w:val="a2"/>
-            </w:pPr>
-            <w:r>
-              <w:t>+380673124545</w:t>
-            </w:r>
-          </w:p>
-        </w:tc>
-        <w:tc>
-          <w:tcPr>
-            <w:tcW w:w="1462" w:type="dxa"/>
-          </w:tcPr>
-          <w:p>
-            <w:pPr>
-              <w:pStyle w:val="a2"/>
-            </w:pPr>
-            <w:r>
-              <w:t>UA893000010000026001234567890</w:t>
-            </w:r>
-          </w:p>
-        </w:tc>
-      </w:tr>
-      <w:tr>
-        <w:trPr>
-          <w:trHeight w:val="432"/>
-        </w:trPr>
-        <w:tc>
-          <w:tcPr>
-            <w:tcW w:w="1134" w:type="dxa"/>
-          </w:tcPr>
-          <w:p>
-            <w:pPr>
-              <w:pStyle w:val="a2"/>
-            </w:pPr>
-            <w:r>
-              <w:t>null</w:t>
-            </w:r>
-          </w:p>
-        </w:tc>
-        <w:tc>
-          <w:tcPr>
-            <w:tcW w:w="1276" w:type="dxa"/>
-          </w:tcPr>
-          <w:p>
-            <w:pPr>
-              <w:pStyle w:val="a2"/>
-            </w:pPr>
-            <w:r>
-              <w:t>2244668800</w:t>
-            </w:r>
-          </w:p>
-        </w:tc>
-        <w:tc>
-          <w:tcPr>
-            <w:tcW w:w="1397" w:type="dxa"/>
-          </w:tcPr>
-          <w:p>
-            <w:pPr>
-              <w:pStyle w:val="a2"/>
-            </w:pPr>
-            <w:r>
-              <w:t xml:space="preserve">Lviv, </w:t>
-            </w:r>
-            <w:proofErr w:type="spellStart"/>
-            <w:r>
-              <w:t>Naukova</w:t>
-            </w:r>
-            <w:proofErr w:type="spellEnd"/>
-            <w:r>
-              <w:t xml:space="preserve"> 5</w:t>
-            </w:r>
-          </w:p>
-        </w:tc>
-        <w:tc>
-          <w:tcPr>
-            <w:tcW w:w="1430" w:type="dxa"/>
-          </w:tcPr>
-          <w:p>
-            <w:pPr>
-              <w:pStyle w:val="a2"/>
-            </w:pPr>
-            <w:r>
-              <w:t xml:space="preserve">Lviv, </w:t>
-            </w:r>
-            <w:proofErr w:type="spellStart"/>
-            <w:r>
-              <w:t>Stryiska</w:t>
-            </w:r>
-            <w:proofErr w:type="spellEnd"/>
-            <w:r>
-              <w:t xml:space="preserve"> 100</w:t>
-            </w:r>
-          </w:p>
-        </w:tc>
-        <w:tc>
-          <w:tcPr>
-            <w:tcW w:w="1430" w:type="dxa"/>
-          </w:tcPr>
-          <w:p>
-            <w:pPr>
-              <w:pStyle w:val="a2"/>
-            </w:pPr>
-            <w:r>
-              <w:t>o.pet@hotel.ua</w:t>
-            </w:r>
-          </w:p>
-        </w:tc>
-        <w:tc>
-          <w:tcPr>
-            <w:tcW w:w="1369" w:type="dxa"/>
-          </w:tcPr>
-          <w:p>
-            <w:pPr>
-              <w:pStyle w:val="a2"/>
-            </w:pPr>
-            <w:r>
-              <w:t>+380931145678</w:t>
-            </w:r>
-          </w:p>
-        </w:tc>
-        <w:tc>
-          <w:tcPr>
-            <w:tcW w:w="1462" w:type="dxa"/>
-          </w:tcPr>
-          <w:p>
-            <w:pPr>
-              <w:pStyle w:val="a2"/>
-            </w:pPr>
-            <w:r>
-              <w:t>UA563223120000026009876543210</w:t>
-            </w:r>
-          </w:p>
-        </w:tc>
-      </w:tr>
-    </w:tbl>
-    <w:p>
-      <w:pPr>
-        <w:pStyle w:val="a2"/>
-      </w:pPr>
-    </w:p>
-    <w:p>
-      <w:pPr>
-        <w:pStyle w:val="a2"/>
-        <w:rPr>
-          <w:b/>
-          <w:bCs/>
-          <w:lang/>
-        </w:rPr>
-      </w:pPr>
-      <w:r>
-        <w:rPr>
-          <w:b/>
-          <w:bCs/>
-          <w:lang/>
-        </w:rPr>
-        <w:t>Table: employment_history</w:t>
-      </w:r>
-    </w:p>
-    <w:p>
-      <w:pPr>
-        <w:pStyle w:val="a2"/>
-        <w:rPr>
-          <w:lang/>
-        </w:rPr>
-      </w:pPr>
-      <w:r>
-        <w:rPr>
-          <w:b/>
-          <w:bCs/>
-          <w:lang/>
-        </w:rPr>
-        <w:t>Concept:</w:t>
-      </w:r>
-      <w:r>
-        <w:rPr>
-          <w:lang/>
-        </w:rPr>
-        <w:t xml:space="preserve"> This table represents the chronological record of an employee's professional life cycle, including their various positions, salaries, and supervisors.</w:t>
-      </w:r>
-    </w:p>
-    <w:p>
-      <w:pPr>
-        <w:pStyle w:val="a2"/>
-        <w:rPr>
-          <w:lang/>
-        </w:rPr>
-      </w:pPr>
-      <w:r>
-        <w:rPr>
-          <w:b/>
-          <w:bCs/>
-          <w:lang/>
-        </w:rPr>
-        <w:t>Reason for separation:</w:t>
-      </w:r>
-      <w:r>
-        <w:rPr>
-          <w:lang/>
-        </w:rPr>
-        <w:t xml:space="preserve"> This table allows for a one-to-many relationship (one employee having many roles over time). It prevents </w:t>
-      </w:r>
-      <w:r>
-        <w:rPr>
-          <w:b/>
-          <w:bCs/>
-          <w:lang/>
-        </w:rPr>
-        <w:t>Update Anomalies</w:t>
-      </w:r>
-      <w:r>
-        <w:rPr>
-          <w:lang/>
-        </w:rPr>
-        <w:t xml:space="preserve"> because a promotion or raise is recorded as a new entry rather than overwriting the previous salary data.</w:t>
-      </w:r>
-    </w:p>
-    <w:p>
-      <w:pPr>
-        <w:pStyle w:val="a2"/>
-        <w:rPr>
-          <w:lang/>
-        </w:rPr>
-      </w:pPr>
-      <w:r>
-        <w:rPr>
-          <w:b/>
-          <w:bCs/>
-          <w:lang/>
-        </w:rPr>
-        <w:t>Normalization (3NF):</w:t>
-      </w:r>
-      <w:r>
-        <w:rPr>
-          <w:lang/>
-        </w:rPr>
-        <w:t xml:space="preserve"> This table is in </w:t>
-      </w:r>
-      <w:r>
-        <w:rPr>
-          <w:b/>
-          <w:bCs/>
-          <w:lang/>
-        </w:rPr>
-        <w:t>3NF</w:t>
-      </w:r>
-      <w:r>
-        <w:rPr>
-          <w:lang/>
-        </w:rPr>
-        <w:t>. The salary and position are facts about a specific "tenure" identified by the history_id.</w:t>
-      </w:r>
-    </w:p>
-    <w:p>
-      <w:pPr>
-        <w:pStyle w:val="a2"/>
-        <w:rPr>
-          <w:lang/>
-        </w:rPr>
-      </w:pPr>
-      <w:r>
-        <w:rPr>
-          <w:b/>
-          <w:bCs/>
-          <w:lang/>
-        </w:rPr>
-        <w:t>Dependencies:</w:t>
-      </w:r>
-      <w:r>
-        <w:rPr>
-          <w:lang/>
-        </w:rPr>
-        <w:t xml:space="preserve"> All attributes depend on the history_id. There are no partial dependencies. The manager_id is a self-referential dependency that identifies the supervisor for a specific period of time.</w:t>
-      </w:r>
-    </w:p>
-    <w:p>
-      <w:pPr>
-        <w:pStyle w:val="a2"/>
-        <w:rPr>
-          <w:lang/>
-        </w:rPr>
-      </w:pPr>
-      <w:r>
-        <w:rPr>
-          <w:b/>
-          <w:bCs/>
-          <w:lang/>
-        </w:rPr>
-        <w:t>Primary key (PK):</w:t>
-      </w:r>
-      <w:r>
-        <w:rPr>
-          <w:lang/>
-        </w:rPr>
-        <w:t xml:space="preserve"> history_id (serial). This surrogate key is used to simplify linking to other internal logs or payroll systems.</w:t>
-      </w:r>
-    </w:p>
-    <w:p>
-      <w:pPr>
-        <w:pStyle w:val="a2"/>
-        <w:rPr>
-          <w:lang/>
-        </w:rPr>
-      </w:pPr>
-      <w:r>
-        <w:rPr>
-          <w:b/>
-          <w:bCs/>
-          <w:lang/>
-        </w:rPr>
-        <w:t>Foreign keys (FK):</w:t>
-      </w:r>
-      <w:r>
-        <w:rPr>
-          <w:lang/>
-        </w:rPr>
-        <w:t xml:space="preserve"> * employee_id (references employees): Linked with ON DELETE CASCADE so that removing an employee cleans up their history.</w:t>
-      </w:r>
-    </w:p>
-    <w:p>
-      <w:pPr>
-        <w:pStyle w:val="a2"/>
-        <w:numPr>
-          <w:ilvl w:val="0"/>
-          <w:numId w:val="42"/>
-        </w:numPr>
-        <w:rPr>
-          <w:lang/>
-        </w:rPr>
-      </w:pPr>
-      <w:r>
-        <w:rPr>
-          <w:lang/>
-        </w:rPr>
-        <w:t>manager_id (references employees): A self-referential link. As per your notes, we use ON DELETE SET NULL so that if a manager leaves the company, the employee's career history is not accidentally deleted.</w:t>
-      </w:r>
-    </w:p>
-    <w:p>
-      <w:pPr>
-        <w:pStyle w:val="a2"/>
-        <w:rPr>
-          <w:lang/>
-        </w:rPr>
-      </w:pPr>
-    </w:p>
-    <w:tbl>
-      <w:tblPr>
-        <w:tblW w:w="0" w:type="auto"/>
-        <w:tblInd w:w="-108" w:type="dxa"/>
-        <w:tblBorders>
-          <w:top w:val="single" w:sz="4" w:space="0" w:color="76CDD8"/>
-          <w:left w:val="single" w:sz="4" w:space="0" w:color="76CDD8"/>
-          <w:bottom w:val="single" w:sz="4" w:space="0" w:color="76CDD8"/>
-          <w:right w:val="single" w:sz="4" w:space="0" w:color="76CDD8"/>
-          <w:insideH w:val="single" w:sz="4" w:space="0" w:color="76CDD8"/>
-          <w:insideV w:val="single" w:sz="4" w:space="0" w:color="76CDD8"/>
-        </w:tblBorders>
-        <w:tblLayout w:type="fixed"/>
-        <w:tblLook w:val="0000" w:firstRow="0" w:lastRow="0" w:firstColumn="0" w:lastColumn="0" w:noHBand="0" w:noVBand="0"/>
-      </w:tblPr>
-      <w:tblGrid>
-        <w:gridCol w:w="2302"/>
-        <w:gridCol w:w="2302"/>
-        <w:gridCol w:w="2302"/>
-        <w:gridCol w:w="2302"/>
-      </w:tblGrid>
-      <w:tr>
-        <w:trPr>
-          <w:trHeight w:val="292"/>
-        </w:trPr>
-        <w:tc>
-          <w:tcPr>
-            <w:tcW w:w="2302" w:type="dxa"/>
-            <w:shd w:val="clear" w:color="auto" w:fill="76CDD8"/>
-          </w:tcPr>
-          <w:p>
-            <w:pPr>
-              <w:pStyle w:val="a2"/>
-              <w:widowControl w:val="0"/>
-              <w:spacing w:line="360" w:lineRule="auto"/>
-              <w:jc w:val="center"/>
-              <w:rPr>
-                <w:color w:val="FFFFFF" w:themeColor="background1"/>
-                <w:sz w:val="18"/>
-                <w:szCs w:val="18"/>
-              </w:rPr>
-            </w:pPr>
-            <w:r>
-              <w:rPr>
-                <w:color w:val="FFFFFF" w:themeColor="background1"/>
-                <w:sz w:val="18"/>
-                <w:szCs w:val="18"/>
-              </w:rPr>
-              <w:t>Table Name</w:t>
-            </w:r>
-          </w:p>
-        </w:tc>
-        <w:tc>
-          <w:tcPr>
-            <w:tcW w:w="2302" w:type="dxa"/>
-            <w:shd w:val="clear" w:color="auto" w:fill="76CDD8"/>
-          </w:tcPr>
-          <w:p>
-            <w:pPr>
-              <w:pStyle w:val="a2"/>
-              <w:widowControl w:val="0"/>
-              <w:spacing w:line="360" w:lineRule="auto"/>
-              <w:jc w:val="center"/>
-              <w:rPr>
-                <w:color w:val="FFFFFF" w:themeColor="background1"/>
-                <w:sz w:val="18"/>
-                <w:szCs w:val="18"/>
-              </w:rPr>
-            </w:pPr>
-            <w:r>
-              <w:rPr>
-                <w:color w:val="FFFFFF" w:themeColor="background1"/>
-                <w:sz w:val="18"/>
-                <w:szCs w:val="18"/>
-              </w:rPr>
-              <w:t xml:space="preserve">Field name </w:t>
-            </w:r>
-          </w:p>
-        </w:tc>
-        <w:tc>
-          <w:tcPr>
-            <w:tcW w:w="2302" w:type="dxa"/>
-            <w:shd w:val="clear" w:color="auto" w:fill="76CDD8"/>
-          </w:tcPr>
-          <w:p>
-            <w:pPr>
-              <w:pStyle w:val="a2"/>
-              <w:widowControl w:val="0"/>
-              <w:spacing w:line="360" w:lineRule="auto"/>
-              <w:jc w:val="center"/>
-              <w:rPr>
-                <w:color w:val="FFFFFF" w:themeColor="background1"/>
-                <w:sz w:val="18"/>
-                <w:szCs w:val="18"/>
-              </w:rPr>
-            </w:pPr>
-            <w:r>
-              <w:rPr>
-                <w:color w:val="FFFFFF" w:themeColor="background1"/>
-                <w:sz w:val="18"/>
-                <w:szCs w:val="18"/>
-              </w:rPr>
-              <w:t xml:space="preserve">Field Description </w:t>
-            </w:r>
-          </w:p>
-        </w:tc>
-        <w:tc>
-          <w:tcPr>
-            <w:tcW w:w="2302" w:type="dxa"/>
-            <w:shd w:val="clear" w:color="auto" w:fill="76CDD8"/>
-          </w:tcPr>
-          <w:p>
-            <w:pPr>
-              <w:pStyle w:val="a2"/>
-              <w:widowControl w:val="0"/>
-              <w:spacing w:line="360" w:lineRule="auto"/>
-              <w:jc w:val="center"/>
-              <w:rPr>
-                <w:color w:val="FFFFFF" w:themeColor="background1"/>
-                <w:sz w:val="18"/>
-                <w:szCs w:val="18"/>
-              </w:rPr>
-            </w:pPr>
-            <w:r>
-              <w:rPr>
-                <w:color w:val="FFFFFF" w:themeColor="background1"/>
-                <w:sz w:val="18"/>
-                <w:szCs w:val="18"/>
-              </w:rPr>
-              <w:t xml:space="preserve">Data Type </w:t>
-            </w:r>
-          </w:p>
-        </w:tc>
-      </w:tr>
-      <w:tr>
-        <w:trPr>
-          <w:trHeight w:val="432"/>
-        </w:trPr>
-        <w:tc>
-          <w:tcPr>
-            <w:tcW w:w="2302" w:type="dxa"/>
-            <w:vMerge w:val="restart"/>
-          </w:tcPr>
-          <w:p>
-            <w:pPr>
-              <w:pStyle w:val="a2"/>
-            </w:pPr>
-            <w:proofErr w:type="spellStart"/>
-            <w:r>
-              <w:t>employment_history</w:t>
-            </w:r>
-            <w:proofErr w:type="spellEnd"/>
-          </w:p>
-        </w:tc>
-        <w:tc>
-          <w:tcPr>
-            <w:tcW w:w="2302" w:type="dxa"/>
-          </w:tcPr>
-          <w:p>
-            <w:pPr>
-              <w:pStyle w:val="a2"/>
-            </w:pPr>
-            <w:proofErr w:type="spellStart"/>
-            <w:r>
-              <w:t>history_id</w:t>
-            </w:r>
-            <w:proofErr w:type="spellEnd"/>
-          </w:p>
-        </w:tc>
-        <w:tc>
-          <w:tcPr>
-            <w:tcW w:w="2302" w:type="dxa"/>
-          </w:tcPr>
-          <w:p>
-            <w:pPr>
-              <w:pStyle w:val="a2"/>
-            </w:pPr>
-            <w:r>
-              <w:t>Unique career record ID, PK</w:t>
-            </w:r>
-          </w:p>
-        </w:tc>
-        <w:tc>
-          <w:tcPr>
-            <w:tcW w:w="2302" w:type="dxa"/>
-          </w:tcPr>
-          <w:p>
-            <w:pPr>
-              <w:pStyle w:val="a2"/>
-            </w:pPr>
-            <w:r>
-              <w:t>int</w:t>
-            </w:r>
-          </w:p>
-        </w:tc>
-      </w:tr>
-      <w:tr>
-        <w:trPr>
-          <w:trHeight w:val="432"/>
-        </w:trPr>
-        <w:tc>
-          <w:tcPr>
-            <w:tcW w:w="2302" w:type="dxa"/>
-            <w:vMerge/>
-          </w:tcPr>
-          <w:p>
-            <w:pPr>
-              <w:pStyle w:val="a2"/>
-            </w:pPr>
-          </w:p>
-        </w:tc>
-        <w:tc>
-          <w:tcPr>
-            <w:tcW w:w="2302" w:type="dxa"/>
-          </w:tcPr>
-          <w:p>
-            <w:pPr>
-              <w:pStyle w:val="a2"/>
-            </w:pPr>
-            <w:proofErr w:type="spellStart"/>
-            <w:r>
-              <w:t>employee_id</w:t>
-            </w:r>
-            <w:proofErr w:type="spellEnd"/>
-          </w:p>
-        </w:tc>
-        <w:tc>
-          <w:tcPr>
-            <w:tcW w:w="2302" w:type="dxa"/>
-          </w:tcPr>
-          <w:p>
-            <w:pPr>
-              <w:pStyle w:val="a2"/>
-            </w:pPr>
-            <w:r>
-              <w:t>Link to the employee, FK</w:t>
-            </w:r>
-          </w:p>
-        </w:tc>
-        <w:tc>
-          <w:tcPr>
-            <w:tcW w:w="2302" w:type="dxa"/>
-          </w:tcPr>
-          <w:p>
-            <w:pPr>
-              <w:pStyle w:val="a2"/>
-            </w:pPr>
-            <w:r>
-              <w:t>int</w:t>
-            </w:r>
-          </w:p>
-        </w:tc>
-      </w:tr>
-      <w:tr>
-        <w:trPr>
-          <w:trHeight w:val="432"/>
-        </w:trPr>
-        <w:tc>
-          <w:tcPr>
-            <w:tcW w:w="2302" w:type="dxa"/>
-            <w:vMerge/>
-          </w:tcPr>
-          <w:p>
-            <w:pPr>
-              <w:pStyle w:val="a2"/>
-            </w:pPr>
-          </w:p>
-        </w:tc>
-        <w:tc>
-          <w:tcPr>
-            <w:tcW w:w="2302" w:type="dxa"/>
-          </w:tcPr>
-          <w:p>
-            <w:pPr>
-              <w:pStyle w:val="a2"/>
-            </w:pPr>
-            <w:r>
-              <w:t>position</w:t>
-            </w:r>
-          </w:p>
-        </w:tc>
-        <w:tc>
-          <w:tcPr>
-            <w:tcW w:w="2302" w:type="dxa"/>
-          </w:tcPr>
-          <w:p>
-            <w:pPr>
-              <w:pStyle w:val="a2"/>
-            </w:pPr>
-            <w:r>
-              <w:t>Job title or role name</w:t>
-            </w:r>
-          </w:p>
-        </w:tc>
-        <w:tc>
-          <w:tcPr>
-            <w:tcW w:w="2302" w:type="dxa"/>
-          </w:tcPr>
-          <w:p>
-            <w:pPr>
-              <w:pStyle w:val="a2"/>
-            </w:pPr>
-            <w:r>
-              <w:t>varchar</w:t>
-            </w:r>
-          </w:p>
-        </w:tc>
-      </w:tr>
-      <w:tr>
-        <w:trPr>
-          <w:trHeight w:val="432"/>
-        </w:trPr>
-        <w:tc>
-          <w:tcPr>
-            <w:tcW w:w="2302" w:type="dxa"/>
-            <w:vMerge/>
-          </w:tcPr>
-          <w:p>
-            <w:pPr>
-              <w:pStyle w:val="a2"/>
-            </w:pPr>
-          </w:p>
-        </w:tc>
-        <w:tc>
-          <w:tcPr>
-            <w:tcW w:w="2302" w:type="dxa"/>
-          </w:tcPr>
-          <w:p>
-            <w:pPr>
-              <w:pStyle w:val="a2"/>
-            </w:pPr>
-            <w:r>
-              <w:t>salary</w:t>
-            </w:r>
-          </w:p>
-        </w:tc>
-        <w:tc>
-          <w:tcPr>
-            <w:tcW w:w="2302" w:type="dxa"/>
-          </w:tcPr>
-          <w:p>
-            <w:pPr>
-              <w:pStyle w:val="a2"/>
-            </w:pPr>
-            <w:r>
-              <w:t xml:space="preserve">Gross </w:t>
-            </w:r>
-            <w:proofErr w:type="gramStart"/>
-            <w:r>
-              <w:t>pay</w:t>
-            </w:r>
-            <w:proofErr w:type="gramEnd"/>
-            <w:r>
-              <w:t xml:space="preserve"> for this period</w:t>
-            </w:r>
-          </w:p>
-          <w:p>
-            <w:pPr>
-              <w:pStyle w:val="a2"/>
-            </w:pPr>
-            <w:r>
-              <w:t>&gt; 0</w:t>
-            </w:r>
-          </w:p>
-        </w:tc>
-        <w:tc>
-          <w:tcPr>
-            <w:tcW w:w="2302" w:type="dxa"/>
-          </w:tcPr>
-          <w:p>
-            <w:pPr>
-              <w:pStyle w:val="a2"/>
-            </w:pPr>
-            <w:proofErr w:type="gramStart"/>
-            <w:r>
-              <w:t>double(</w:t>
-            </w:r>
-            <w:proofErr w:type="gramEnd"/>
-            <w:r>
-              <w:t>8,2)</w:t>
-            </w:r>
-          </w:p>
-        </w:tc>
-      </w:tr>
-      <w:tr>
-        <w:trPr>
-          <w:trHeight w:val="432"/>
-        </w:trPr>
-        <w:tc>
-          <w:tcPr>
-            <w:tcW w:w="2302" w:type="dxa"/>
-            <w:vMerge/>
-          </w:tcPr>
-          <w:p>
-            <w:pPr>
-              <w:pStyle w:val="a2"/>
-            </w:pPr>
-          </w:p>
-        </w:tc>
-        <w:tc>
-          <w:tcPr>
-            <w:tcW w:w="2302" w:type="dxa"/>
-          </w:tcPr>
-          <w:p>
-            <w:pPr>
-              <w:pStyle w:val="a2"/>
-            </w:pPr>
-            <w:proofErr w:type="spellStart"/>
-            <w:r>
-              <w:t>hire_date</w:t>
-            </w:r>
-            <w:proofErr w:type="spellEnd"/>
-          </w:p>
-        </w:tc>
-        <w:tc>
-          <w:tcPr>
-            <w:tcW w:w="2302" w:type="dxa"/>
-          </w:tcPr>
-          <w:p>
-            <w:pPr>
-              <w:pStyle w:val="a2"/>
-            </w:pPr>
-            <w:r>
-              <w:t>Start date of this role</w:t>
-            </w:r>
-          </w:p>
-        </w:tc>
-        <w:tc>
-          <w:tcPr>
-            <w:tcW w:w="2302" w:type="dxa"/>
-          </w:tcPr>
-          <w:p>
-            <w:pPr>
-              <w:pStyle w:val="a2"/>
-            </w:pPr>
-            <w:r>
-              <w:t>date</w:t>
-            </w:r>
-          </w:p>
-        </w:tc>
-      </w:tr>
-      <w:tr>
-        <w:trPr>
-          <w:trHeight w:val="432"/>
-        </w:trPr>
-        <w:tc>
-          <w:tcPr>
-            <w:tcW w:w="2302" w:type="dxa"/>
-            <w:vMerge/>
-          </w:tcPr>
-          <w:p>
-            <w:pPr>
-              <w:pStyle w:val="a2"/>
-            </w:pPr>
-          </w:p>
-        </w:tc>
-        <w:tc>
-          <w:tcPr>
-            <w:tcW w:w="2302" w:type="dxa"/>
-          </w:tcPr>
-          <w:p>
-            <w:pPr>
-              <w:pStyle w:val="a2"/>
-            </w:pPr>
-            <w:proofErr w:type="spellStart"/>
-            <w:r>
-              <w:t>leave_date</w:t>
-            </w:r>
-            <w:proofErr w:type="spellEnd"/>
-          </w:p>
-        </w:tc>
-        <w:tc>
-          <w:tcPr>
-            <w:tcW w:w="2302" w:type="dxa"/>
-          </w:tcPr>
-          <w:p>
-            <w:pPr>
-              <w:pStyle w:val="a2"/>
-            </w:pPr>
-            <w:r>
-              <w:t>End date of this role</w:t>
-            </w:r>
-          </w:p>
-          <w:p>
-            <w:pPr>
-              <w:pStyle w:val="a2"/>
-            </w:pPr>
-            <w:r>
-              <w:t>Nullable,</w:t>
-            </w:r>
-            <w:r>
-              <w:t xml:space="preserve"> &gt; </w:t>
-            </w:r>
-            <w:proofErr w:type="spellStart"/>
-            <w:r>
-              <w:t>hire_date</w:t>
-            </w:r>
-            <w:proofErr w:type="spellEnd"/>
-            <w:r>
-              <w:t>)</w:t>
-            </w:r>
-          </w:p>
-        </w:tc>
-        <w:tc>
-          <w:tcPr>
-            <w:tcW w:w="2302" w:type="dxa"/>
-          </w:tcPr>
-          <w:p>
-            <w:pPr>
-              <w:pStyle w:val="a2"/>
-            </w:pPr>
-            <w:r>
-              <w:t>date</w:t>
-            </w:r>
-          </w:p>
-        </w:tc>
-      </w:tr>
-      <w:tr>
-        <w:trPr>
-          <w:trHeight w:val="432"/>
-        </w:trPr>
-        <w:tc>
-          <w:tcPr>
-            <w:tcW w:w="2302" w:type="dxa"/>
-            <w:vMerge/>
-          </w:tcPr>
-          <w:p>
-            <w:pPr>
-              <w:pStyle w:val="a2"/>
-            </w:pPr>
-          </w:p>
-        </w:tc>
-        <w:tc>
-          <w:tcPr>
-            <w:tcW w:w="2302" w:type="dxa"/>
-          </w:tcPr>
-          <w:p>
-            <w:pPr>
-              <w:pStyle w:val="a2"/>
-            </w:pPr>
-            <w:proofErr w:type="spellStart"/>
-            <w:r>
-              <w:t>manager_id</w:t>
-            </w:r>
-            <w:proofErr w:type="spellEnd"/>
-          </w:p>
-        </w:tc>
-        <w:tc>
-          <w:tcPr>
-            <w:tcW w:w="2302" w:type="dxa"/>
-          </w:tcPr>
-          <w:p>
-            <w:pPr>
-              <w:pStyle w:val="a2"/>
-            </w:pPr>
-            <w:r>
-              <w:t>Supervisor for this period, FK</w:t>
-            </w:r>
-          </w:p>
-        </w:tc>
-        <w:tc>
-          <w:tcPr>
-            <w:tcW w:w="2302" w:type="dxa"/>
-          </w:tcPr>
-          <w:p>
-            <w:pPr>
-              <w:pStyle w:val="a2"/>
-            </w:pPr>
-            <w:r>
-              <w:t>int</w:t>
-            </w:r>
-          </w:p>
-        </w:tc>
-      </w:tr>
-    </w:tbl>
-    <w:p>
-      <w:pPr>
-        <w:pStyle w:val="a2"/>
-      </w:pPr>
-    </w:p>
-    <w:p>
-      <w:pPr>
-        <w:pStyle w:val="a2"/>
-      </w:pPr>
-      <w:r>
-        <w:t>Example with data (2-3 rows)</w:t>
-      </w:r>
-    </w:p>
-    <w:p>
-      <w:pPr>
-        <w:pStyle w:val="a2"/>
-      </w:pPr>
-    </w:p>
-    <w:tbl>
-      <w:tblPr>
-        <w:tblW w:w="9569" w:type="dxa"/>
-        <w:tblInd w:w="-108" w:type="dxa"/>
-        <w:tblBorders>
-          <w:top w:val="single" w:sz="4" w:space="0" w:color="76CDD8"/>
-          <w:left w:val="single" w:sz="4" w:space="0" w:color="76CDD8"/>
-          <w:bottom w:val="single" w:sz="4" w:space="0" w:color="76CDD8"/>
-          <w:right w:val="single" w:sz="4" w:space="0" w:color="76CDD8"/>
-          <w:insideH w:val="single" w:sz="4" w:space="0" w:color="76CDD8"/>
-          <w:insideV w:val="single" w:sz="4" w:space="0" w:color="76CDD8"/>
-        </w:tblBorders>
-        <w:tblLayout w:type="fixed"/>
-        <w:tblLook w:val="0000" w:firstRow="0" w:lastRow="0" w:firstColumn="0" w:lastColumn="0" w:noHBand="0" w:noVBand="0"/>
-      </w:tblPr>
-      <w:tblGrid>
-        <w:gridCol w:w="1368"/>
-        <w:gridCol w:w="1352"/>
-        <w:gridCol w:w="1352"/>
-        <w:gridCol w:w="1375"/>
-        <w:gridCol w:w="1375"/>
-        <w:gridCol w:w="1372"/>
-        <w:gridCol w:w="1375"/>
-      </w:tblGrid>
-      <w:tr>
-        <w:trPr>
-          <w:trHeight w:val="292"/>
-        </w:trPr>
-        <w:tc>
-          <w:tcPr>
-            <w:tcW w:w="1368" w:type="dxa"/>
-            <w:shd w:val="clear" w:color="auto" w:fill="76CDD8"/>
-          </w:tcPr>
-          <w:p>
-            <w:pPr>
-              <w:pStyle w:val="a2"/>
-              <w:widowControl w:val="0"/>
-              <w:spacing w:line="360" w:lineRule="auto"/>
-              <w:jc w:val="center"/>
-              <w:rPr>
-                <w:color w:val="FFFFFF" w:themeColor="background1"/>
-                <w:sz w:val="18"/>
-                <w:szCs w:val="18"/>
-              </w:rPr>
-            </w:pPr>
-            <w:proofErr w:type="spellStart"/>
-            <w:r>
-              <w:rPr>
-                <w:color w:val="FFFFFF" w:themeColor="background1"/>
-                <w:sz w:val="18"/>
-                <w:szCs w:val="18"/>
-              </w:rPr>
-              <w:lastRenderedPageBreak/>
-              <w:t>history_id</w:t>
-            </w:r>
-            <w:proofErr w:type="spellEnd"/>
-          </w:p>
-        </w:tc>
-        <w:tc>
-          <w:tcPr>
-            <w:tcW w:w="1352" w:type="dxa"/>
-            <w:shd w:val="clear" w:color="auto" w:fill="76CDD8"/>
-          </w:tcPr>
-          <w:p>
-            <w:pPr>
-              <w:pStyle w:val="a2"/>
-              <w:widowControl w:val="0"/>
-              <w:spacing w:line="360" w:lineRule="auto"/>
-              <w:jc w:val="center"/>
-              <w:rPr>
-                <w:color w:val="FFFFFF" w:themeColor="background1"/>
-                <w:sz w:val="18"/>
-                <w:szCs w:val="18"/>
-              </w:rPr>
-            </w:pPr>
-            <w:proofErr w:type="spellStart"/>
-            <w:r>
-              <w:rPr>
-                <w:color w:val="FFFFFF" w:themeColor="background1"/>
-                <w:sz w:val="18"/>
-                <w:szCs w:val="18"/>
-              </w:rPr>
-              <w:t>employee_id</w:t>
-            </w:r>
-            <w:proofErr w:type="spellEnd"/>
-          </w:p>
-        </w:tc>
-        <w:tc>
-          <w:tcPr>
-            <w:tcW w:w="1352" w:type="dxa"/>
-            <w:shd w:val="clear" w:color="auto" w:fill="76CDD8"/>
-          </w:tcPr>
-          <w:p>
-            <w:pPr>
-              <w:pStyle w:val="a2"/>
-              <w:widowControl w:val="0"/>
-              <w:spacing w:line="360" w:lineRule="auto"/>
-              <w:jc w:val="center"/>
-              <w:rPr>
-                <w:color w:val="FFFFFF" w:themeColor="background1"/>
-                <w:sz w:val="18"/>
-                <w:szCs w:val="18"/>
-              </w:rPr>
-            </w:pPr>
-            <w:r>
-              <w:rPr>
-                <w:color w:val="FFFFFF" w:themeColor="background1"/>
-                <w:sz w:val="18"/>
-                <w:szCs w:val="18"/>
-              </w:rPr>
-              <w:t>position</w:t>
-            </w:r>
-          </w:p>
-        </w:tc>
-        <w:tc>
-          <w:tcPr>
-            <w:tcW w:w="1375" w:type="dxa"/>
-            <w:shd w:val="clear" w:color="auto" w:fill="76CDD8"/>
-          </w:tcPr>
-          <w:p>
-            <w:pPr>
-              <w:pStyle w:val="a2"/>
-              <w:widowControl w:val="0"/>
-              <w:spacing w:line="360" w:lineRule="auto"/>
-              <w:jc w:val="center"/>
-              <w:rPr>
-                <w:color w:val="FFFFFF" w:themeColor="background1"/>
-                <w:sz w:val="18"/>
-                <w:szCs w:val="18"/>
-              </w:rPr>
-            </w:pPr>
-            <w:r>
-              <w:rPr>
-                <w:color w:val="FFFFFF" w:themeColor="background1"/>
-                <w:sz w:val="18"/>
-                <w:szCs w:val="18"/>
-              </w:rPr>
-              <w:t>salary</w:t>
-            </w:r>
-          </w:p>
-        </w:tc>
-        <w:tc>
-          <w:tcPr>
-            <w:tcW w:w="1375" w:type="dxa"/>
-            <w:shd w:val="clear" w:color="auto" w:fill="76CDD8"/>
-          </w:tcPr>
-          <w:p>
-            <w:pPr>
-              <w:pStyle w:val="a2"/>
-              <w:widowControl w:val="0"/>
-              <w:spacing w:line="360" w:lineRule="auto"/>
-              <w:jc w:val="center"/>
-              <w:rPr>
-                <w:color w:val="FFFFFF" w:themeColor="background1"/>
-                <w:sz w:val="18"/>
-                <w:szCs w:val="18"/>
-              </w:rPr>
-            </w:pPr>
-            <w:proofErr w:type="spellStart"/>
-            <w:r>
-              <w:rPr>
-                <w:color w:val="FFFFFF" w:themeColor="background1"/>
-                <w:sz w:val="18"/>
-                <w:szCs w:val="18"/>
-              </w:rPr>
-              <w:t>hire_date</w:t>
-            </w:r>
-            <w:proofErr w:type="spellEnd"/>
-          </w:p>
-        </w:tc>
-        <w:tc>
-          <w:tcPr>
-            <w:tcW w:w="1372" w:type="dxa"/>
-            <w:shd w:val="clear" w:color="auto" w:fill="76CDD8"/>
-          </w:tcPr>
-          <w:p>
-            <w:pPr>
-              <w:pStyle w:val="a2"/>
-              <w:widowControl w:val="0"/>
-              <w:spacing w:line="360" w:lineRule="auto"/>
-              <w:jc w:val="center"/>
-              <w:rPr>
-                <w:color w:val="FFFFFF" w:themeColor="background1"/>
-                <w:sz w:val="18"/>
-                <w:szCs w:val="18"/>
-              </w:rPr>
-            </w:pPr>
-            <w:proofErr w:type="spellStart"/>
-            <w:r>
-              <w:rPr>
-                <w:color w:val="FFFFFF" w:themeColor="background1"/>
-                <w:sz w:val="18"/>
-                <w:szCs w:val="18"/>
-              </w:rPr>
-              <w:t>leave_date</w:t>
-            </w:r>
-            <w:proofErr w:type="spellEnd"/>
-          </w:p>
-        </w:tc>
-        <w:tc>
-          <w:tcPr>
-            <w:tcW w:w="1375" w:type="dxa"/>
-            <w:shd w:val="clear" w:color="auto" w:fill="76CDD8"/>
-          </w:tcPr>
-          <w:p>
-            <w:pPr>
-              <w:pStyle w:val="a2"/>
-              <w:widowControl w:val="0"/>
-              <w:spacing w:line="360" w:lineRule="auto"/>
-              <w:jc w:val="center"/>
-              <w:rPr>
-                <w:color w:val="FFFFFF" w:themeColor="background1"/>
-                <w:sz w:val="18"/>
-                <w:szCs w:val="18"/>
-              </w:rPr>
-            </w:pPr>
-            <w:proofErr w:type="spellStart"/>
-            <w:r>
-              <w:rPr>
-                <w:color w:val="FFFFFF" w:themeColor="background1"/>
-                <w:sz w:val="18"/>
-                <w:szCs w:val="18"/>
-              </w:rPr>
-              <w:t>manager_id</w:t>
-            </w:r>
-            <w:proofErr w:type="spellEnd"/>
-          </w:p>
-        </w:tc>
-      </w:tr>
-      <w:tr>
-        <w:trPr>
-          <w:trHeight w:val="432"/>
-        </w:trPr>
-        <w:tc>
-          <w:tcPr>
-            <w:tcW w:w="1368" w:type="dxa"/>
-          </w:tcPr>
-          <w:p>
-            <w:pPr>
-              <w:pStyle w:val="a2"/>
-            </w:pPr>
-            <w:r>
-              <w:t>101</w:t>
-            </w:r>
-          </w:p>
-        </w:tc>
-        <w:tc>
-          <w:tcPr>
-            <w:tcW w:w="1352" w:type="dxa"/>
-          </w:tcPr>
-          <w:p>
-            <w:pPr>
-              <w:pStyle w:val="a2"/>
-            </w:pPr>
-            <w:r>
-              <w:t>10</w:t>
-            </w:r>
-          </w:p>
-        </w:tc>
-        <w:tc>
-          <w:tcPr>
-            <w:tcW w:w="1352" w:type="dxa"/>
-          </w:tcPr>
-          <w:p>
-            <w:pPr>
-              <w:pStyle w:val="a2"/>
-            </w:pPr>
-            <w:r>
-              <w:t>General Manager</w:t>
-            </w:r>
-          </w:p>
-        </w:tc>
-        <w:tc>
-          <w:tcPr>
-            <w:tcW w:w="1375" w:type="dxa"/>
-          </w:tcPr>
-          <w:p>
-            <w:pPr>
-              <w:pStyle w:val="a2"/>
-            </w:pPr>
-            <w:r>
-              <w:t>45000.00</w:t>
-            </w:r>
-          </w:p>
-        </w:tc>
-        <w:tc>
-          <w:tcPr>
-            <w:tcW w:w="1375" w:type="dxa"/>
-          </w:tcPr>
-          <w:p>
-            <w:pPr>
-              <w:pStyle w:val="a2"/>
-            </w:pPr>
-            <w:r>
-              <w:t>01.01.2024</w:t>
-            </w:r>
-          </w:p>
-        </w:tc>
-        <w:tc>
-          <w:tcPr>
-            <w:tcW w:w="1372" w:type="dxa"/>
-          </w:tcPr>
-          <w:p>
-            <w:pPr>
-              <w:pStyle w:val="a2"/>
-            </w:pPr>
-            <w:r>
-              <w:t>null</w:t>
-            </w:r>
-          </w:p>
-        </w:tc>
-        <w:tc>
-          <w:tcPr>
-            <w:tcW w:w="1375" w:type="dxa"/>
-          </w:tcPr>
-          <w:p>
-            <w:pPr>
-              <w:pStyle w:val="a2"/>
-            </w:pPr>
-            <w:r>
-              <w:t>null</w:t>
-            </w:r>
-          </w:p>
-        </w:tc>
-      </w:tr>
-      <w:tr>
-        <w:trPr>
-          <w:trHeight w:val="432"/>
-        </w:trPr>
-        <w:tc>
-          <w:tcPr>
-            <w:tcW w:w="1368" w:type="dxa"/>
-          </w:tcPr>
-          <w:p>
-            <w:pPr>
-              <w:pStyle w:val="a2"/>
-            </w:pPr>
-            <w:r>
-              <w:t>102</w:t>
-            </w:r>
-          </w:p>
-        </w:tc>
-        <w:tc>
-          <w:tcPr>
-            <w:tcW w:w="1352" w:type="dxa"/>
-          </w:tcPr>
-          <w:p>
-            <w:pPr>
-              <w:pStyle w:val="a2"/>
-            </w:pPr>
-            <w:r>
-              <w:t>11</w:t>
-            </w:r>
-          </w:p>
-        </w:tc>
-        <w:tc>
-          <w:tcPr>
-            <w:tcW w:w="1352" w:type="dxa"/>
-          </w:tcPr>
-          <w:p>
-            <w:pPr>
-              <w:pStyle w:val="a2"/>
-            </w:pPr>
-            <w:r>
-              <w:t>Receptionist</w:t>
-            </w:r>
-          </w:p>
-        </w:tc>
-        <w:tc>
-          <w:tcPr>
-            <w:tcW w:w="1375" w:type="dxa"/>
-          </w:tcPr>
-          <w:p>
-            <w:pPr>
-              <w:pStyle w:val="a2"/>
-            </w:pPr>
-            <w:r>
-              <w:t>15000.00</w:t>
-            </w:r>
-          </w:p>
-        </w:tc>
-        <w:tc>
-          <w:tcPr>
-            <w:tcW w:w="1375" w:type="dxa"/>
-          </w:tcPr>
-          <w:p>
-            <w:pPr>
-              <w:pStyle w:val="a2"/>
-            </w:pPr>
-            <w:r>
-              <w:t>01.06.2024</w:t>
-            </w:r>
-          </w:p>
-        </w:tc>
-        <w:tc>
-          <w:tcPr>
-            <w:tcW w:w="1372" w:type="dxa"/>
-          </w:tcPr>
-          <w:p>
-            <w:pPr>
-              <w:pStyle w:val="a2"/>
-            </w:pPr>
-            <w:r>
-              <w:t>31.12.2025</w:t>
-            </w:r>
-          </w:p>
-        </w:tc>
-        <w:tc>
-          <w:tcPr>
-            <w:tcW w:w="1375" w:type="dxa"/>
-          </w:tcPr>
-          <w:p>
-            <w:pPr>
-              <w:pStyle w:val="a2"/>
-            </w:pPr>
-            <w:r>
-              <w:t>10</w:t>
-            </w:r>
-          </w:p>
-        </w:tc>
-      </w:tr>
-      <w:tr>
-        <w:trPr>
-          <w:trHeight w:val="432"/>
-        </w:trPr>
-        <w:tc>
-          <w:tcPr>
-            <w:tcW w:w="1368" w:type="dxa"/>
-          </w:tcPr>
-          <w:p>
-            <w:pPr>
-              <w:pStyle w:val="a2"/>
-            </w:pPr>
-            <w:r>
-              <w:t>103</w:t>
-            </w:r>
-          </w:p>
-        </w:tc>
-        <w:tc>
-          <w:tcPr>
-            <w:tcW w:w="1352" w:type="dxa"/>
-          </w:tcPr>
-          <w:p>
-            <w:pPr>
-              <w:pStyle w:val="a2"/>
-            </w:pPr>
-            <w:r>
-              <w:t>11</w:t>
-            </w:r>
-          </w:p>
-        </w:tc>
-        <w:tc>
-          <w:tcPr>
-            <w:tcW w:w="1352" w:type="dxa"/>
-          </w:tcPr>
-          <w:p>
-            <w:pPr>
-              <w:pStyle w:val="a2"/>
-            </w:pPr>
-            <w:r>
-              <w:t>Head of Reception</w:t>
-            </w:r>
-          </w:p>
-        </w:tc>
-        <w:tc>
-          <w:tcPr>
-            <w:tcW w:w="1375" w:type="dxa"/>
-          </w:tcPr>
-          <w:p>
-            <w:pPr>
-              <w:pStyle w:val="a2"/>
-            </w:pPr>
-            <w:r>
-              <w:t>22000.00</w:t>
-            </w:r>
-          </w:p>
-        </w:tc>
-        <w:tc>
-          <w:tcPr>
-            <w:tcW w:w="1375" w:type="dxa"/>
-          </w:tcPr>
-          <w:p>
-            <w:pPr>
-              <w:pStyle w:val="a2"/>
-            </w:pPr>
-            <w:r>
-              <w:t>01.01.2026</w:t>
-            </w:r>
-          </w:p>
-        </w:tc>
-        <w:tc>
-          <w:tcPr>
-            <w:tcW w:w="1372" w:type="dxa"/>
-          </w:tcPr>
-          <w:p>
-            <w:pPr>
-              <w:pStyle w:val="a2"/>
-            </w:pPr>
-            <w:r>
-              <w:t>null</w:t>
-            </w:r>
-          </w:p>
-        </w:tc>
-        <w:tc>
-          <w:tcPr>
-            <w:tcW w:w="1375" w:type="dxa"/>
-          </w:tcPr>
-          <w:p>
-            <w:pPr>
-              <w:pStyle w:val="a2"/>
-            </w:pPr>
-            <w:r>
-              <w:t>10</w:t>
-            </w:r>
-          </w:p>
-        </w:tc>
-      </w:tr>
-    </w:tbl>
-    <w:p>
-      <w:pPr>
-        <w:pStyle w:val="a2"/>
-      </w:pPr>
-    </w:p>
-    <w:p>
-      <w:pPr>
-        <w:pStyle w:val="a2"/>
-        <w:rPr>
-          <w:b/>
-          <w:bCs/>
-        </w:rPr>
-      </w:pPr>
-      <w:r>
-        <w:rPr>
-          <w:b/>
-          <w:bCs/>
-          <w:lang/>
-        </w:rPr>
-        <w:t>Table</w:t>
-      </w:r>
-      <w:r>
-        <w:rPr>
-          <w:b/>
-          <w:bCs/>
-        </w:rPr>
-        <w:t xml:space="preserve"> </w:t>
-      </w:r>
-      <w:r>
-        <w:rPr>
-          <w:b/>
-          <w:bCs/>
-          <w:lang/>
-        </w:rPr>
-        <w:t>service</w:t>
-      </w:r>
-      <w:r>
-        <w:rPr>
-          <w:b/>
-          <w:bCs/>
-        </w:rPr>
-        <w:t>s:</w:t>
-      </w:r>
-    </w:p>
-    <w:p>
-      <w:pPr>
-        <w:pStyle w:val="a2"/>
-        <w:rPr>
-          <w:lang/>
-        </w:rPr>
-      </w:pPr>
-      <w:r>
-        <w:rPr>
-          <w:b/>
-          <w:bCs/>
-          <w:lang/>
-        </w:rPr>
-        <w:t>Concept:</w:t>
-      </w:r>
-      <w:r>
-        <w:rPr>
-          <w:lang/>
-        </w:rPr>
-        <w:t xml:space="preserve"> This table represents the catalog of additional offerings provided by the hotel (e.g., Breakfast, Spa, Parking). It defines what the service is, regardless of its current price.</w:t>
-      </w:r>
-    </w:p>
-    <w:p>
-      <w:pPr>
-        <w:pStyle w:val="a2"/>
-        <w:rPr>
-          <w:lang/>
-        </w:rPr>
-      </w:pPr>
-      <w:r>
-        <w:rPr>
-          <w:b/>
-          <w:bCs/>
-          <w:lang/>
-        </w:rPr>
-        <w:t>Reason for separation:</w:t>
-      </w:r>
-      <w:r>
-        <w:rPr>
-          <w:lang/>
-        </w:rPr>
-        <w:t xml:space="preserve"> We store the service definition separately from the bookings to avoid repeating the service name and details for every transaction. This centralizes the catalog and ensures that renaming a service (e.g., "Morning Meal" to "Continental Breakfast") updates everywhere at once.</w:t>
-      </w:r>
-    </w:p>
-    <w:p>
-      <w:pPr>
-        <w:pStyle w:val="a2"/>
-        <w:rPr>
-          <w:lang/>
-        </w:rPr>
-      </w:pPr>
-      <w:r>
-        <w:rPr>
-          <w:b/>
-          <w:bCs/>
-          <w:lang/>
-        </w:rPr>
-        <w:t>Normalization (3NF):</w:t>
-      </w:r>
-      <w:r>
-        <w:rPr>
-          <w:lang/>
-        </w:rPr>
-        <w:t xml:space="preserve"> This table is in </w:t>
-      </w:r>
-      <w:r>
-        <w:rPr>
-          <w:b/>
-          <w:bCs/>
-          <w:lang/>
-        </w:rPr>
-        <w:t>3NF</w:t>
-      </w:r>
-      <w:r>
-        <w:rPr>
-          <w:lang/>
-        </w:rPr>
-        <w:t>. The service_name and base_price (current) depend only on the service_id.</w:t>
-      </w:r>
-    </w:p>
-    <w:p>
-      <w:pPr>
-        <w:pStyle w:val="a2"/>
-        <w:rPr>
-          <w:lang/>
-        </w:rPr>
-      </w:pPr>
-      <w:r>
-        <w:rPr>
-          <w:b/>
-          <w:bCs/>
-          <w:lang/>
-        </w:rPr>
-        <w:t>Dependencies:</w:t>
-      </w:r>
-      <w:r>
-        <w:rPr>
-          <w:lang/>
-        </w:rPr>
-        <w:t xml:space="preserve"> All attributes depend solely on the primary key. We eliminated transitive dependencies by using this table as a parent for price history and booking links.</w:t>
-      </w:r>
-    </w:p>
-    <w:p>
-      <w:pPr>
-        <w:pStyle w:val="a2"/>
-        <w:rPr>
-          <w:lang/>
-        </w:rPr>
-      </w:pPr>
-      <w:r>
-        <w:rPr>
-          <w:b/>
-          <w:bCs/>
-          <w:lang/>
-        </w:rPr>
-        <w:t>Primary key (PK):</w:t>
-      </w:r>
-      <w:r>
-        <w:rPr>
-          <w:lang/>
-        </w:rPr>
-        <w:t xml:space="preserve"> service_id (serial) is a surrogate key chosen for stability.</w:t>
-      </w:r>
-    </w:p>
-    <w:p>
-      <w:pPr>
-        <w:pStyle w:val="a2"/>
-        <w:rPr>
-          <w:lang/>
-        </w:rPr>
-      </w:pPr>
-      <w:r>
-        <w:rPr>
-          <w:b/>
-          <w:bCs/>
-          <w:lang/>
-        </w:rPr>
-        <w:t>Foreign keys (FK):</w:t>
-      </w:r>
-      <w:r>
-        <w:rPr>
-          <w:lang/>
-        </w:rPr>
-        <w:t xml:space="preserve"> None. This is a reference table.</w:t>
-      </w:r>
-    </w:p>
-    <w:p>
-      <w:pPr>
-        <w:pStyle w:val="a2"/>
-        <w:rPr>
-          <w:lang/>
-        </w:rPr>
-      </w:pPr>
-    </w:p>
-    <w:tbl>
-      <w:tblPr>
-        <w:tblW w:w="0" w:type="auto"/>
-        <w:tblInd w:w="-108" w:type="dxa"/>
-        <w:tblBorders>
-          <w:top w:val="single" w:sz="4" w:space="0" w:color="76CDD8"/>
-          <w:left w:val="single" w:sz="4" w:space="0" w:color="76CDD8"/>
-          <w:bottom w:val="single" w:sz="4" w:space="0" w:color="76CDD8"/>
-          <w:right w:val="single" w:sz="4" w:space="0" w:color="76CDD8"/>
-          <w:insideH w:val="single" w:sz="4" w:space="0" w:color="76CDD8"/>
-          <w:insideV w:val="single" w:sz="4" w:space="0" w:color="76CDD8"/>
-        </w:tblBorders>
-        <w:tblLayout w:type="fixed"/>
-        <w:tblLook w:val="0000" w:firstRow="0" w:lastRow="0" w:firstColumn="0" w:lastColumn="0" w:noHBand="0" w:noVBand="0"/>
-      </w:tblPr>
-      <w:tblGrid>
-        <w:gridCol w:w="2302"/>
-        <w:gridCol w:w="2302"/>
-        <w:gridCol w:w="2302"/>
-        <w:gridCol w:w="2302"/>
-      </w:tblGrid>
-      <w:tr>
-        <w:trPr>
-          <w:trHeight w:val="292"/>
-        </w:trPr>
-        <w:tc>
-          <w:tcPr>
-            <w:tcW w:w="2302" w:type="dxa"/>
-            <w:shd w:val="clear" w:color="auto" w:fill="76CDD8"/>
-          </w:tcPr>
-          <w:p>
-            <w:pPr>
-              <w:pStyle w:val="a2"/>
-              <w:widowControl w:val="0"/>
-              <w:spacing w:line="360" w:lineRule="auto"/>
-              <w:jc w:val="center"/>
-              <w:rPr>
-                <w:color w:val="FFFFFF" w:themeColor="background1"/>
-                <w:sz w:val="18"/>
-                <w:szCs w:val="18"/>
-              </w:rPr>
-            </w:pPr>
-            <w:r>
-              <w:rPr>
-                <w:color w:val="FFFFFF" w:themeColor="background1"/>
-                <w:sz w:val="18"/>
-                <w:szCs w:val="18"/>
-              </w:rPr>
-              <w:t>Table Name</w:t>
-            </w:r>
-          </w:p>
-        </w:tc>
-        <w:tc>
-          <w:tcPr>
-            <w:tcW w:w="2302" w:type="dxa"/>
-            <w:shd w:val="clear" w:color="auto" w:fill="76CDD8"/>
-          </w:tcPr>
-          <w:p>
-            <w:pPr>
-              <w:pStyle w:val="a2"/>
-              <w:widowControl w:val="0"/>
-              <w:spacing w:line="360" w:lineRule="auto"/>
-              <w:jc w:val="center"/>
-              <w:rPr>
-                <w:color w:val="FFFFFF" w:themeColor="background1"/>
-                <w:sz w:val="18"/>
-                <w:szCs w:val="18"/>
-              </w:rPr>
-            </w:pPr>
-            <w:r>
-              <w:rPr>
-                <w:color w:val="FFFFFF" w:themeColor="background1"/>
-                <w:sz w:val="18"/>
-                <w:szCs w:val="18"/>
-              </w:rPr>
-              <w:t xml:space="preserve">Field name </w:t>
-            </w:r>
-          </w:p>
-        </w:tc>
-        <w:tc>
-          <w:tcPr>
-            <w:tcW w:w="2302" w:type="dxa"/>
-            <w:shd w:val="clear" w:color="auto" w:fill="76CDD8"/>
-          </w:tcPr>
-          <w:p>
-            <w:pPr>
-              <w:pStyle w:val="a2"/>
-              <w:widowControl w:val="0"/>
-              <w:spacing w:line="360" w:lineRule="auto"/>
-              <w:jc w:val="center"/>
-              <w:rPr>
-                <w:color w:val="FFFFFF" w:themeColor="background1"/>
-                <w:sz w:val="18"/>
-                <w:szCs w:val="18"/>
-              </w:rPr>
-            </w:pPr>
-            <w:r>
-              <w:rPr>
-                <w:color w:val="FFFFFF" w:themeColor="background1"/>
-                <w:sz w:val="18"/>
-                <w:szCs w:val="18"/>
-              </w:rPr>
-              <w:t xml:space="preserve">Field Description </w:t>
-            </w:r>
-          </w:p>
-        </w:tc>
-        <w:tc>
-          <w:tcPr>
-            <w:tcW w:w="2302" w:type="dxa"/>
-            <w:shd w:val="clear" w:color="auto" w:fill="76CDD8"/>
-          </w:tcPr>
-          <w:p>
-            <w:pPr>
-              <w:pStyle w:val="a2"/>
-              <w:widowControl w:val="0"/>
-              <w:spacing w:line="360" w:lineRule="auto"/>
-              <w:jc w:val="center"/>
-              <w:rPr>
-                <w:color w:val="FFFFFF" w:themeColor="background1"/>
-                <w:sz w:val="18"/>
-                <w:szCs w:val="18"/>
-              </w:rPr>
-            </w:pPr>
-            <w:r>
-              <w:rPr>
-                <w:color w:val="FFFFFF" w:themeColor="background1"/>
-                <w:sz w:val="18"/>
-                <w:szCs w:val="18"/>
-              </w:rPr>
-              <w:t xml:space="preserve">Data Type </w:t>
-            </w:r>
-          </w:p>
-        </w:tc>
-      </w:tr>
-      <w:tr>
-        <w:trPr>
-          <w:trHeight w:val="432"/>
-        </w:trPr>
-        <w:tc>
-          <w:tcPr>
-            <w:tcW w:w="2302" w:type="dxa"/>
-            <w:vMerge w:val="restart"/>
-          </w:tcPr>
-          <w:p>
-            <w:pPr>
-              <w:pStyle w:val="a2"/>
-            </w:pPr>
-            <w:r>
               <w:t>services</w:t>
             </w:r>
           </w:p>
@@ -10524,14 +6914,12 @@
         <w:rPr>
           <w:b/>
           <w:bCs/>
-          <w:lang/>
         </w:rPr>
       </w:pPr>
       <w:r>
         <w:rPr>
           <w:b/>
           <w:bCs/>
-          <w:lang/>
         </w:rPr>
         <w:t>Table: service_price_history</w:t>
       </w:r>
@@ -10539,170 +6927,116 @@
     <w:p>
       <w:pPr>
         <w:pStyle w:val="a2"/>
-        <w:rPr>
-          <w:lang/>
-        </w:rPr>
       </w:pPr>
       <w:r>
         <w:rPr>
           <w:b/>
           <w:bCs/>
-          <w:lang/>
         </w:rPr>
         <w:t>Concept:</w:t>
       </w:r>
       <w:r>
-        <w:rPr>
-          <w:lang/>
-        </w:rPr>
         <w:t xml:space="preserve"> This represents the chronological record of price changes for services. It allows us to know what a service cost on any specific date in the past.</w:t>
       </w:r>
     </w:p>
     <w:p>
       <w:pPr>
         <w:pStyle w:val="a2"/>
-        <w:rPr>
-          <w:lang/>
-        </w:rPr>
       </w:pPr>
       <w:r>
         <w:rPr>
           <w:b/>
           <w:bCs/>
-          <w:lang/>
         </w:rPr>
         <w:t>Reason for separation:</w:t>
       </w:r>
       <w:r>
-        <w:rPr>
-          <w:lang/>
-        </w:rPr>
         <w:t xml:space="preserve"> We must store this in a separate table to prevent </w:t>
       </w:r>
       <w:r>
         <w:rPr>
           <w:b/>
           <w:bCs/>
-          <w:lang/>
         </w:rPr>
         <w:t>Update Anomalies</w:t>
       </w:r>
       <w:r>
-        <w:rPr>
-          <w:lang/>
-        </w:rPr>
         <w:t>. If we only updated the price in the services table, a receipt from last year would appear to have today's price, breaking the hotel's accounting and financial history.</w:t>
       </w:r>
     </w:p>
     <w:p>
       <w:pPr>
         <w:pStyle w:val="a2"/>
-        <w:rPr>
-          <w:lang/>
-        </w:rPr>
       </w:pPr>
       <w:r>
         <w:rPr>
           <w:b/>
           <w:bCs/>
-          <w:lang/>
         </w:rPr>
         <w:t>Normalization (3NF):</w:t>
       </w:r>
       <w:r>
-        <w:rPr>
-          <w:lang/>
-        </w:rPr>
         <w:t xml:space="preserve"> This table is in </w:t>
       </w:r>
       <w:r>
         <w:rPr>
           <w:b/>
           <w:bCs/>
-          <w:lang/>
         </w:rPr>
         <w:t>3NF</w:t>
       </w:r>
       <w:r>
-        <w:rPr>
-          <w:lang/>
-        </w:rPr>
         <w:t>. The historical price is a fact about the service at a specific time interval defined by valid_from and valid_to.</w:t>
       </w:r>
     </w:p>
     <w:p>
       <w:pPr>
         <w:pStyle w:val="a2"/>
-        <w:rPr>
-          <w:lang/>
-        </w:rPr>
       </w:pPr>
       <w:r>
         <w:rPr>
           <w:b/>
           <w:bCs/>
-          <w:lang/>
         </w:rPr>
         <w:t>Dependencies:</w:t>
       </w:r>
       <w:r>
-        <w:rPr>
-          <w:lang/>
-        </w:rPr>
         <w:t xml:space="preserve"> The service_price depends on the service_history_id. No partial or transitive dependencies exist.</w:t>
       </w:r>
     </w:p>
     <w:p>
       <w:pPr>
         <w:pStyle w:val="a2"/>
-        <w:rPr>
-          <w:lang/>
-        </w:rPr>
       </w:pPr>
       <w:r>
         <w:rPr>
           <w:b/>
           <w:bCs/>
-          <w:lang/>
         </w:rPr>
         <w:t>Primary key (PK):</w:t>
       </w:r>
       <w:r>
-        <w:rPr>
-          <w:lang/>
-        </w:rPr>
         <w:t xml:space="preserve"> service_history_id (serial) provides a unique handle for every price update event.</w:t>
       </w:r>
     </w:p>
     <w:p>
       <w:pPr>
         <w:pStyle w:val="a2"/>
-        <w:rPr>
-          <w:lang/>
-        </w:rPr>
       </w:pPr>
       <w:r>
         <w:rPr>
           <w:b/>
           <w:bCs/>
-          <w:lang/>
         </w:rPr>
-        <w:lastRenderedPageBreak/>
         <w:t>Foreign keys (FK):</w:t>
       </w:r>
       <w:r>
-        <w:rPr>
-          <w:lang/>
-        </w:rPr>
         <w:t xml:space="preserve"> service_id (references services). As shown in your notes, we use ON DELETE RESTRICT to ensure we never lose the historical pricing data associated with a service.</w:t>
       </w:r>
     </w:p>
     <w:p>
       <w:pPr>
         <w:pStyle w:val="a2"/>
-        <w:rPr>
-          <w:lang/>
-        </w:rPr>
       </w:pPr>
     </w:p>
     <w:tbl>
@@ -11704,14 +8038,12 @@
         <w:rPr>
           <w:b/>
           <w:bCs/>
-          <w:lang/>
         </w:rPr>
       </w:pPr>
       <w:r>
         <w:rPr>
           <w:b/>
           <w:bCs/>
-          <w:lang/>
         </w:rPr>
         <w:t>Table: booking_services</w:t>
       </w:r>
@@ -11719,160 +8051,110 @@
     <w:p>
       <w:pPr>
         <w:pStyle w:val="a2"/>
-        <w:rPr>
-          <w:lang/>
-        </w:rPr>
       </w:pPr>
       <w:r>
         <w:rPr>
           <w:b/>
           <w:bCs/>
-          <w:lang/>
         </w:rPr>
         <w:t>Concept:</w:t>
       </w:r>
       <w:r>
-        <w:rPr>
-          <w:lang/>
-        </w:rPr>
         <w:t xml:space="preserve"> This is a bridge table that represents the specific instances where a guest used a service during their stay.</w:t>
       </w:r>
     </w:p>
     <w:p>
       <w:pPr>
         <w:pStyle w:val="a2"/>
-        <w:rPr>
-          <w:lang/>
-        </w:rPr>
       </w:pPr>
       <w:r>
         <w:rPr>
           <w:b/>
           <w:bCs/>
-          <w:lang/>
         </w:rPr>
         <w:t>Reason for separation:</w:t>
       </w:r>
       <w:r>
-        <w:rPr>
-          <w:lang/>
-        </w:rPr>
         <w:t xml:space="preserve"> This resolves the </w:t>
       </w:r>
       <w:r>
         <w:rPr>
           <w:b/>
           <w:bCs/>
-          <w:lang/>
         </w:rPr>
         <w:t>many-to-many relationship</w:t>
       </w:r>
       <w:r>
-        <w:rPr>
-          <w:lang/>
-        </w:rPr>
         <w:t xml:space="preserve"> between bookings and services (one booking can have many services, and one service can be part of many bookings).</w:t>
       </w:r>
     </w:p>
     <w:p>
       <w:pPr>
         <w:pStyle w:val="a2"/>
-        <w:rPr>
-          <w:lang/>
-        </w:rPr>
       </w:pPr>
       <w:r>
         <w:rPr>
           <w:b/>
           <w:bCs/>
-          <w:lang/>
         </w:rPr>
         <w:t>Normalization (3NF):</w:t>
       </w:r>
       <w:r>
-        <w:rPr>
-          <w:lang/>
-        </w:rPr>
         <w:t xml:space="preserve"> This table is in </w:t>
       </w:r>
       <w:r>
         <w:rPr>
           <w:b/>
           <w:bCs/>
-          <w:lang/>
         </w:rPr>
         <w:t>3NF</w:t>
       </w:r>
       <w:r>
-        <w:rPr>
-          <w:lang/>
-        </w:rPr>
         <w:t>. The quantity describes the relationship between a specific booking and a specific service.</w:t>
       </w:r>
     </w:p>
     <w:p>
       <w:pPr>
         <w:pStyle w:val="a2"/>
-        <w:rPr>
-          <w:lang/>
-        </w:rPr>
       </w:pPr>
       <w:r>
         <w:rPr>
           <w:b/>
           <w:bCs/>
-          <w:lang/>
         </w:rPr>
         <w:t>Dependencies:</w:t>
       </w:r>
       <w:r>
-        <w:rPr>
-          <w:lang/>
-        </w:rPr>
         <w:t xml:space="preserve"> The quantity depends on the composite context of the booking and service.</w:t>
       </w:r>
     </w:p>
     <w:p>
       <w:pPr>
         <w:pStyle w:val="a2"/>
-        <w:rPr>
-          <w:lang/>
-        </w:rPr>
       </w:pPr>
       <w:r>
         <w:rPr>
           <w:b/>
           <w:bCs/>
-          <w:lang/>
         </w:rPr>
         <w:t>Primary key (PK):</w:t>
       </w:r>
       <w:r>
-        <w:rPr>
-          <w:lang/>
-        </w:rPr>
         <w:t xml:space="preserve"> Typically a composite key of (booking_id, service_id), though your schema implies these as individual foreign keys.</w:t>
       </w:r>
     </w:p>
     <w:p>
       <w:pPr>
         <w:pStyle w:val="a2"/>
-        <w:rPr>
-          <w:lang/>
-        </w:rPr>
       </w:pPr>
       <w:r>
         <w:rPr>
           <w:b/>
           <w:bCs/>
-          <w:lang/>
         </w:rPr>
         <w:t>Foreign keys (FK):</w:t>
       </w:r>
       <w:r>
-        <w:rPr>
-          <w:lang/>
-        </w:rPr>
         <w:t xml:space="preserve"> booking_id: References bookings. We use ON DELETE CASCADE so that if a booking is deleted, the associated service charges are also removed.</w:t>
       </w:r>
     </w:p>
@@ -11883,23 +8165,14 @@
           <w:ilvl w:val="0"/>
           <w:numId w:val="42"/>
         </w:numPr>
-        <w:rPr>
-          <w:lang/>
-        </w:rPr>
-      </w:pPr>
-      <w:r>
-        <w:rPr>
-          <w:lang/>
-        </w:rPr>
+      </w:pPr>
+      <w:r>
         <w:t>service_id: References services. We use ON DELETE RESTRICT to prevent deleting a service that has already been billed to guests.</w:t>
       </w:r>
     </w:p>
     <w:p>
       <w:pPr>
         <w:pStyle w:val="a2"/>
-        <w:rPr>
-          <w:lang/>
-        </w:rPr>
       </w:pPr>
     </w:p>
     <w:tbl>
@@ -12637,25 +8910,19 @@
           <w:b/>
           <w:bCs/>
         </w:rPr>
-        <w:t>Table guest</w:t>
-      </w:r>
+        <w:t>Table guest:</w:t>
+      </w:r>
+    </w:p>
+    <w:p>
+      <w:pPr>
+        <w:pStyle w:val="a2"/>
+      </w:pPr>
       <w:r>
         <w:rPr>
           <w:b/>
           <w:bCs/>
         </w:rPr>
-        <w:t>:</w:t>
-      </w:r>
-    </w:p>
-    <w:p>
-      <w:pPr>
-        <w:pStyle w:val="a2"/>
-      </w:pPr>
-      <w:r>
-        <w:rPr>
-          <w:b/>
-          <w:bCs/>
-        </w:rPr>
+        <w:lastRenderedPageBreak/>
         <w:t>Concept:</w:t>
       </w:r>
       <w:r>
@@ -13803,149 +10070,104 @@
         <w:rPr>
           <w:b/>
           <w:bCs/>
-          <w:lang/>
         </w:rPr>
       </w:pPr>
       <w:r>
         <w:rPr>
           <w:b/>
           <w:bCs/>
-          <w:lang/>
         </w:rPr>
-        <w:lastRenderedPageBreak/>
         <w:t>Table bookings</w:t>
       </w:r>
     </w:p>
     <w:p>
       <w:pPr>
         <w:pStyle w:val="a2"/>
-        <w:rPr>
-          <w:lang/>
-        </w:rPr>
       </w:pPr>
       <w:r>
         <w:rPr>
           <w:b/>
           <w:bCs/>
-          <w:lang/>
         </w:rPr>
         <w:t>Concept:</w:t>
       </w:r>
       <w:r>
-        <w:rPr>
-          <w:lang/>
-        </w:rPr>
         <w:t xml:space="preserve"> Represents the administrative intent of a guest to stay at the hotel. It acts as the "parent" record for specific room stays and services.</w:t>
       </w:r>
     </w:p>
     <w:p>
       <w:pPr>
         <w:pStyle w:val="a2"/>
-        <w:rPr>
-          <w:lang/>
-        </w:rPr>
       </w:pPr>
       <w:r>
         <w:rPr>
           <w:b/>
           <w:bCs/>
-          <w:lang/>
         </w:rPr>
         <w:t>Reason for separation:</w:t>
       </w:r>
       <w:r>
-        <w:rPr>
-          <w:lang/>
-        </w:rPr>
         <w:t xml:space="preserve"> This table separates the "reservation header" (who and when) from the "reservation details" (which rooms). This allows a single booking to cover multiple rooms (e.g., a family booking two adjacent rooms).</w:t>
       </w:r>
     </w:p>
     <w:p>
       <w:pPr>
         <w:pStyle w:val="a2"/>
-        <w:rPr>
-          <w:lang/>
-        </w:rPr>
       </w:pPr>
       <w:r>
         <w:rPr>
           <w:b/>
           <w:bCs/>
-          <w:lang/>
         </w:rPr>
         <w:t>Normalization (3NF):</w:t>
       </w:r>
       <w:r>
-        <w:rPr>
-          <w:lang/>
-        </w:rPr>
         <w:t xml:space="preserve"> This table is in </w:t>
       </w:r>
       <w:r>
         <w:rPr>
           <w:b/>
           <w:bCs/>
-          <w:lang/>
         </w:rPr>
         <w:t>3NF</w:t>
       </w:r>
       <w:r>
-        <w:rPr>
-          <w:lang/>
-        </w:rPr>
         <w:t>. The created_at timestamp and the guest_id are specific to the reservation event.</w:t>
       </w:r>
     </w:p>
     <w:p>
       <w:pPr>
         <w:pStyle w:val="a2"/>
-        <w:rPr>
-          <w:lang/>
-        </w:rPr>
       </w:pPr>
       <w:r>
         <w:rPr>
           <w:b/>
           <w:bCs/>
-          <w:lang/>
         </w:rPr>
         <w:t>Primary key (PK):</w:t>
       </w:r>
       <w:r>
-        <w:rPr>
-          <w:lang/>
-        </w:rPr>
         <w:t xml:space="preserve"> booking_id (serial).</w:t>
       </w:r>
     </w:p>
     <w:p>
       <w:pPr>
         <w:pStyle w:val="a2"/>
-        <w:rPr>
-          <w:lang/>
-        </w:rPr>
       </w:pPr>
       <w:r>
         <w:rPr>
           <w:b/>
           <w:bCs/>
-          <w:lang/>
         </w:rPr>
         <w:t>Foreign keys (FK):</w:t>
       </w:r>
       <w:r>
-        <w:rPr>
-          <w:lang/>
-        </w:rPr>
         <w:t xml:space="preserve"> guest_id (references guest). Per your notes, we use ON DELETE RESTRICT to ensure we don't delete a guest who has existing booking records.</w:t>
       </w:r>
     </w:p>
     <w:p>
       <w:pPr>
         <w:pStyle w:val="a2"/>
-        <w:rPr>
-          <w:lang/>
-        </w:rPr>
       </w:pPr>
     </w:p>
     <w:tbl>
@@ -13996,6 +10218,7 @@
                 <w:sz w:val="18"/>
                 <w:szCs w:val="18"/>
               </w:rPr>
+              <w:lastRenderedPageBreak/>
               <w:t>Table Name</w:t>
             </w:r>
           </w:p>
@@ -14267,6 +10490,131 @@
           </w:p>
         </w:tc>
       </w:tr>
+      <w:tr>
+        <w:trPr>
+          <w:trHeight w:val="432"/>
+        </w:trPr>
+        <w:tc>
+          <w:tcPr>
+            <w:tcW w:w="2302" w:type="dxa"/>
+            <w:vMerge/>
+          </w:tcPr>
+          <w:p>
+            <w:pPr>
+              <w:pStyle w:val="a2"/>
+            </w:pPr>
+          </w:p>
+        </w:tc>
+        <w:tc>
+          <w:tcPr>
+            <w:tcW w:w="2302" w:type="dxa"/>
+          </w:tcPr>
+          <w:p>
+            <w:pPr>
+              <w:pStyle w:val="a2"/>
+            </w:pPr>
+            <w:proofErr w:type="spellStart"/>
+            <w:r>
+              <w:t>check_in_date</w:t>
+            </w:r>
+            <w:proofErr w:type="spellEnd"/>
+          </w:p>
+        </w:tc>
+        <w:tc>
+          <w:tcPr>
+            <w:tcW w:w="2302" w:type="dxa"/>
+          </w:tcPr>
+          <w:p>
+            <w:pPr>
+              <w:pStyle w:val="a2"/>
+            </w:pPr>
+            <w:r>
+              <w:t>Planned start of stay</w:t>
+            </w:r>
+          </w:p>
+        </w:tc>
+        <w:tc>
+          <w:tcPr>
+            <w:tcW w:w="2302" w:type="dxa"/>
+          </w:tcPr>
+          <w:p>
+            <w:pPr>
+              <w:pStyle w:val="a2"/>
+            </w:pPr>
+            <w:r>
+              <w:t>date</w:t>
+            </w:r>
+          </w:p>
+        </w:tc>
+      </w:tr>
+      <w:tr>
+        <w:trPr>
+          <w:trHeight w:val="432"/>
+        </w:trPr>
+        <w:tc>
+          <w:tcPr>
+            <w:tcW w:w="2302" w:type="dxa"/>
+            <w:vMerge/>
+          </w:tcPr>
+          <w:p>
+            <w:pPr>
+              <w:pStyle w:val="a2"/>
+            </w:pPr>
+          </w:p>
+        </w:tc>
+        <w:tc>
+          <w:tcPr>
+            <w:tcW w:w="2302" w:type="dxa"/>
+          </w:tcPr>
+          <w:p>
+            <w:pPr>
+              <w:pStyle w:val="a2"/>
+            </w:pPr>
+            <w:proofErr w:type="spellStart"/>
+            <w:r>
+              <w:t>check_out_date</w:t>
+            </w:r>
+            <w:proofErr w:type="spellEnd"/>
+          </w:p>
+        </w:tc>
+        <w:tc>
+          <w:tcPr>
+            <w:tcW w:w="2302" w:type="dxa"/>
+          </w:tcPr>
+          <w:p>
+            <w:pPr>
+              <w:pStyle w:val="a2"/>
+            </w:pPr>
+            <w:r>
+              <w:t>Planned end of stay</w:t>
+            </w:r>
+            <w:r>
+              <w:t xml:space="preserve">, </w:t>
+            </w:r>
+            <w:r>
+              <w:t>&gt;</w:t>
+            </w:r>
+            <w:proofErr w:type="spellStart"/>
+            <w:r>
+              <w:t>check_in_date</w:t>
+            </w:r>
+            <w:proofErr w:type="spellEnd"/>
+          </w:p>
+        </w:tc>
+        <w:tc>
+          <w:tcPr>
+            <w:tcW w:w="2302" w:type="dxa"/>
+          </w:tcPr>
+          <w:p>
+            <w:pPr>
+              <w:pStyle w:val="a2"/>
+            </w:pPr>
+            <w:r>
+              <w:t>date</w:t>
+            </w:r>
+          </w:p>
+        </w:tc>
+      </w:tr>
     </w:tbl>
     <w:p>
       <w:pPr>
@@ -14288,7 +10636,7 @@
     </w:p>
     <w:tbl>
       <w:tblPr>
-        <w:tblW w:w="9569" w:type="dxa"/>
+        <w:tblW w:w="7525" w:type="dxa"/>
         <w:tblInd w:w="-108" w:type="dxa"/>
         <w:tblBorders>
           <w:top w:val="single" w:sz="4" w:space="0" w:color="76CDD8"/>
@@ -14302,9 +10650,11 @@
         <w:tblLook w:val="0000" w:firstRow="0" w:lastRow="0" w:firstColumn="0" w:lastColumn="0" w:noHBand="0" w:noVBand="0"/>
       </w:tblPr>
       <w:tblGrid>
-        <w:gridCol w:w="3215"/>
-        <w:gridCol w:w="3177"/>
-        <w:gridCol w:w="3177"/>
+        <w:gridCol w:w="1181"/>
+        <w:gridCol w:w="988"/>
+        <w:gridCol w:w="1861"/>
+        <w:gridCol w:w="1756"/>
+        <w:gridCol w:w="1739"/>
       </w:tblGrid>
       <w:tr>
         <w:trPr>
@@ -14312,7 +10662,7 @@
         </w:trPr>
         <w:tc>
           <w:tcPr>
-            <w:tcW w:w="3215" w:type="dxa"/>
+            <w:tcW w:w="1181" w:type="dxa"/>
             <w:shd w:val="clear" w:color="auto" w:fill="76CDD8"/>
           </w:tcPr>
           <w:p>
@@ -14341,7 +10691,7 @@
         </w:tc>
         <w:tc>
           <w:tcPr>
-            <w:tcW w:w="3177" w:type="dxa"/>
+            <w:tcW w:w="988" w:type="dxa"/>
             <w:shd w:val="clear" w:color="auto" w:fill="76CDD8"/>
           </w:tcPr>
           <w:p>
@@ -14370,7 +10720,7 @@
         </w:tc>
         <w:tc>
           <w:tcPr>
-            <w:tcW w:w="3177" w:type="dxa"/>
+            <w:tcW w:w="1861" w:type="dxa"/>
             <w:shd w:val="clear" w:color="auto" w:fill="76CDD8"/>
           </w:tcPr>
           <w:p>
@@ -14393,6 +10743,60 @@
                 <w:szCs w:val="18"/>
               </w:rPr>
               <w:t>created_at</w:t>
+            </w:r>
+            <w:proofErr w:type="spellEnd"/>
+          </w:p>
+        </w:tc>
+        <w:tc>
+          <w:tcPr>
+            <w:tcW w:w="1756" w:type="dxa"/>
+            <w:shd w:val="clear" w:color="auto" w:fill="76CDD8"/>
+          </w:tcPr>
+          <w:p>
+            <w:pPr>
+              <w:pStyle w:val="a2"/>
+              <w:widowControl w:val="0"/>
+              <w:spacing w:line="360" w:lineRule="auto"/>
+              <w:jc w:val="center"/>
+              <w:rPr>
+                <w:color w:val="FFFFFF" w:themeColor="background1"/>
+                <w:sz w:val="18"/>
+                <w:szCs w:val="18"/>
+              </w:rPr>
+            </w:pPr>
+            <w:proofErr w:type="spellStart"/>
+            <w:r>
+              <w:rPr>
+                <w:color w:val="FFFFFF" w:themeColor="background1"/>
+              </w:rPr>
+              <w:t>check_in_date</w:t>
+            </w:r>
+            <w:proofErr w:type="spellEnd"/>
+          </w:p>
+        </w:tc>
+        <w:tc>
+          <w:tcPr>
+            <w:tcW w:w="1739" w:type="dxa"/>
+            <w:shd w:val="clear" w:color="auto" w:fill="76CDD8"/>
+          </w:tcPr>
+          <w:p>
+            <w:pPr>
+              <w:pStyle w:val="a2"/>
+              <w:widowControl w:val="0"/>
+              <w:spacing w:line="360" w:lineRule="auto"/>
+              <w:jc w:val="center"/>
+              <w:rPr>
+                <w:color w:val="FFFFFF" w:themeColor="background1"/>
+                <w:sz w:val="18"/>
+                <w:szCs w:val="18"/>
+              </w:rPr>
+            </w:pPr>
+            <w:proofErr w:type="spellStart"/>
+            <w:r>
+              <w:rPr>
+                <w:color w:val="FFFFFF" w:themeColor="background1"/>
+              </w:rPr>
+              <w:t>check_out_date</w:t>
             </w:r>
             <w:proofErr w:type="spellEnd"/>
           </w:p>
@@ -14404,7 +10808,7 @@
         </w:trPr>
         <w:tc>
           <w:tcPr>
-            <w:tcW w:w="3215" w:type="dxa"/>
+            <w:tcW w:w="1181" w:type="dxa"/>
           </w:tcPr>
           <w:p>
             <w:pPr>
@@ -14417,7 +10821,7 @@
         </w:tc>
         <w:tc>
           <w:tcPr>
-            <w:tcW w:w="3177" w:type="dxa"/>
+            <w:tcW w:w="988" w:type="dxa"/>
           </w:tcPr>
           <w:p>
             <w:pPr>
@@ -14430,7 +10834,7 @@
         </w:tc>
         <w:tc>
           <w:tcPr>
-            <w:tcW w:w="3177" w:type="dxa"/>
+            <w:tcW w:w="1861" w:type="dxa"/>
           </w:tcPr>
           <w:p>
             <w:pPr>
@@ -14438,6 +10842,32 @@
             </w:pPr>
             <w:r>
               <w:t>10.03.2026 14:20</w:t>
+            </w:r>
+          </w:p>
+        </w:tc>
+        <w:tc>
+          <w:tcPr>
+            <w:tcW w:w="1756" w:type="dxa"/>
+          </w:tcPr>
+          <w:p>
+            <w:pPr>
+              <w:pStyle w:val="a2"/>
+            </w:pPr>
+            <w:r>
+              <w:t>01.04.2026 0:00</w:t>
+            </w:r>
+          </w:p>
+        </w:tc>
+        <w:tc>
+          <w:tcPr>
+            <w:tcW w:w="1739" w:type="dxa"/>
+          </w:tcPr>
+          <w:p>
+            <w:pPr>
+              <w:pStyle w:val="a2"/>
+            </w:pPr>
+            <w:r>
+              <w:t>05.04.2026</w:t>
             </w:r>
           </w:p>
         </w:tc>
@@ -14448,7 +10878,7 @@
         </w:trPr>
         <w:tc>
           <w:tcPr>
-            <w:tcW w:w="3215" w:type="dxa"/>
+            <w:tcW w:w="1181" w:type="dxa"/>
           </w:tcPr>
           <w:p>
             <w:pPr>
@@ -14461,7 +10891,7 @@
         </w:tc>
         <w:tc>
           <w:tcPr>
-            <w:tcW w:w="3177" w:type="dxa"/>
+            <w:tcW w:w="988" w:type="dxa"/>
           </w:tcPr>
           <w:p>
             <w:pPr>
@@ -14474,7 +10904,7 @@
         </w:tc>
         <w:tc>
           <w:tcPr>
-            <w:tcW w:w="3177" w:type="dxa"/>
+            <w:tcW w:w="1861" w:type="dxa"/>
           </w:tcPr>
           <w:p>
             <w:pPr>
@@ -14482,6 +10912,32 @@
             </w:pPr>
             <w:r>
               <w:t>11.03.2026 9:15</w:t>
+            </w:r>
+          </w:p>
+        </w:tc>
+        <w:tc>
+          <w:tcPr>
+            <w:tcW w:w="1756" w:type="dxa"/>
+          </w:tcPr>
+          <w:p>
+            <w:pPr>
+              <w:pStyle w:val="a2"/>
+            </w:pPr>
+            <w:r>
+              <w:t>10.04.2026 0:00</w:t>
+            </w:r>
+          </w:p>
+        </w:tc>
+        <w:tc>
+          <w:tcPr>
+            <w:tcW w:w="1739" w:type="dxa"/>
+          </w:tcPr>
+          <w:p>
+            <w:pPr>
+              <w:pStyle w:val="a2"/>
+            </w:pPr>
+            <w:r>
+              <w:t>12.04.2026</w:t>
             </w:r>
           </w:p>
         </w:tc>
@@ -14498,14 +10954,12 @@
         <w:rPr>
           <w:b/>
           <w:bCs/>
-          <w:lang/>
         </w:rPr>
       </w:pPr>
       <w:r>
         <w:rPr>
           <w:b/>
           <w:bCs/>
-          <w:lang/>
         </w:rPr>
         <w:t>Table: booking_rooms</w:t>
       </w:r>
@@ -14513,131 +10967,91 @@
     <w:p>
       <w:pPr>
         <w:pStyle w:val="a2"/>
-        <w:rPr>
-          <w:lang/>
-        </w:rPr>
       </w:pPr>
       <w:r>
         <w:rPr>
           <w:b/>
           <w:bCs/>
-          <w:lang/>
         </w:rPr>
         <w:t>Concept:</w:t>
       </w:r>
       <w:r>
-        <w:rPr>
-          <w:lang/>
-        </w:rPr>
         <w:t xml:space="preserve"> This bridge table tracks which specific rooms are assigned to which booking, including the exact dates and the price agreed upon at the time of reservation.</w:t>
       </w:r>
     </w:p>
     <w:p>
       <w:pPr>
         <w:pStyle w:val="a2"/>
-        <w:rPr>
-          <w:lang/>
-        </w:rPr>
       </w:pPr>
       <w:r>
         <w:rPr>
           <w:b/>
           <w:bCs/>
-          <w:lang/>
         </w:rPr>
         <w:t>Reason for separation:</w:t>
       </w:r>
       <w:r>
-        <w:rPr>
-          <w:lang/>
-        </w:rPr>
         <w:t xml:space="preserve"> This handles the </w:t>
       </w:r>
       <w:r>
         <w:rPr>
           <w:b/>
           <w:bCs/>
-          <w:lang/>
         </w:rPr>
         <w:t>many-to-many</w:t>
       </w:r>
       <w:r>
-        <w:rPr>
-          <w:lang/>
-        </w:rPr>
         <w:t xml:space="preserve"> relationship between bookings and rooms. It also prevents "Price Drift" by storing price_at_booking, ensuring the guest pays the agreed rate even if the hotel raises prices later.</w:t>
       </w:r>
     </w:p>
     <w:p>
       <w:pPr>
         <w:pStyle w:val="a2"/>
-        <w:rPr>
-          <w:lang/>
-        </w:rPr>
       </w:pPr>
       <w:r>
         <w:rPr>
           <w:b/>
           <w:bCs/>
-          <w:lang/>
         </w:rPr>
         <w:t>Normalization (3NF):</w:t>
       </w:r>
       <w:r>
-        <w:rPr>
-          <w:lang/>
-        </w:rPr>
         <w:t xml:space="preserve"> This table is in </w:t>
       </w:r>
       <w:r>
         <w:rPr>
           <w:b/>
           <w:bCs/>
-          <w:lang/>
         </w:rPr>
         <w:t>3NF</w:t>
       </w:r>
       <w:r>
-        <w:rPr>
-          <w:lang/>
-        </w:rPr>
         <w:t>. The dates and price are attributes of the specific "room stay" event.</w:t>
       </w:r>
     </w:p>
     <w:p>
       <w:pPr>
         <w:pStyle w:val="a2"/>
-        <w:rPr>
-          <w:lang/>
-        </w:rPr>
       </w:pPr>
       <w:r>
         <w:rPr>
           <w:b/>
           <w:bCs/>
-          <w:lang/>
         </w:rPr>
         <w:t>Primary key (PK):</w:t>
       </w:r>
       <w:r>
-        <w:rPr>
-          <w:lang/>
-        </w:rPr>
         <w:t xml:space="preserve"> Composite key of (booking_id, room_id).</w:t>
       </w:r>
     </w:p>
     <w:p>
       <w:pPr>
         <w:pStyle w:val="a2"/>
-        <w:rPr>
-          <w:lang/>
-        </w:rPr>
       </w:pPr>
       <w:r>
         <w:rPr>
           <w:b/>
           <w:bCs/>
-          <w:lang/>
         </w:rPr>
         <w:t>Foreign keys (FK):</w:t>
       </w:r>
@@ -14649,14 +11063,8 @@
           <w:ilvl w:val="0"/>
           <w:numId w:val="42"/>
         </w:numPr>
-        <w:rPr>
-          <w:lang/>
-        </w:rPr>
-      </w:pPr>
-      <w:r>
-        <w:rPr>
-          <w:lang/>
-        </w:rPr>
+      </w:pPr>
+      <w:r>
         <w:t>booking_id: References bookings. ON DELETE CASCADE (if the reservation is wiped, the room assignments go with it).</w:t>
       </w:r>
     </w:p>
@@ -14667,31 +11075,19 @@
           <w:ilvl w:val="0"/>
           <w:numId w:val="42"/>
         </w:numPr>
-        <w:rPr>
-          <w:lang/>
-        </w:rPr>
-      </w:pPr>
-      <w:r>
-        <w:rPr>
-          <w:lang/>
-        </w:rPr>
+      </w:pPr>
+      <w:r>
         <w:t>room_id: References rooms. ON DELETE RESTRICT (cannot delete a room that is currently booked).</w:t>
       </w:r>
     </w:p>
     <w:p>
       <w:pPr>
         <w:pStyle w:val="a2"/>
-        <w:rPr>
-          <w:lang/>
-        </w:rPr>
       </w:pPr>
     </w:p>
     <w:p>
       <w:pPr>
         <w:pStyle w:val="a2"/>
-        <w:rPr>
-          <w:lang/>
-        </w:rPr>
       </w:pPr>
     </w:p>
     <w:tbl>
@@ -14742,7 +11138,6 @@
                 <w:sz w:val="18"/>
                 <w:szCs w:val="18"/>
               </w:rPr>
-              <w:lastRenderedPageBreak/>
               <w:t>Table Name</w:t>
             </w:r>
           </w:p>
@@ -14939,10 +11334,7 @@
               <w:t xml:space="preserve">Link to specific physical room, </w:t>
             </w:r>
             <w:r>
-              <w:t>PK</w:t>
-            </w:r>
-            <w:r>
-              <w:t>,</w:t>
+              <w:t>PK,</w:t>
             </w:r>
             <w:r>
               <w:t xml:space="preserve"> FK</w:t>
@@ -14988,7 +11380,7 @@
             </w:pPr>
             <w:proofErr w:type="spellStart"/>
             <w:r>
-              <w:t>check_in_date</w:t>
+              <w:t>price_at_booking</w:t>
             </w:r>
             <w:proofErr w:type="spellEnd"/>
           </w:p>
@@ -15002,21 +11394,147 @@
               <w:pStyle w:val="a2"/>
             </w:pPr>
             <w:r>
-              <w:t>Planned start of stay</w:t>
-            </w:r>
-          </w:p>
-        </w:tc>
-        <w:tc>
-          <w:tcPr>
-            <w:tcW w:w="2302" w:type="dxa"/>
-          </w:tcPr>
-          <w:p>
-            <w:pPr>
-              <w:pStyle w:val="a2"/>
-            </w:pPr>
-            <w:r>
-              <w:t>date</w:t>
-            </w:r>
+              <w:t>Rate locked in during reservation</w:t>
+            </w:r>
+          </w:p>
+        </w:tc>
+        <w:tc>
+          <w:tcPr>
+            <w:tcW w:w="2302" w:type="dxa"/>
+          </w:tcPr>
+          <w:p>
+            <w:pPr>
+              <w:pStyle w:val="a2"/>
+            </w:pPr>
+            <w:proofErr w:type="gramStart"/>
+            <w:r>
+              <w:t>decimal(</w:t>
+            </w:r>
+            <w:proofErr w:type="gramEnd"/>
+            <w:r>
+              <w:t>8,2)</w:t>
+            </w:r>
+          </w:p>
+        </w:tc>
+      </w:tr>
+    </w:tbl>
+    <w:p>
+      <w:pPr>
+        <w:pStyle w:val="a2"/>
+      </w:pPr>
+    </w:p>
+    <w:p>
+      <w:pPr>
+        <w:pStyle w:val="a2"/>
+      </w:pPr>
+      <w:r>
+        <w:lastRenderedPageBreak/>
+        <w:t>Example with data (2-3 rows)</w:t>
+      </w:r>
+    </w:p>
+    <w:tbl>
+      <w:tblPr>
+        <w:tblW w:w="5744" w:type="dxa"/>
+        <w:tblInd w:w="-108" w:type="dxa"/>
+        <w:tblBorders>
+          <w:top w:val="single" w:sz="4" w:space="0" w:color="76CDD8"/>
+          <w:left w:val="single" w:sz="4" w:space="0" w:color="76CDD8"/>
+          <w:bottom w:val="single" w:sz="4" w:space="0" w:color="76CDD8"/>
+          <w:right w:val="single" w:sz="4" w:space="0" w:color="76CDD8"/>
+          <w:insideH w:val="single" w:sz="4" w:space="0" w:color="76CDD8"/>
+          <w:insideV w:val="single" w:sz="4" w:space="0" w:color="76CDD8"/>
+        </w:tblBorders>
+        <w:tblLayout w:type="fixed"/>
+        <w:tblLook w:val="0000" w:firstRow="0" w:lastRow="0" w:firstColumn="0" w:lastColumn="0" w:noHBand="0" w:noVBand="0"/>
+      </w:tblPr>
+      <w:tblGrid>
+        <w:gridCol w:w="1919"/>
+        <w:gridCol w:w="1896"/>
+        <w:gridCol w:w="1929"/>
+      </w:tblGrid>
+      <w:tr>
+        <w:trPr>
+          <w:trHeight w:val="292"/>
+        </w:trPr>
+        <w:tc>
+          <w:tcPr>
+            <w:tcW w:w="1919" w:type="dxa"/>
+            <w:shd w:val="clear" w:color="auto" w:fill="76CDD8"/>
+          </w:tcPr>
+          <w:p>
+            <w:pPr>
+              <w:pStyle w:val="a2"/>
+              <w:widowControl w:val="0"/>
+              <w:spacing w:line="360" w:lineRule="auto"/>
+              <w:jc w:val="center"/>
+              <w:rPr>
+                <w:color w:val="FFFFFF" w:themeColor="background1"/>
+                <w:sz w:val="18"/>
+                <w:szCs w:val="18"/>
+              </w:rPr>
+            </w:pPr>
+            <w:proofErr w:type="spellStart"/>
+            <w:r>
+              <w:rPr>
+                <w:color w:val="FFFFFF" w:themeColor="background1"/>
+              </w:rPr>
+              <w:t>booking_id</w:t>
+            </w:r>
+            <w:proofErr w:type="spellEnd"/>
+          </w:p>
+        </w:tc>
+        <w:tc>
+          <w:tcPr>
+            <w:tcW w:w="1896" w:type="dxa"/>
+            <w:shd w:val="clear" w:color="auto" w:fill="76CDD8"/>
+          </w:tcPr>
+          <w:p>
+            <w:pPr>
+              <w:pStyle w:val="a2"/>
+              <w:widowControl w:val="0"/>
+              <w:spacing w:line="360" w:lineRule="auto"/>
+              <w:jc w:val="center"/>
+              <w:rPr>
+                <w:color w:val="FFFFFF" w:themeColor="background1"/>
+                <w:sz w:val="18"/>
+                <w:szCs w:val="18"/>
+              </w:rPr>
+            </w:pPr>
+            <w:proofErr w:type="spellStart"/>
+            <w:r>
+              <w:rPr>
+                <w:color w:val="FFFFFF" w:themeColor="background1"/>
+              </w:rPr>
+              <w:t>room_id</w:t>
+            </w:r>
+            <w:proofErr w:type="spellEnd"/>
+          </w:p>
+        </w:tc>
+        <w:tc>
+          <w:tcPr>
+            <w:tcW w:w="1929" w:type="dxa"/>
+            <w:shd w:val="clear" w:color="auto" w:fill="76CDD8"/>
+          </w:tcPr>
+          <w:p>
+            <w:pPr>
+              <w:pStyle w:val="a2"/>
+              <w:widowControl w:val="0"/>
+              <w:spacing w:line="360" w:lineRule="auto"/>
+              <w:jc w:val="center"/>
+              <w:rPr>
+                <w:color w:val="FFFFFF" w:themeColor="background1"/>
+                <w:sz w:val="18"/>
+                <w:szCs w:val="18"/>
+              </w:rPr>
+            </w:pPr>
+            <w:proofErr w:type="spellStart"/>
+            <w:r>
+              <w:rPr>
+                <w:color w:val="FFFFFF" w:themeColor="background1"/>
+              </w:rPr>
+              <w:t>price_at_booking</w:t>
+            </w:r>
+            <w:proofErr w:type="spellEnd"/>
           </w:p>
         </w:tc>
       </w:tr>
@@ -15026,64 +11544,40 @@
         </w:trPr>
         <w:tc>
           <w:tcPr>
-            <w:tcW w:w="2302" w:type="dxa"/>
-            <w:vMerge/>
-          </w:tcPr>
-          <w:p>
-            <w:pPr>
-              <w:pStyle w:val="a2"/>
-            </w:pPr>
-          </w:p>
-        </w:tc>
-        <w:tc>
-          <w:tcPr>
-            <w:tcW w:w="2302" w:type="dxa"/>
-          </w:tcPr>
-          <w:p>
-            <w:pPr>
-              <w:pStyle w:val="a2"/>
-            </w:pPr>
-            <w:proofErr w:type="spellStart"/>
-            <w:r>
-              <w:t>check_out_date</w:t>
-            </w:r>
-            <w:proofErr w:type="spellEnd"/>
-          </w:p>
-        </w:tc>
-        <w:tc>
-          <w:tcPr>
-            <w:tcW w:w="2302" w:type="dxa"/>
-          </w:tcPr>
-          <w:p>
-            <w:pPr>
-              <w:pStyle w:val="a2"/>
-            </w:pPr>
-            <w:r>
-              <w:t>Planned end of stay</w:t>
-            </w:r>
-            <w:r>
-              <w:t xml:space="preserve">, </w:t>
-            </w:r>
-            <w:r>
-              <w:t>&gt;</w:t>
-            </w:r>
-            <w:proofErr w:type="spellStart"/>
-            <w:r>
-              <w:t>check_in_date</w:t>
-            </w:r>
-            <w:proofErr w:type="spellEnd"/>
-          </w:p>
-        </w:tc>
-        <w:tc>
-          <w:tcPr>
-            <w:tcW w:w="2302" w:type="dxa"/>
-          </w:tcPr>
-          <w:p>
-            <w:pPr>
-              <w:pStyle w:val="a2"/>
-            </w:pPr>
-            <w:r>
-              <w:t>date</w:t>
+            <w:tcW w:w="1919" w:type="dxa"/>
+          </w:tcPr>
+          <w:p>
+            <w:pPr>
+              <w:pStyle w:val="a2"/>
+            </w:pPr>
+            <w:r>
+              <w:t>5001</w:t>
+            </w:r>
+          </w:p>
+        </w:tc>
+        <w:tc>
+          <w:tcPr>
+            <w:tcW w:w="1896" w:type="dxa"/>
+          </w:tcPr>
+          <w:p>
+            <w:pPr>
+              <w:pStyle w:val="a2"/>
+            </w:pPr>
+            <w:r>
+              <w:t>101</w:t>
+            </w:r>
+          </w:p>
+        </w:tc>
+        <w:tc>
+          <w:tcPr>
+            <w:tcW w:w="1929" w:type="dxa"/>
+          </w:tcPr>
+          <w:p>
+            <w:pPr>
+              <w:pStyle w:val="a2"/>
+            </w:pPr>
+            <w:r>
+              <w:t>150.00</w:t>
             </w:r>
           </w:p>
         </w:tc>
@@ -15094,6 +11588,341 @@
         </w:trPr>
         <w:tc>
           <w:tcPr>
+            <w:tcW w:w="1919" w:type="dxa"/>
+          </w:tcPr>
+          <w:p>
+            <w:pPr>
+              <w:pStyle w:val="a2"/>
+            </w:pPr>
+            <w:r>
+              <w:t>5002</w:t>
+            </w:r>
+          </w:p>
+        </w:tc>
+        <w:tc>
+          <w:tcPr>
+            <w:tcW w:w="1896" w:type="dxa"/>
+          </w:tcPr>
+          <w:p>
+            <w:pPr>
+              <w:pStyle w:val="a2"/>
+            </w:pPr>
+            <w:r>
+              <w:t>102</w:t>
+            </w:r>
+          </w:p>
+        </w:tc>
+        <w:tc>
+          <w:tcPr>
+            <w:tcW w:w="1929" w:type="dxa"/>
+          </w:tcPr>
+          <w:p>
+            <w:pPr>
+              <w:pStyle w:val="a2"/>
+            </w:pPr>
+            <w:r>
+              <w:t>180.00</w:t>
+            </w:r>
+          </w:p>
+        </w:tc>
+      </w:tr>
+    </w:tbl>
+    <w:p>
+      <w:pPr>
+        <w:pStyle w:val="a2"/>
+      </w:pPr>
+    </w:p>
+    <w:p>
+      <w:pPr>
+        <w:pStyle w:val="a2"/>
+        <w:rPr>
+          <w:b/>
+          <w:bCs/>
+        </w:rPr>
+      </w:pPr>
+      <w:r>
+        <w:rPr>
+          <w:b/>
+          <w:bCs/>
+        </w:rPr>
+        <w:t>Table payments</w:t>
+      </w:r>
+    </w:p>
+    <w:p>
+      <w:pPr>
+        <w:pStyle w:val="a2"/>
+      </w:pPr>
+      <w:r>
+        <w:rPr>
+          <w:b/>
+          <w:bCs/>
+        </w:rPr>
+        <w:t>Concept:</w:t>
+      </w:r>
+      <w:r>
+        <w:t xml:space="preserve"> Records the financial settlement of a booking.</w:t>
+      </w:r>
+    </w:p>
+    <w:p>
+      <w:pPr>
+        <w:pStyle w:val="a2"/>
+      </w:pPr>
+      <w:r>
+        <w:rPr>
+          <w:b/>
+          <w:bCs/>
+        </w:rPr>
+        <w:t>Reason for separation:</w:t>
+      </w:r>
+      <w:r>
+        <w:t xml:space="preserve"> Separation allows for flexible payment scenarios, such as a guest paying in multiple installments or using different methods (cash and card).</w:t>
+      </w:r>
+    </w:p>
+    <w:p>
+      <w:pPr>
+        <w:pStyle w:val="a2"/>
+      </w:pPr>
+      <w:r>
+        <w:rPr>
+          <w:b/>
+          <w:bCs/>
+        </w:rPr>
+        <w:t>Normalization (3NF):</w:t>
+      </w:r>
+      <w:r>
+        <w:t xml:space="preserve"> This table is in </w:t>
+      </w:r>
+      <w:r>
+        <w:rPr>
+          <w:b/>
+          <w:bCs/>
+        </w:rPr>
+        <w:t>3NF</w:t>
+      </w:r>
+      <w:r>
+        <w:t>. All payment details depend solely on the payment_id.</w:t>
+      </w:r>
+    </w:p>
+    <w:p>
+      <w:pPr>
+        <w:pStyle w:val="a2"/>
+      </w:pPr>
+      <w:r>
+        <w:rPr>
+          <w:b/>
+          <w:bCs/>
+        </w:rPr>
+        <w:t>Foreign keys (FK):</w:t>
+      </w:r>
+      <w:r>
+        <w:t xml:space="preserve"> booking_id (references bookings). ON DELETE RESTRICT ensures we cannot delete a booking that has already been paid for.</w:t>
+      </w:r>
+    </w:p>
+    <w:p>
+      <w:pPr>
+        <w:pStyle w:val="a2"/>
+      </w:pPr>
+    </w:p>
+    <w:tbl>
+      <w:tblPr>
+        <w:tblW w:w="0" w:type="auto"/>
+        <w:tblInd w:w="-108" w:type="dxa"/>
+        <w:tblBorders>
+          <w:top w:val="single" w:sz="4" w:space="0" w:color="76CDD8"/>
+          <w:left w:val="single" w:sz="4" w:space="0" w:color="76CDD8"/>
+          <w:bottom w:val="single" w:sz="4" w:space="0" w:color="76CDD8"/>
+          <w:right w:val="single" w:sz="4" w:space="0" w:color="76CDD8"/>
+          <w:insideH w:val="single" w:sz="4" w:space="0" w:color="76CDD8"/>
+          <w:insideV w:val="single" w:sz="4" w:space="0" w:color="76CDD8"/>
+        </w:tblBorders>
+        <w:tblLayout w:type="fixed"/>
+        <w:tblLook w:val="0000" w:firstRow="0" w:lastRow="0" w:firstColumn="0" w:lastColumn="0" w:noHBand="0" w:noVBand="0"/>
+      </w:tblPr>
+      <w:tblGrid>
+        <w:gridCol w:w="2302"/>
+        <w:gridCol w:w="2302"/>
+        <w:gridCol w:w="2302"/>
+        <w:gridCol w:w="2302"/>
+      </w:tblGrid>
+      <w:tr>
+        <w:trPr>
+          <w:trHeight w:val="292"/>
+        </w:trPr>
+        <w:tc>
+          <w:tcPr>
+            <w:tcW w:w="2302" w:type="dxa"/>
+            <w:shd w:val="clear" w:color="auto" w:fill="76CDD8"/>
+          </w:tcPr>
+          <w:p>
+            <w:pPr>
+              <w:pStyle w:val="a2"/>
+              <w:widowControl w:val="0"/>
+              <w:spacing w:line="360" w:lineRule="auto"/>
+              <w:jc w:val="center"/>
+              <w:rPr>
+                <w:color w:val="FFFFFF" w:themeColor="background1"/>
+                <w:sz w:val="18"/>
+                <w:szCs w:val="18"/>
+              </w:rPr>
+            </w:pPr>
+            <w:r>
+              <w:rPr>
+                <w:color w:val="FFFFFF" w:themeColor="background1"/>
+                <w:sz w:val="18"/>
+                <w:szCs w:val="18"/>
+              </w:rPr>
+              <w:t>Table Name</w:t>
+            </w:r>
+          </w:p>
+        </w:tc>
+        <w:tc>
+          <w:tcPr>
+            <w:tcW w:w="2302" w:type="dxa"/>
+            <w:shd w:val="clear" w:color="auto" w:fill="76CDD8"/>
+          </w:tcPr>
+          <w:p>
+            <w:pPr>
+              <w:pStyle w:val="a2"/>
+              <w:widowControl w:val="0"/>
+              <w:spacing w:line="360" w:lineRule="auto"/>
+              <w:jc w:val="center"/>
+              <w:rPr>
+                <w:color w:val="FFFFFF" w:themeColor="background1"/>
+                <w:sz w:val="18"/>
+                <w:szCs w:val="18"/>
+              </w:rPr>
+            </w:pPr>
+            <w:r>
+              <w:rPr>
+                <w:color w:val="FFFFFF" w:themeColor="background1"/>
+                <w:sz w:val="18"/>
+                <w:szCs w:val="18"/>
+              </w:rPr>
+              <w:t xml:space="preserve">Field name </w:t>
+            </w:r>
+          </w:p>
+        </w:tc>
+        <w:tc>
+          <w:tcPr>
+            <w:tcW w:w="2302" w:type="dxa"/>
+            <w:shd w:val="clear" w:color="auto" w:fill="76CDD8"/>
+          </w:tcPr>
+          <w:p>
+            <w:pPr>
+              <w:pStyle w:val="a2"/>
+              <w:widowControl w:val="0"/>
+              <w:spacing w:line="360" w:lineRule="auto"/>
+              <w:jc w:val="center"/>
+              <w:rPr>
+                <w:color w:val="FFFFFF" w:themeColor="background1"/>
+                <w:sz w:val="18"/>
+                <w:szCs w:val="18"/>
+              </w:rPr>
+            </w:pPr>
+            <w:r>
+              <w:rPr>
+                <w:color w:val="FFFFFF" w:themeColor="background1"/>
+                <w:sz w:val="18"/>
+                <w:szCs w:val="18"/>
+              </w:rPr>
+              <w:t xml:space="preserve">Field Description </w:t>
+            </w:r>
+          </w:p>
+        </w:tc>
+        <w:tc>
+          <w:tcPr>
+            <w:tcW w:w="2302" w:type="dxa"/>
+            <w:shd w:val="clear" w:color="auto" w:fill="76CDD8"/>
+          </w:tcPr>
+          <w:p>
+            <w:pPr>
+              <w:pStyle w:val="a2"/>
+              <w:widowControl w:val="0"/>
+              <w:spacing w:line="360" w:lineRule="auto"/>
+              <w:jc w:val="center"/>
+              <w:rPr>
+                <w:color w:val="FFFFFF" w:themeColor="background1"/>
+                <w:sz w:val="18"/>
+                <w:szCs w:val="18"/>
+              </w:rPr>
+            </w:pPr>
+            <w:r>
+              <w:rPr>
+                <w:color w:val="FFFFFF" w:themeColor="background1"/>
+                <w:sz w:val="18"/>
+                <w:szCs w:val="18"/>
+              </w:rPr>
+              <w:t xml:space="preserve">Data Type </w:t>
+            </w:r>
+          </w:p>
+        </w:tc>
+      </w:tr>
+      <w:tr>
+        <w:trPr>
+          <w:trHeight w:val="432"/>
+        </w:trPr>
+        <w:tc>
+          <w:tcPr>
+            <w:tcW w:w="2302" w:type="dxa"/>
+            <w:vMerge w:val="restart"/>
+          </w:tcPr>
+          <w:p>
+            <w:pPr>
+              <w:pStyle w:val="a2"/>
+            </w:pPr>
+            <w:r>
+              <w:t>payments</w:t>
+            </w:r>
+          </w:p>
+        </w:tc>
+        <w:tc>
+          <w:tcPr>
+            <w:tcW w:w="2302" w:type="dxa"/>
+          </w:tcPr>
+          <w:p>
+            <w:pPr>
+              <w:pStyle w:val="a2"/>
+            </w:pPr>
+            <w:proofErr w:type="spellStart"/>
+            <w:r>
+              <w:t>payment_id</w:t>
+            </w:r>
+            <w:proofErr w:type="spellEnd"/>
+          </w:p>
+        </w:tc>
+        <w:tc>
+          <w:tcPr>
+            <w:tcW w:w="2302" w:type="dxa"/>
+          </w:tcPr>
+          <w:p>
+            <w:pPr>
+              <w:pStyle w:val="a2"/>
+            </w:pPr>
+            <w:r>
+              <w:t>Unique transaction ID, PK</w:t>
+            </w:r>
+          </w:p>
+        </w:tc>
+        <w:tc>
+          <w:tcPr>
+            <w:tcW w:w="2302" w:type="dxa"/>
+          </w:tcPr>
+          <w:p>
+            <w:pPr>
+              <w:pStyle w:val="a2"/>
+            </w:pPr>
+            <w:r>
+              <w:t>int</w:t>
+            </w:r>
+          </w:p>
+        </w:tc>
+      </w:tr>
+      <w:tr>
+        <w:trPr>
+          <w:trHeight w:val="432"/>
+        </w:trPr>
+        <w:tc>
+          <w:tcPr>
             <w:tcW w:w="2302" w:type="dxa"/>
             <w:vMerge/>
           </w:tcPr>
@@ -15113,7 +11942,7 @@
             </w:pPr>
             <w:proofErr w:type="spellStart"/>
             <w:r>
-              <w:t>price_at_booking</w:t>
+              <w:t>booking_id</w:t>
             </w:r>
             <w:proofErr w:type="spellEnd"/>
           </w:p>
@@ -15127,7 +11956,62 @@
               <w:pStyle w:val="a2"/>
             </w:pPr>
             <w:r>
-              <w:t>Rate locked in during reservation</w:t>
+              <w:t>The booking being paid for, FK</w:t>
+            </w:r>
+          </w:p>
+        </w:tc>
+        <w:tc>
+          <w:tcPr>
+            <w:tcW w:w="2302" w:type="dxa"/>
+          </w:tcPr>
+          <w:p>
+            <w:pPr>
+              <w:pStyle w:val="a2"/>
+            </w:pPr>
+            <w:r>
+              <w:t>int</w:t>
+            </w:r>
+          </w:p>
+        </w:tc>
+      </w:tr>
+      <w:tr>
+        <w:trPr>
+          <w:trHeight w:val="432"/>
+        </w:trPr>
+        <w:tc>
+          <w:tcPr>
+            <w:tcW w:w="2302" w:type="dxa"/>
+            <w:vMerge/>
+          </w:tcPr>
+          <w:p>
+            <w:pPr>
+              <w:pStyle w:val="a2"/>
+            </w:pPr>
+          </w:p>
+        </w:tc>
+        <w:tc>
+          <w:tcPr>
+            <w:tcW w:w="2302" w:type="dxa"/>
+          </w:tcPr>
+          <w:p>
+            <w:pPr>
+              <w:pStyle w:val="a2"/>
+            </w:pPr>
+            <w:r>
+              <w:t>amount</w:t>
+            </w:r>
+          </w:p>
+        </w:tc>
+        <w:tc>
+          <w:tcPr>
+            <w:tcW w:w="2302" w:type="dxa"/>
+          </w:tcPr>
+          <w:p>
+            <w:pPr>
+              <w:pStyle w:val="a2"/>
+            </w:pPr>
+            <w:r>
+              <w:t>Total money received</w:t>
             </w:r>
           </w:p>
         </w:tc>
@@ -15146,6 +12030,149 @@
             <w:proofErr w:type="gramEnd"/>
             <w:r>
               <w:t>8,2)</w:t>
+            </w:r>
+          </w:p>
+        </w:tc>
+      </w:tr>
+      <w:tr>
+        <w:trPr>
+          <w:trHeight w:val="432"/>
+        </w:trPr>
+        <w:tc>
+          <w:tcPr>
+            <w:tcW w:w="2302" w:type="dxa"/>
+            <w:vMerge/>
+          </w:tcPr>
+          <w:p>
+            <w:pPr>
+              <w:pStyle w:val="a2"/>
+            </w:pPr>
+          </w:p>
+        </w:tc>
+        <w:tc>
+          <w:tcPr>
+            <w:tcW w:w="2302" w:type="dxa"/>
+          </w:tcPr>
+          <w:p>
+            <w:pPr>
+              <w:pStyle w:val="a2"/>
+            </w:pPr>
+            <w:proofErr w:type="spellStart"/>
+            <w:r>
+              <w:t>payment_method</w:t>
+            </w:r>
+            <w:proofErr w:type="spellEnd"/>
+          </w:p>
+        </w:tc>
+        <w:tc>
+          <w:tcPr>
+            <w:tcW w:w="2302" w:type="dxa"/>
+          </w:tcPr>
+          <w:p>
+            <w:pPr>
+              <w:pStyle w:val="a2"/>
+            </w:pPr>
+            <w:r>
+              <w:t>Method used</w:t>
+            </w:r>
+            <w:r>
+              <w:t>,</w:t>
+            </w:r>
+          </w:p>
+          <w:p>
+            <w:pPr>
+              <w:pStyle w:val="a2"/>
+            </w:pPr>
+            <w:proofErr w:type="gramStart"/>
+            <w:r>
+              <w:t>values(</w:t>
+            </w:r>
+            <w:proofErr w:type="gramEnd"/>
+            <w:r>
+              <w:t>'cash', 'card')</w:t>
+            </w:r>
+          </w:p>
+        </w:tc>
+        <w:tc>
+          <w:tcPr>
+            <w:tcW w:w="2302" w:type="dxa"/>
+          </w:tcPr>
+          <w:p>
+            <w:pPr>
+              <w:pStyle w:val="a2"/>
+            </w:pPr>
+            <w:proofErr w:type="spellStart"/>
+            <w:r>
+              <w:t>enum</w:t>
+            </w:r>
+            <w:proofErr w:type="spellEnd"/>
+          </w:p>
+        </w:tc>
+      </w:tr>
+      <w:tr>
+        <w:trPr>
+          <w:trHeight w:val="432"/>
+        </w:trPr>
+        <w:tc>
+          <w:tcPr>
+            <w:tcW w:w="2302" w:type="dxa"/>
+            <w:vMerge/>
+          </w:tcPr>
+          <w:p>
+            <w:pPr>
+              <w:pStyle w:val="a2"/>
+            </w:pPr>
+          </w:p>
+        </w:tc>
+        <w:tc>
+          <w:tcPr>
+            <w:tcW w:w="2302" w:type="dxa"/>
+          </w:tcPr>
+          <w:p>
+            <w:pPr>
+              <w:pStyle w:val="a2"/>
+            </w:pPr>
+            <w:proofErr w:type="spellStart"/>
+            <w:r>
+              <w:t>payment_date</w:t>
+            </w:r>
+            <w:proofErr w:type="spellEnd"/>
+          </w:p>
+        </w:tc>
+        <w:tc>
+          <w:tcPr>
+            <w:tcW w:w="2302" w:type="dxa"/>
+          </w:tcPr>
+          <w:p>
+            <w:pPr>
+              <w:pStyle w:val="a2"/>
+            </w:pPr>
+            <w:r>
+              <w:t>When the transaction occurred</w:t>
+            </w:r>
+            <w:r>
+              <w:t xml:space="preserve">, </w:t>
+            </w:r>
+            <w:r>
+              <w:t xml:space="preserve">Default </w:t>
+            </w:r>
+            <w:proofErr w:type="spellStart"/>
+            <w:r>
+              <w:t>current_timestamp</w:t>
+            </w:r>
+            <w:proofErr w:type="spellEnd"/>
+          </w:p>
+        </w:tc>
+        <w:tc>
+          <w:tcPr>
+            <w:tcW w:w="2302" w:type="dxa"/>
+          </w:tcPr>
+          <w:p>
+            <w:pPr>
+              <w:pStyle w:val="a2"/>
+            </w:pPr>
+            <w:r>
+              <w:t>timestamp</w:t>
             </w:r>
           </w:p>
         </w:tc>
@@ -15203,8 +12230,6 @@
               <w:jc w:val="center"/>
               <w:rPr>
                 <w:color w:val="FFFFFF" w:themeColor="background1"/>
-                <w:sz w:val="18"/>
-                <w:szCs w:val="18"/>
               </w:rPr>
             </w:pPr>
             <w:proofErr w:type="spellStart"/>
@@ -15212,7 +12237,7 @@
               <w:rPr>
                 <w:color w:val="FFFFFF" w:themeColor="background1"/>
               </w:rPr>
-              <w:t>booking_id</w:t>
+              <w:t>payment_id</w:t>
             </w:r>
             <w:proofErr w:type="spellEnd"/>
           </w:p>
@@ -15230,8 +12255,6 @@
               <w:jc w:val="center"/>
               <w:rPr>
                 <w:color w:val="FFFFFF" w:themeColor="background1"/>
-                <w:sz w:val="18"/>
-                <w:szCs w:val="18"/>
               </w:rPr>
             </w:pPr>
             <w:proofErr w:type="spellStart"/>
@@ -15239,7 +12262,7 @@
               <w:rPr>
                 <w:color w:val="FFFFFF" w:themeColor="background1"/>
               </w:rPr>
-              <w:t>room_id</w:t>
+              <w:t>booking_id</w:t>
             </w:r>
             <w:proofErr w:type="spellEnd"/>
           </w:p>
@@ -15257,18 +12280,14 @@
               <w:jc w:val="center"/>
               <w:rPr>
                 <w:color w:val="FFFFFF" w:themeColor="background1"/>
-                <w:sz w:val="18"/>
-                <w:szCs w:val="18"/>
-              </w:rPr>
-            </w:pPr>
-            <w:proofErr w:type="spellStart"/>
-            <w:r>
-              <w:rPr>
-                <w:color w:val="FFFFFF" w:themeColor="background1"/>
-              </w:rPr>
-              <w:t>check_in_date</w:t>
-            </w:r>
-            <w:proofErr w:type="spellEnd"/>
+              </w:rPr>
+            </w:pPr>
+            <w:r>
+              <w:rPr>
+                <w:color w:val="FFFFFF" w:themeColor="background1"/>
+              </w:rPr>
+              <w:t>amount</w:t>
+            </w:r>
           </w:p>
         </w:tc>
         <w:tc>
@@ -15284,8 +12303,6 @@
               <w:jc w:val="center"/>
               <w:rPr>
                 <w:color w:val="FFFFFF" w:themeColor="background1"/>
-                <w:sz w:val="18"/>
-                <w:szCs w:val="18"/>
               </w:rPr>
             </w:pPr>
             <w:proofErr w:type="spellStart"/>
@@ -15293,7 +12310,7 @@
               <w:rPr>
                 <w:color w:val="FFFFFF" w:themeColor="background1"/>
               </w:rPr>
-              <w:t>check_out_date</w:t>
+              <w:t>payment_method</w:t>
             </w:r>
             <w:proofErr w:type="spellEnd"/>
           </w:p>
@@ -15311,8 +12328,6 @@
               <w:jc w:val="center"/>
               <w:rPr>
                 <w:color w:val="FFFFFF" w:themeColor="background1"/>
-                <w:sz w:val="18"/>
-                <w:szCs w:val="18"/>
               </w:rPr>
             </w:pPr>
             <w:proofErr w:type="spellStart"/>
@@ -15320,7 +12335,7 @@
               <w:rPr>
                 <w:color w:val="FFFFFF" w:themeColor="background1"/>
               </w:rPr>
-              <w:t>price_at_booking</w:t>
+              <w:t>payment_date</w:t>
             </w:r>
             <w:proofErr w:type="spellEnd"/>
           </w:p>
@@ -15339,6 +12354,19 @@
               <w:pStyle w:val="a2"/>
             </w:pPr>
             <w:r>
+              <w:t>9001</w:t>
+            </w:r>
+          </w:p>
+        </w:tc>
+        <w:tc>
+          <w:tcPr>
+            <w:tcW w:w="1896" w:type="dxa"/>
+          </w:tcPr>
+          <w:p>
+            <w:pPr>
+              <w:pStyle w:val="a2"/>
+            </w:pPr>
+            <w:r>
               <w:t>5001</w:t>
             </w:r>
           </w:p>
@@ -15352,20 +12380,7 @@
               <w:pStyle w:val="a2"/>
             </w:pPr>
             <w:r>
-              <w:t>101</w:t>
-            </w:r>
-          </w:p>
-        </w:tc>
-        <w:tc>
-          <w:tcPr>
-            <w:tcW w:w="1896" w:type="dxa"/>
-          </w:tcPr>
-          <w:p>
-            <w:pPr>
-              <w:pStyle w:val="a2"/>
-            </w:pPr>
-            <w:r>
-              <w:t>01.04.2026 0:00</w:t>
+              <w:t>600.00</w:t>
             </w:r>
           </w:p>
         </w:tc>
@@ -15378,7 +12393,7 @@
               <w:pStyle w:val="a2"/>
             </w:pPr>
             <w:r>
-              <w:t>05.04.2026</w:t>
+              <w:t>card</w:t>
             </w:r>
           </w:p>
         </w:tc>
@@ -15391,7 +12406,7 @@
               <w:pStyle w:val="a2"/>
             </w:pPr>
             <w:r>
-              <w:t>150.00</w:t>
+              <w:t>05.04.2026 11:00</w:t>
             </w:r>
           </w:p>
         </w:tc>
@@ -15409,6 +12424,19 @@
               <w:pStyle w:val="a2"/>
             </w:pPr>
             <w:r>
+              <w:t>9002</w:t>
+            </w:r>
+          </w:p>
+        </w:tc>
+        <w:tc>
+          <w:tcPr>
+            <w:tcW w:w="1896" w:type="dxa"/>
+          </w:tcPr>
+          <w:p>
+            <w:pPr>
+              <w:pStyle w:val="a2"/>
+            </w:pPr>
+            <w:r>
               <w:t>5002</w:t>
             </w:r>
           </w:p>
@@ -15422,20 +12450,7 @@
               <w:pStyle w:val="a2"/>
             </w:pPr>
             <w:r>
-              <w:t>102</w:t>
-            </w:r>
-          </w:p>
-        </w:tc>
-        <w:tc>
-          <w:tcPr>
-            <w:tcW w:w="1896" w:type="dxa"/>
-          </w:tcPr>
-          <w:p>
-            <w:pPr>
-              <w:pStyle w:val="a2"/>
-            </w:pPr>
-            <w:r>
-              <w:t>10.04.2026 0:00</w:t>
+              <w:t>360.00</w:t>
             </w:r>
           </w:p>
         </w:tc>
@@ -15448,7 +12463,7 @@
               <w:pStyle w:val="a2"/>
             </w:pPr>
             <w:r>
-              <w:t>12.04.2026</w:t>
+              <w:t>cash</w:t>
             </w:r>
           </w:p>
         </w:tc>
@@ -15461,1059 +12476,122 @@
               <w:pStyle w:val="a2"/>
             </w:pPr>
             <w:r>
-              <w:t>180.00</w:t>
+              <w:t>12.04.2026 10:30</w:t>
             </w:r>
           </w:p>
         </w:tc>
       </w:tr>
     </w:tbl>
-    <w:p>
-      <w:pPr>
-        <w:pStyle w:val="a2"/>
-      </w:pPr>
-    </w:p>
     <w:p>
       <w:pPr>
         <w:pStyle w:val="a2"/>
         <w:rPr>
           <w:b/>
           <w:bCs/>
-          <w:lang/>
         </w:rPr>
       </w:pPr>
       <w:r>
         <w:rPr>
           <w:b/>
           <w:bCs/>
-          <w:lang/>
         </w:rPr>
-        <w:t>Table payments</w:t>
+        <w:t>Table: booking_status_logs</w:t>
       </w:r>
     </w:p>
     <w:p>
       <w:pPr>
         <w:pStyle w:val="a2"/>
-        <w:rPr>
-          <w:lang/>
-        </w:rPr>
       </w:pPr>
       <w:r>
         <w:rPr>
           <w:b/>
           <w:bCs/>
-          <w:lang/>
         </w:rPr>
         <w:t>Concept:</w:t>
       </w:r>
       <w:r>
-        <w:rPr>
-          <w:lang/>
-        </w:rPr>
-        <w:t xml:space="preserve"> Records the financial settlement of a booking.</w:t>
+        <w:t xml:space="preserve"> This table represents the chronological audit trail of a reservation’s lifecycle. It records every transition in state—from the initial "confirmed" status to "checked_in," "checked_out," or "cancelled."</w:t>
       </w:r>
     </w:p>
     <w:p>
       <w:pPr>
         <w:pStyle w:val="a2"/>
-        <w:rPr>
-          <w:lang/>
-        </w:rPr>
       </w:pPr>
       <w:r>
         <w:rPr>
           <w:b/>
           <w:bCs/>
-          <w:lang/>
         </w:rPr>
         <w:t>Reason for separation:</w:t>
       </w:r>
       <w:r>
-        <w:rPr>
-          <w:lang/>
-        </w:rPr>
-        <w:t xml:space="preserve"> Separation allows for flexible payment scenarios, such as a guest paying in multiple installments or using different methods (cash and card).</w:t>
+        <w:t xml:space="preserve"> This information must be stored separately to maintain an immutable history of events. If we simply kept a "status" column in the bookings table, we would overwrite the previous state every time a guest moved through the hotel’s workflow. Separation allows us to see exactly when a status changed and which staff member was responsible.</w:t>
       </w:r>
     </w:p>
     <w:p>
       <w:pPr>
         <w:pStyle w:val="a2"/>
-        <w:rPr>
-          <w:lang/>
-        </w:rPr>
       </w:pPr>
       <w:r>
         <w:rPr>
           <w:b/>
           <w:bCs/>
-          <w:lang/>
         </w:rPr>
         <w:t>Normalization (3NF):</w:t>
       </w:r>
       <w:r>
-        <w:rPr>
-          <w:lang/>
-        </w:rPr>
         <w:t xml:space="preserve"> This table is in </w:t>
       </w:r>
       <w:r>
         <w:rPr>
           <w:b/>
           <w:bCs/>
-          <w:lang/>
         </w:rPr>
         <w:t>3NF</w:t>
       </w:r>
       <w:r>
-        <w:rPr>
-          <w:lang/>
-        </w:rPr>
-        <w:t>. All payment details depend solely on the payment_id.</w:t>
+        <w:t>. Every log entry is a unique event where the status, timestamp, and responsible employee depend solely on the log_id.</w:t>
       </w:r>
     </w:p>
     <w:p>
       <w:pPr>
         <w:pStyle w:val="a2"/>
-        <w:rPr>
-          <w:lang/>
-        </w:rPr>
       </w:pPr>
       <w:r>
         <w:rPr>
           <w:b/>
           <w:bCs/>
-          <w:lang/>
         </w:rPr>
-        <w:t>Foreign keys (FK):</w:t>
-      </w:r>
-      <w:r>
-        <w:rPr>
-          <w:lang/>
-        </w:rPr>
-        <w:t xml:space="preserve"> booking_id (references bookings). ON DELETE RESTRICT ensures we cannot delete a booking that has already been paid for.</w:t>
+        <w:t>Dependencies:</w:t>
+      </w:r>
+      <w:r>
+        <w:t xml:space="preserve"> All attributes depend only on the primary key. We eliminated transitive dependencies by using an employee_id foreign key; storing the employee's name here would have created a dependency on the employee's ID rather than the log itself.</w:t>
       </w:r>
     </w:p>
     <w:p>
       <w:pPr>
         <w:pStyle w:val="a2"/>
-        <w:rPr>
-          <w:lang/>
-        </w:rPr>
-      </w:pPr>
-    </w:p>
-    <w:tbl>
-      <w:tblPr>
-        <w:tblW w:w="0" w:type="auto"/>
-        <w:tblInd w:w="-108" w:type="dxa"/>
-        <w:tblBorders>
-          <w:top w:val="single" w:sz="4" w:space="0" w:color="76CDD8"/>
-          <w:left w:val="single" w:sz="4" w:space="0" w:color="76CDD8"/>
-          <w:bottom w:val="single" w:sz="4" w:space="0" w:color="76CDD8"/>
-          <w:right w:val="single" w:sz="4" w:space="0" w:color="76CDD8"/>
-          <w:insideH w:val="single" w:sz="4" w:space="0" w:color="76CDD8"/>
-          <w:insideV w:val="single" w:sz="4" w:space="0" w:color="76CDD8"/>
-        </w:tblBorders>
-        <w:tblLayout w:type="fixed"/>
-        <w:tblLook w:val="0000" w:firstRow="0" w:lastRow="0" w:firstColumn="0" w:lastColumn="0" w:noHBand="0" w:noVBand="0"/>
-      </w:tblPr>
-      <w:tblGrid>
-        <w:gridCol w:w="2302"/>
-        <w:gridCol w:w="2302"/>
-        <w:gridCol w:w="2302"/>
-        <w:gridCol w:w="2302"/>
-      </w:tblGrid>
-      <w:tr>
-        <w:trPr>
-          <w:trHeight w:val="292"/>
-        </w:trPr>
-        <w:tc>
-          <w:tcPr>
-            <w:tcW w:w="2302" w:type="dxa"/>
-            <w:shd w:val="clear" w:color="auto" w:fill="76CDD8"/>
-          </w:tcPr>
-          <w:p>
-            <w:pPr>
-              <w:pStyle w:val="a2"/>
-              <w:widowControl w:val="0"/>
-              <w:spacing w:line="360" w:lineRule="auto"/>
-              <w:jc w:val="center"/>
-              <w:rPr>
-                <w:color w:val="FFFFFF" w:themeColor="background1"/>
-                <w:sz w:val="18"/>
-                <w:szCs w:val="18"/>
-              </w:rPr>
-            </w:pPr>
-            <w:r>
-              <w:rPr>
-                <w:color w:val="FFFFFF" w:themeColor="background1"/>
-                <w:sz w:val="18"/>
-                <w:szCs w:val="18"/>
-              </w:rPr>
-              <w:t>Table Name</w:t>
-            </w:r>
-          </w:p>
-        </w:tc>
-        <w:tc>
-          <w:tcPr>
-            <w:tcW w:w="2302" w:type="dxa"/>
-            <w:shd w:val="clear" w:color="auto" w:fill="76CDD8"/>
-          </w:tcPr>
-          <w:p>
-            <w:pPr>
-              <w:pStyle w:val="a2"/>
-              <w:widowControl w:val="0"/>
-              <w:spacing w:line="360" w:lineRule="auto"/>
-              <w:jc w:val="center"/>
-              <w:rPr>
-                <w:color w:val="FFFFFF" w:themeColor="background1"/>
-                <w:sz w:val="18"/>
-                <w:szCs w:val="18"/>
-              </w:rPr>
-            </w:pPr>
-            <w:r>
-              <w:rPr>
-                <w:color w:val="FFFFFF" w:themeColor="background1"/>
-                <w:sz w:val="18"/>
-                <w:szCs w:val="18"/>
-              </w:rPr>
-              <w:t xml:space="preserve">Field name </w:t>
-            </w:r>
-          </w:p>
-        </w:tc>
-        <w:tc>
-          <w:tcPr>
-            <w:tcW w:w="2302" w:type="dxa"/>
-            <w:shd w:val="clear" w:color="auto" w:fill="76CDD8"/>
-          </w:tcPr>
-          <w:p>
-            <w:pPr>
-              <w:pStyle w:val="a2"/>
-              <w:widowControl w:val="0"/>
-              <w:spacing w:line="360" w:lineRule="auto"/>
-              <w:jc w:val="center"/>
-              <w:rPr>
-                <w:color w:val="FFFFFF" w:themeColor="background1"/>
-                <w:sz w:val="18"/>
-                <w:szCs w:val="18"/>
-              </w:rPr>
-            </w:pPr>
-            <w:r>
-              <w:rPr>
-                <w:color w:val="FFFFFF" w:themeColor="background1"/>
-                <w:sz w:val="18"/>
-                <w:szCs w:val="18"/>
-              </w:rPr>
-              <w:t xml:space="preserve">Field Description </w:t>
-            </w:r>
-          </w:p>
-        </w:tc>
-        <w:tc>
-          <w:tcPr>
-            <w:tcW w:w="2302" w:type="dxa"/>
-            <w:shd w:val="clear" w:color="auto" w:fill="76CDD8"/>
-          </w:tcPr>
-          <w:p>
-            <w:pPr>
-              <w:pStyle w:val="a2"/>
-              <w:widowControl w:val="0"/>
-              <w:spacing w:line="360" w:lineRule="auto"/>
-              <w:jc w:val="center"/>
-              <w:rPr>
-                <w:color w:val="FFFFFF" w:themeColor="background1"/>
-                <w:sz w:val="18"/>
-                <w:szCs w:val="18"/>
-              </w:rPr>
-            </w:pPr>
-            <w:r>
-              <w:rPr>
-                <w:color w:val="FFFFFF" w:themeColor="background1"/>
-                <w:sz w:val="18"/>
-                <w:szCs w:val="18"/>
-              </w:rPr>
-              <w:t xml:space="preserve">Data Type </w:t>
-            </w:r>
-          </w:p>
-        </w:tc>
-      </w:tr>
-      <w:tr>
-        <w:trPr>
-          <w:trHeight w:val="432"/>
-        </w:trPr>
-        <w:tc>
-          <w:tcPr>
-            <w:tcW w:w="2302" w:type="dxa"/>
-            <w:vMerge w:val="restart"/>
-          </w:tcPr>
-          <w:p>
-            <w:pPr>
-              <w:pStyle w:val="a2"/>
-            </w:pPr>
-            <w:r>
-              <w:t>payments</w:t>
-            </w:r>
-          </w:p>
-        </w:tc>
-        <w:tc>
-          <w:tcPr>
-            <w:tcW w:w="2302" w:type="dxa"/>
-          </w:tcPr>
-          <w:p>
-            <w:pPr>
-              <w:pStyle w:val="a2"/>
-            </w:pPr>
-            <w:proofErr w:type="spellStart"/>
-            <w:r>
-              <w:t>payment_id</w:t>
-            </w:r>
-            <w:proofErr w:type="spellEnd"/>
-          </w:p>
-        </w:tc>
-        <w:tc>
-          <w:tcPr>
-            <w:tcW w:w="2302" w:type="dxa"/>
-          </w:tcPr>
-          <w:p>
-            <w:pPr>
-              <w:pStyle w:val="a2"/>
-            </w:pPr>
-            <w:r>
-              <w:t>Unique transaction ID, PK</w:t>
-            </w:r>
-          </w:p>
-        </w:tc>
-        <w:tc>
-          <w:tcPr>
-            <w:tcW w:w="2302" w:type="dxa"/>
-          </w:tcPr>
-          <w:p>
-            <w:pPr>
-              <w:pStyle w:val="a2"/>
-            </w:pPr>
-            <w:r>
-              <w:t>int</w:t>
-            </w:r>
-          </w:p>
-        </w:tc>
-      </w:tr>
-      <w:tr>
-        <w:trPr>
-          <w:trHeight w:val="432"/>
-        </w:trPr>
-        <w:tc>
-          <w:tcPr>
-            <w:tcW w:w="2302" w:type="dxa"/>
-            <w:vMerge/>
-          </w:tcPr>
-          <w:p>
-            <w:pPr>
-              <w:pStyle w:val="a2"/>
-            </w:pPr>
-          </w:p>
-        </w:tc>
-        <w:tc>
-          <w:tcPr>
-            <w:tcW w:w="2302" w:type="dxa"/>
-          </w:tcPr>
-          <w:p>
-            <w:pPr>
-              <w:pStyle w:val="a2"/>
-            </w:pPr>
-            <w:proofErr w:type="spellStart"/>
-            <w:r>
-              <w:t>booking_id</w:t>
-            </w:r>
-            <w:proofErr w:type="spellEnd"/>
-          </w:p>
-        </w:tc>
-        <w:tc>
-          <w:tcPr>
-            <w:tcW w:w="2302" w:type="dxa"/>
-          </w:tcPr>
-          <w:p>
-            <w:pPr>
-              <w:pStyle w:val="a2"/>
-            </w:pPr>
-            <w:r>
-              <w:t>The booking being paid for, FK</w:t>
-            </w:r>
-          </w:p>
-        </w:tc>
-        <w:tc>
-          <w:tcPr>
-            <w:tcW w:w="2302" w:type="dxa"/>
-          </w:tcPr>
-          <w:p>
-            <w:pPr>
-              <w:pStyle w:val="a2"/>
-            </w:pPr>
-            <w:r>
-              <w:t>int</w:t>
-            </w:r>
-          </w:p>
-        </w:tc>
-      </w:tr>
-      <w:tr>
-        <w:trPr>
-          <w:trHeight w:val="432"/>
-        </w:trPr>
-        <w:tc>
-          <w:tcPr>
-            <w:tcW w:w="2302" w:type="dxa"/>
-            <w:vMerge/>
-          </w:tcPr>
-          <w:p>
-            <w:pPr>
-              <w:pStyle w:val="a2"/>
-            </w:pPr>
-          </w:p>
-        </w:tc>
-        <w:tc>
-          <w:tcPr>
-            <w:tcW w:w="2302" w:type="dxa"/>
-          </w:tcPr>
-          <w:p>
-            <w:pPr>
-              <w:pStyle w:val="a2"/>
-            </w:pPr>
-            <w:r>
-              <w:t>amount</w:t>
-            </w:r>
-          </w:p>
-        </w:tc>
-        <w:tc>
-          <w:tcPr>
-            <w:tcW w:w="2302" w:type="dxa"/>
-          </w:tcPr>
-          <w:p>
-            <w:pPr>
-              <w:pStyle w:val="a2"/>
-            </w:pPr>
-            <w:r>
-              <w:t>Total money received</w:t>
-            </w:r>
-          </w:p>
-        </w:tc>
-        <w:tc>
-          <w:tcPr>
-            <w:tcW w:w="2302" w:type="dxa"/>
-          </w:tcPr>
-          <w:p>
-            <w:pPr>
-              <w:pStyle w:val="a2"/>
-            </w:pPr>
-            <w:proofErr w:type="gramStart"/>
-            <w:r>
-              <w:t>decimal(</w:t>
-            </w:r>
-            <w:proofErr w:type="gramEnd"/>
-            <w:r>
-              <w:t>8,2)</w:t>
-            </w:r>
-          </w:p>
-        </w:tc>
-      </w:tr>
-      <w:tr>
-        <w:trPr>
-          <w:trHeight w:val="432"/>
-        </w:trPr>
-        <w:tc>
-          <w:tcPr>
-            <w:tcW w:w="2302" w:type="dxa"/>
-            <w:vMerge/>
-          </w:tcPr>
-          <w:p>
-            <w:pPr>
-              <w:pStyle w:val="a2"/>
-            </w:pPr>
-          </w:p>
-        </w:tc>
-        <w:tc>
-          <w:tcPr>
-            <w:tcW w:w="2302" w:type="dxa"/>
-          </w:tcPr>
-          <w:p>
-            <w:pPr>
-              <w:pStyle w:val="a2"/>
-            </w:pPr>
-            <w:proofErr w:type="spellStart"/>
-            <w:r>
-              <w:t>payment_method</w:t>
-            </w:r>
-            <w:proofErr w:type="spellEnd"/>
-          </w:p>
-        </w:tc>
-        <w:tc>
-          <w:tcPr>
-            <w:tcW w:w="2302" w:type="dxa"/>
-          </w:tcPr>
-          <w:p>
-            <w:pPr>
-              <w:pStyle w:val="a2"/>
-            </w:pPr>
-            <w:r>
-              <w:t>Method used</w:t>
-            </w:r>
-            <w:r>
-              <w:t>,</w:t>
-            </w:r>
-          </w:p>
-          <w:p>
-            <w:pPr>
-              <w:pStyle w:val="a2"/>
-            </w:pPr>
-            <w:proofErr w:type="gramStart"/>
-            <w:r>
-              <w:t>values(</w:t>
-            </w:r>
-            <w:proofErr w:type="gramEnd"/>
-            <w:r>
-              <w:t>'cash', 'card')</w:t>
-            </w:r>
-          </w:p>
-        </w:tc>
-        <w:tc>
-          <w:tcPr>
-            <w:tcW w:w="2302" w:type="dxa"/>
-          </w:tcPr>
-          <w:p>
-            <w:pPr>
-              <w:pStyle w:val="a2"/>
-            </w:pPr>
-            <w:proofErr w:type="spellStart"/>
-            <w:r>
-              <w:t>enum</w:t>
-            </w:r>
-            <w:proofErr w:type="spellEnd"/>
-          </w:p>
-        </w:tc>
-      </w:tr>
-      <w:tr>
-        <w:trPr>
-          <w:trHeight w:val="432"/>
-        </w:trPr>
-        <w:tc>
-          <w:tcPr>
-            <w:tcW w:w="2302" w:type="dxa"/>
-            <w:vMerge/>
-          </w:tcPr>
-          <w:p>
-            <w:pPr>
-              <w:pStyle w:val="a2"/>
-            </w:pPr>
-          </w:p>
-        </w:tc>
-        <w:tc>
-          <w:tcPr>
-            <w:tcW w:w="2302" w:type="dxa"/>
-          </w:tcPr>
-          <w:p>
-            <w:pPr>
-              <w:pStyle w:val="a2"/>
-            </w:pPr>
-            <w:proofErr w:type="spellStart"/>
-            <w:r>
-              <w:t>payment_date</w:t>
-            </w:r>
-            <w:proofErr w:type="spellEnd"/>
-          </w:p>
-        </w:tc>
-        <w:tc>
-          <w:tcPr>
-            <w:tcW w:w="2302" w:type="dxa"/>
-          </w:tcPr>
-          <w:p>
-            <w:pPr>
-              <w:pStyle w:val="a2"/>
-            </w:pPr>
-            <w:r>
-              <w:t>When the transaction occurred</w:t>
-            </w:r>
-            <w:r>
-              <w:t xml:space="preserve">, </w:t>
-            </w:r>
-            <w:r>
-              <w:t xml:space="preserve">Default </w:t>
-            </w:r>
-            <w:proofErr w:type="spellStart"/>
-            <w:r>
-              <w:t>current_timestamp</w:t>
-            </w:r>
-            <w:proofErr w:type="spellEnd"/>
-          </w:p>
-        </w:tc>
-        <w:tc>
-          <w:tcPr>
-            <w:tcW w:w="2302" w:type="dxa"/>
-          </w:tcPr>
-          <w:p>
-            <w:pPr>
-              <w:pStyle w:val="a2"/>
-            </w:pPr>
-            <w:r>
-              <w:t>timestamp</w:t>
-            </w:r>
-          </w:p>
-        </w:tc>
-      </w:tr>
-    </w:tbl>
-    <w:p>
-      <w:pPr>
-        <w:pStyle w:val="a2"/>
-      </w:pPr>
-    </w:p>
-    <w:p>
-      <w:pPr>
-        <w:pStyle w:val="a2"/>
-      </w:pPr>
-      <w:r>
-        <w:t>Example with data (2-3 rows)</w:t>
-      </w:r>
-    </w:p>
-    <w:tbl>
-      <w:tblPr>
-        <w:tblW w:w="9569" w:type="dxa"/>
-        <w:tblInd w:w="-108" w:type="dxa"/>
-        <w:tblBorders>
-          <w:top w:val="single" w:sz="4" w:space="0" w:color="76CDD8"/>
-          <w:left w:val="single" w:sz="4" w:space="0" w:color="76CDD8"/>
-          <w:bottom w:val="single" w:sz="4" w:space="0" w:color="76CDD8"/>
-          <w:right w:val="single" w:sz="4" w:space="0" w:color="76CDD8"/>
-          <w:insideH w:val="single" w:sz="4" w:space="0" w:color="76CDD8"/>
-          <w:insideV w:val="single" w:sz="4" w:space="0" w:color="76CDD8"/>
-        </w:tblBorders>
-        <w:tblLayout w:type="fixed"/>
-        <w:tblLook w:val="0000" w:firstRow="0" w:lastRow="0" w:firstColumn="0" w:lastColumn="0" w:noHBand="0" w:noVBand="0"/>
-      </w:tblPr>
-      <w:tblGrid>
-        <w:gridCol w:w="1919"/>
-        <w:gridCol w:w="1896"/>
-        <w:gridCol w:w="1896"/>
-        <w:gridCol w:w="1929"/>
-        <w:gridCol w:w="1929"/>
-      </w:tblGrid>
-      <w:tr>
-        <w:trPr>
-          <w:trHeight w:val="292"/>
-        </w:trPr>
-        <w:tc>
-          <w:tcPr>
-            <w:tcW w:w="1919" w:type="dxa"/>
-            <w:shd w:val="clear" w:color="auto" w:fill="76CDD8"/>
-          </w:tcPr>
-          <w:p>
-            <w:pPr>
-              <w:pStyle w:val="a2"/>
-              <w:widowControl w:val="0"/>
-              <w:spacing w:line="360" w:lineRule="auto"/>
-              <w:jc w:val="center"/>
-              <w:rPr>
-                <w:color w:val="FFFFFF" w:themeColor="background1"/>
-              </w:rPr>
-            </w:pPr>
-            <w:proofErr w:type="spellStart"/>
-            <w:r>
-              <w:rPr>
-                <w:color w:val="FFFFFF" w:themeColor="background1"/>
-              </w:rPr>
-              <w:t>payment_id</w:t>
-            </w:r>
-            <w:proofErr w:type="spellEnd"/>
-          </w:p>
-        </w:tc>
-        <w:tc>
-          <w:tcPr>
-            <w:tcW w:w="1896" w:type="dxa"/>
-            <w:shd w:val="clear" w:color="auto" w:fill="76CDD8"/>
-          </w:tcPr>
-          <w:p>
-            <w:pPr>
-              <w:pStyle w:val="a2"/>
-              <w:widowControl w:val="0"/>
-              <w:spacing w:line="360" w:lineRule="auto"/>
-              <w:jc w:val="center"/>
-              <w:rPr>
-                <w:color w:val="FFFFFF" w:themeColor="background1"/>
-              </w:rPr>
-            </w:pPr>
-            <w:proofErr w:type="spellStart"/>
-            <w:r>
-              <w:rPr>
-                <w:color w:val="FFFFFF" w:themeColor="background1"/>
-              </w:rPr>
-              <w:t>booking_id</w:t>
-            </w:r>
-            <w:proofErr w:type="spellEnd"/>
-          </w:p>
-        </w:tc>
-        <w:tc>
-          <w:tcPr>
-            <w:tcW w:w="1896" w:type="dxa"/>
-            <w:shd w:val="clear" w:color="auto" w:fill="76CDD8"/>
-          </w:tcPr>
-          <w:p>
-            <w:pPr>
-              <w:pStyle w:val="a2"/>
-              <w:widowControl w:val="0"/>
-              <w:spacing w:line="360" w:lineRule="auto"/>
-              <w:jc w:val="center"/>
-              <w:rPr>
-                <w:color w:val="FFFFFF" w:themeColor="background1"/>
-              </w:rPr>
-            </w:pPr>
-            <w:r>
-              <w:rPr>
-                <w:color w:val="FFFFFF" w:themeColor="background1"/>
-              </w:rPr>
-              <w:t>amount</w:t>
-            </w:r>
-          </w:p>
-        </w:tc>
-        <w:tc>
-          <w:tcPr>
-            <w:tcW w:w="1929" w:type="dxa"/>
-            <w:shd w:val="clear" w:color="auto" w:fill="76CDD8"/>
-          </w:tcPr>
-          <w:p>
-            <w:pPr>
-              <w:pStyle w:val="a2"/>
-              <w:widowControl w:val="0"/>
-              <w:spacing w:line="360" w:lineRule="auto"/>
-              <w:jc w:val="center"/>
-              <w:rPr>
-                <w:color w:val="FFFFFF" w:themeColor="background1"/>
-              </w:rPr>
-            </w:pPr>
-            <w:proofErr w:type="spellStart"/>
-            <w:r>
-              <w:rPr>
-                <w:color w:val="FFFFFF" w:themeColor="background1"/>
-              </w:rPr>
-              <w:t>payment_method</w:t>
-            </w:r>
-            <w:proofErr w:type="spellEnd"/>
-          </w:p>
-        </w:tc>
-        <w:tc>
-          <w:tcPr>
-            <w:tcW w:w="1929" w:type="dxa"/>
-            <w:shd w:val="clear" w:color="auto" w:fill="76CDD8"/>
-          </w:tcPr>
-          <w:p>
-            <w:pPr>
-              <w:pStyle w:val="a2"/>
-              <w:widowControl w:val="0"/>
-              <w:spacing w:line="360" w:lineRule="auto"/>
-              <w:jc w:val="center"/>
-              <w:rPr>
-                <w:color w:val="FFFFFF" w:themeColor="background1"/>
-              </w:rPr>
-            </w:pPr>
-            <w:proofErr w:type="spellStart"/>
-            <w:r>
-              <w:rPr>
-                <w:color w:val="FFFFFF" w:themeColor="background1"/>
-              </w:rPr>
-              <w:t>payment_date</w:t>
-            </w:r>
-            <w:proofErr w:type="spellEnd"/>
-          </w:p>
-        </w:tc>
-      </w:tr>
-      <w:tr>
-        <w:trPr>
-          <w:trHeight w:val="432"/>
-        </w:trPr>
-        <w:tc>
-          <w:tcPr>
-            <w:tcW w:w="1919" w:type="dxa"/>
-          </w:tcPr>
-          <w:p>
-            <w:pPr>
-              <w:pStyle w:val="a2"/>
-            </w:pPr>
-            <w:r>
-              <w:t>9001</w:t>
-            </w:r>
-          </w:p>
-        </w:tc>
-        <w:tc>
-          <w:tcPr>
-            <w:tcW w:w="1896" w:type="dxa"/>
-          </w:tcPr>
-          <w:p>
-            <w:pPr>
-              <w:pStyle w:val="a2"/>
-            </w:pPr>
-            <w:r>
-              <w:t>5001</w:t>
-            </w:r>
-          </w:p>
-        </w:tc>
-        <w:tc>
-          <w:tcPr>
-            <w:tcW w:w="1896" w:type="dxa"/>
-          </w:tcPr>
-          <w:p>
-            <w:pPr>
-              <w:pStyle w:val="a2"/>
-            </w:pPr>
-            <w:r>
-              <w:t>600.00</w:t>
-            </w:r>
-          </w:p>
-        </w:tc>
-        <w:tc>
-          <w:tcPr>
-            <w:tcW w:w="1929" w:type="dxa"/>
-          </w:tcPr>
-          <w:p>
-            <w:pPr>
-              <w:pStyle w:val="a2"/>
-            </w:pPr>
-            <w:r>
-              <w:t>card</w:t>
-            </w:r>
-          </w:p>
-        </w:tc>
-        <w:tc>
-          <w:tcPr>
-            <w:tcW w:w="1929" w:type="dxa"/>
-          </w:tcPr>
-          <w:p>
-            <w:pPr>
-              <w:pStyle w:val="a2"/>
-            </w:pPr>
-            <w:r>
-              <w:t>05.04.2026 11:00</w:t>
-            </w:r>
-          </w:p>
-        </w:tc>
-      </w:tr>
-      <w:tr>
-        <w:trPr>
-          <w:trHeight w:val="432"/>
-        </w:trPr>
-        <w:tc>
-          <w:tcPr>
-            <w:tcW w:w="1919" w:type="dxa"/>
-          </w:tcPr>
-          <w:p>
-            <w:pPr>
-              <w:pStyle w:val="a2"/>
-            </w:pPr>
-            <w:r>
-              <w:t>9002</w:t>
-            </w:r>
-          </w:p>
-        </w:tc>
-        <w:tc>
-          <w:tcPr>
-            <w:tcW w:w="1896" w:type="dxa"/>
-          </w:tcPr>
-          <w:p>
-            <w:pPr>
-              <w:pStyle w:val="a2"/>
-            </w:pPr>
-            <w:r>
-              <w:t>5002</w:t>
-            </w:r>
-          </w:p>
-        </w:tc>
-        <w:tc>
-          <w:tcPr>
-            <w:tcW w:w="1896" w:type="dxa"/>
-          </w:tcPr>
-          <w:p>
-            <w:pPr>
-              <w:pStyle w:val="a2"/>
-            </w:pPr>
-            <w:r>
-              <w:t>360.00</w:t>
-            </w:r>
-          </w:p>
-        </w:tc>
-        <w:tc>
-          <w:tcPr>
-            <w:tcW w:w="1929" w:type="dxa"/>
-          </w:tcPr>
-          <w:p>
-            <w:pPr>
-              <w:pStyle w:val="a2"/>
-            </w:pPr>
-            <w:r>
-              <w:t>cash</w:t>
-            </w:r>
-          </w:p>
-        </w:tc>
-        <w:tc>
-          <w:tcPr>
-            <w:tcW w:w="1929" w:type="dxa"/>
-          </w:tcPr>
-          <w:p>
-            <w:pPr>
-              <w:pStyle w:val="a2"/>
-            </w:pPr>
-            <w:r>
-              <w:t>12.04.2026 10:30</w:t>
-            </w:r>
-          </w:p>
-        </w:tc>
-      </w:tr>
-    </w:tbl>
-    <w:p>
-      <w:pPr>
-        <w:pStyle w:val="a2"/>
+      </w:pPr>
+      <w:r>
         <w:rPr>
           <w:b/>
           <w:bCs/>
-          <w:lang/>
         </w:rPr>
+        <w:lastRenderedPageBreak/>
+        <w:t>Primary key (PK):</w:t>
+      </w:r>
+      <w:r>
+        <w:t xml:space="preserve"> log_id (serial) is the surrogate primary key, providing a unique identifier for every administrative action.</w:t>
+      </w:r>
+    </w:p>
+    <w:p>
+      <w:pPr>
+        <w:pStyle w:val="a2"/>
       </w:pPr>
       <w:r>
         <w:rPr>
           <w:b/>
           <w:bCs/>
-          <w:lang/>
-        </w:rPr>
-        <w:lastRenderedPageBreak/>
-        <w:t>Table: booking_status_logs</w:t>
-      </w:r>
-    </w:p>
-    <w:p>
-      <w:pPr>
-        <w:pStyle w:val="a2"/>
-        <w:rPr>
-          <w:lang/>
-        </w:rPr>
-      </w:pPr>
-      <w:r>
-        <w:rPr>
-          <w:b/>
-          <w:bCs/>
-          <w:lang/>
-        </w:rPr>
-        <w:t>Concept:</w:t>
-      </w:r>
-      <w:r>
-        <w:rPr>
-          <w:lang/>
-        </w:rPr>
-        <w:t xml:space="preserve"> This table represents the chronological audit trail of a reservation’s lifecycle. It records every transition in state—from the initial "confirmed" status to "checked_in," "checked_out," or "cancelled."</w:t>
-      </w:r>
-    </w:p>
-    <w:p>
-      <w:pPr>
-        <w:pStyle w:val="a2"/>
-        <w:rPr>
-          <w:lang/>
-        </w:rPr>
-      </w:pPr>
-      <w:r>
-        <w:rPr>
-          <w:b/>
-          <w:bCs/>
-          <w:lang/>
-        </w:rPr>
-        <w:t>Reason for separation:</w:t>
-      </w:r>
-      <w:r>
-        <w:rPr>
-          <w:lang/>
-        </w:rPr>
-        <w:t xml:space="preserve"> This information must be stored separately to maintain an immutable history of events. If we simply kept a "status" column in the bookings table, we would overwrite the previous state every time a guest moved through the hotel’s workflow. Separation allows us to see exactly when a status changed and which staff member was responsible.</w:t>
-      </w:r>
-    </w:p>
-    <w:p>
-      <w:pPr>
-        <w:pStyle w:val="a2"/>
-        <w:rPr>
-          <w:lang/>
-        </w:rPr>
-      </w:pPr>
-      <w:r>
-        <w:rPr>
-          <w:b/>
-          <w:bCs/>
-          <w:lang/>
-        </w:rPr>
-        <w:t>Normalization (3NF):</w:t>
-      </w:r>
-      <w:r>
-        <w:rPr>
-          <w:lang/>
-        </w:rPr>
-        <w:t xml:space="preserve"> This table is in </w:t>
-      </w:r>
-      <w:r>
-        <w:rPr>
-          <w:b/>
-          <w:bCs/>
-          <w:lang/>
-        </w:rPr>
-        <w:t>3NF</w:t>
-      </w:r>
-      <w:r>
-        <w:rPr>
-          <w:lang/>
-        </w:rPr>
-        <w:t>. Every log entry is a unique event where the status, timestamp, and responsible employee depend solely on the log_id.</w:t>
-      </w:r>
-    </w:p>
-    <w:p>
-      <w:pPr>
-        <w:pStyle w:val="a2"/>
-        <w:rPr>
-          <w:lang/>
-        </w:rPr>
-      </w:pPr>
-      <w:r>
-        <w:rPr>
-          <w:b/>
-          <w:bCs/>
-          <w:lang/>
-        </w:rPr>
-        <w:t>Dependencies:</w:t>
-      </w:r>
-      <w:r>
-        <w:rPr>
-          <w:lang/>
-        </w:rPr>
-        <w:t xml:space="preserve"> All attributes depend only on the primary key. We eliminated transitive dependencies by using an employee_id foreign key; storing the employee's name here would have created a dependency on the employee's ID rather than the log itself.</w:t>
-      </w:r>
-    </w:p>
-    <w:p>
-      <w:pPr>
-        <w:pStyle w:val="a2"/>
-        <w:rPr>
-          <w:lang/>
-        </w:rPr>
-      </w:pPr>
-      <w:r>
-        <w:rPr>
-          <w:b/>
-          <w:bCs/>
-          <w:lang/>
-        </w:rPr>
-        <w:t>Primary key (PK):</w:t>
-      </w:r>
-      <w:r>
-        <w:rPr>
-          <w:lang/>
-        </w:rPr>
-        <w:t xml:space="preserve"> log_id (serial) is the surrogate primary key, providing a unique identifier for every administrative action.</w:t>
-      </w:r>
-    </w:p>
-    <w:p>
-      <w:pPr>
-        <w:pStyle w:val="a2"/>
-        <w:rPr>
-          <w:lang/>
-        </w:rPr>
-      </w:pPr>
-      <w:r>
-        <w:rPr>
-          <w:b/>
-          <w:bCs/>
-          <w:lang/>
         </w:rPr>
         <w:t>Foreign keys (FK):</w:t>
       </w:r>
@@ -16525,14 +12603,8 @@
           <w:ilvl w:val="0"/>
           <w:numId w:val="50"/>
         </w:numPr>
-        <w:rPr>
-          <w:lang/>
-        </w:rPr>
-      </w:pPr>
-      <w:r>
-        <w:rPr>
-          <w:lang/>
-        </w:rPr>
+      </w:pPr>
+      <w:r>
         <w:t>booking_id: References bookings. As per your schema, we use ON DELETE CASCADE so that if a reservation is deleted, its entire history is removed to keep the database clean.</w:t>
       </w:r>
     </w:p>
@@ -16543,23 +12615,14 @@
           <w:ilvl w:val="0"/>
           <w:numId w:val="50"/>
         </w:numPr>
-        <w:rPr>
-          <w:lang/>
-        </w:rPr>
-      </w:pPr>
-      <w:r>
-        <w:rPr>
-          <w:lang/>
-        </w:rPr>
+      </w:pPr>
+      <w:r>
         <w:t>employee_id: References employees. We use ON DELETE SET NULL to ensure that the audit trail of the booking remains in the system even if the staff member who performed the action is no longer employed.</w:t>
       </w:r>
     </w:p>
     <w:p>
       <w:pPr>
         <w:pStyle w:val="a2"/>
-        <w:rPr>
-          <w:lang/>
-        </w:rPr>
       </w:pPr>
     </w:p>
     <w:tbl>
@@ -23819,6 +19882,7 @@
   <w:style w:type="character" w:default="1" w:styleId="a3">
     <w:name w:val="Default Paragraph Font"/>
     <w:uiPriority w:val="1"/>
+    <w:semiHidden/>
     <w:unhideWhenUsed/>
   </w:style>
   <w:style w:type="table" w:default="1" w:styleId="a4">
